--- a/public/resume-c2c.docx
+++ b/public/resume-c2c.docx
@@ -178,7 +178,7 @@
           <w:sz w:val="22"/>
           <w:szCs w:val="22"/>
         </w:rPr>
-        <w:t xml:space="preserve">Client: Mad Mobile</w:t>
+        <w:t xml:space="preserve">Client: Restaurant technology platform</w:t>
       </w:r>
     </w:p>
     <w:p>

--- a/public/resume-c2c.docx
+++ b/public/resume-c2c.docx
@@ -178,7 +178,7 @@
           <w:sz w:val="22"/>
           <w:szCs w:val="22"/>
         </w:rPr>
-        <w:t xml:space="preserve">Client: Restaurant technology platform</w:t>
+        <w:t xml:space="preserve">Client: Mad Mobile</w:t>
       </w:r>
     </w:p>
     <w:p>

--- a/public/resume-c2c.docx
+++ b/public/resume-c2c.docx
@@ -191,7 +191,7 @@
           <w:sz w:val="22"/>
           <w:szCs w:val="22"/>
         </w:rPr>
-        <w:t xml:space="preserve">Role: Java Full Stack Engineer  |  Duration: Nov 2025 – Present</w:t>
+        <w:t xml:space="preserve">Role: Full Stack Engineer  |  Duration: Nov 2025 – Present</w:t>
       </w:r>
     </w:p>
     <w:p>

--- a/public/resume-c2c.docx
+++ b/public/resume-c2c.docx
@@ -13,7 +13,7 @@
           <w:sz w:val="22"/>
           <w:szCs w:val="22"/>
         </w:rPr>
-        <w:t xml:space="preserve">456-961-7695</w:t>
+        <w:t xml:space="preserve"/>
       </w:r>
     </w:p>
     <w:p>
@@ -178,7 +178,7 @@
           <w:sz w:val="22"/>
           <w:szCs w:val="22"/>
         </w:rPr>
-        <w:t xml:space="preserve">Client: Mad Mobile</w:t>
+        <w:t xml:space="preserve">Client: Retail Technology Company</w:t>
       </w:r>
     </w:p>
     <w:p>
@@ -323,7 +323,7 @@
           <w:sz w:val="22"/>
           <w:szCs w:val="22"/>
         </w:rPr>
-        <w:t xml:space="preserve">Client: Corebridge Financial</w:t>
+        <w:t xml:space="preserve">Client: Financial Services Company</w:t>
       </w:r>
     </w:p>
     <w:p>
@@ -429,7 +429,7 @@
           <w:sz w:val="22"/>
           <w:szCs w:val="22"/>
         </w:rPr>
-        <w:t xml:space="preserve">Client: ConocoPhillips</w:t>
+        <w:t xml:space="preserve">Client: Energy Company</w:t>
       </w:r>
     </w:p>
     <w:p>
@@ -522,7 +522,7 @@
           <w:sz w:val="22"/>
           <w:szCs w:val="22"/>
         </w:rPr>
-        <w:t xml:space="preserve">Client: Infosys</w:t>
+        <w:t xml:space="preserve">Client: Global IT Services Company</w:t>
       </w:r>
     </w:p>
     <w:p>
@@ -602,7 +602,7 @@
           <w:sz w:val="22"/>
           <w:szCs w:val="22"/>
         </w:rPr>
-        <w:t xml:space="preserve">Client: Elder Pharmaceuticals</w:t>
+        <w:t xml:space="preserve">Client: Pharmaceutical Manufacturing Company</w:t>
       </w:r>
     </w:p>
     <w:p>

--- a/public/resume-c2c.docx
+++ b/public/resume-c2c.docx
@@ -178,7 +178,7 @@
           <w:sz w:val="22"/>
           <w:szCs w:val="22"/>
         </w:rPr>
-        <w:t xml:space="preserve">Client: Retail Technology Company</w:t>
+        <w:t xml:space="preserve">Client: Mad Mobile</w:t>
       </w:r>
     </w:p>
     <w:p>
@@ -323,7 +323,7 @@
           <w:sz w:val="22"/>
           <w:szCs w:val="22"/>
         </w:rPr>
-        <w:t xml:space="preserve">Client: Financial Services Company</w:t>
+        <w:t xml:space="preserve">Client: Corebridge Financial</w:t>
       </w:r>
     </w:p>
     <w:p>
@@ -429,7 +429,7 @@
           <w:sz w:val="22"/>
           <w:szCs w:val="22"/>
         </w:rPr>
-        <w:t xml:space="preserve">Client: Energy Company</w:t>
+        <w:t xml:space="preserve">Client: ConocoPhillips</w:t>
       </w:r>
     </w:p>
     <w:p>
@@ -522,7 +522,7 @@
           <w:sz w:val="22"/>
           <w:szCs w:val="22"/>
         </w:rPr>
-        <w:t xml:space="preserve">Client: Global IT Services Company</w:t>
+        <w:t xml:space="preserve">Client: Infosys</w:t>
       </w:r>
     </w:p>
     <w:p>
@@ -602,7 +602,7 @@
           <w:sz w:val="22"/>
           <w:szCs w:val="22"/>
         </w:rPr>
-        <w:t xml:space="preserve">Client: Pharmaceutical Manufacturing Company</w:t>
+        <w:t xml:space="preserve">Client: Elder Pharmaceuticals</w:t>
       </w:r>
     </w:p>
     <w:p>

--- a/public/resume-c2c.docx
+++ b/public/resume-c2c.docx
@@ -535,7 +535,7 @@
           <w:sz w:val="22"/>
           <w:szCs w:val="22"/>
         </w:rPr>
-        <w:t xml:space="preserve">Role: Java Full Stack Engineer  |  Duration: Jun 2021 – Jun 2022</w:t>
+        <w:t xml:space="preserve">Role: Software Engineer  |  Duration: Jun 2021 – Jun 2022</w:t>
       </w:r>
     </w:p>
     <w:p>
@@ -615,7 +615,7 @@
           <w:sz w:val="22"/>
           <w:szCs w:val="22"/>
         </w:rPr>
-        <w:t xml:space="preserve">Role: Java Full Stack Engineer  |  Duration: Jun 2019 – May 2021</w:t>
+        <w:t xml:space="preserve">Role: Associate Software Engineer  |  Duration: Jun 2019 – May 2021</w:t>
       </w:r>
     </w:p>
     <w:p>

--- a/public/resume-c2c.docx
+++ b/public/resume-c2c.docx
@@ -43,7 +43,7 @@
           <w:sz w:val="22"/>
           <w:szCs w:val="22"/>
         </w:rPr>
-        <w:t xml:space="preserve">Java Full Stack Engineer | Microservices | AWS | React</w:t>
+        <w:t xml:space="preserve">Java Full Stack Engineer | React &amp; Angular | Spring Boot | AWS Cloud</w:t>
       </w:r>
     </w:p>
     <w:p>
@@ -88,7 +88,7 @@
           <w:sz w:val="22"/>
           <w:szCs w:val="22"/>
         </w:rPr>
-        <w:t xml:space="preserve">Java Full Stack Engineer with 5+ years of experience building scalable enterprise applications. Proficient in Java, Spring Boot, Microservices, REST APIs, React, Angular, Docker, Kubernetes, and AWS. Delivered backend services, cloud-native systems, and modern web interfaces for financial services, restaurant tech, energy, and automotive sectors. AWS Certified DevOps Engineer – Professional, Solutions Architect – Associate, Terraform Associate. Strong focus on system design, API development, CI/CD, and infrastructure as code. Available for C2C, Contract, and W2 engagements.</w:t>
+        <w:t xml:space="preserve">Java Full Stack Engineer with 5+ years across the full SDLC: frontend (React, Angular, responsive UIs), backend (Java, Spring Boot, microservices, REST APIs, Spring Security, Hibernate/JPA), and cloud (AWS, Docker, Kubernetes, Terraform, CI/CD with Jenkins and Bitbucket). Delivered financial services, energy, automotive, and enterprise platforms with strong testing (JUnit, Mockito) and observability (Prometheus, Grafana). AWS Certified DevOps Engineer – Professional, Solutions Architect – Associate, HashiCorp Terraform Associate. Available for C2C, contract, and W2 engagements.</w:t>
       </w:r>
     </w:p>
     <w:p>
@@ -119,7 +119,7 @@
           <w:sz w:val="22"/>
           <w:szCs w:val="22"/>
         </w:rPr>
-        <w:t xml:space="preserve">Languages: Java, JavaScript, TypeScript | Frameworks: Spring Boot, Spring MVC, Hibernate, Angular, React | Backend: REST APIs, Microservices, JAX-RS, JDBC, Spring Security | DevOps: Jenkins, Docker, Kubernetes, Maven, Git, Bitbucket, Terraform, Ansible | Databases: Oracle, MySQL, PostgreSQL, MongoDB, Redis</w:t>
+        <w:t xml:space="preserve">Frontend: React, Angular, HTML5, CSS3, Bootstrap, responsive UI, REST client integration | Backend: Java, JavaScript, Spring Boot, Spring MVC, Hibernate, REST APIs, microservices, Spring Security (OAuth2, JWT), JDBC | Cloud &amp; DevOps: AWS (EC2, S3, RDS, Lambda, ECS, ECR), Docker, Kubernetes, Terraform, Ansible, Jenkins, Git, Bitbucket, Maven, CI/CD | Data &amp; messaging: Oracle, MySQL, PostgreSQL, MongoDB, Redis, Kafka, RabbitMQ | Quality &amp; tools: JUnit, Mockito, Selenium, Postman, JIRA, Swagger, Prometheus, Grafana</w:t>
       </w:r>
     </w:p>
     <w:p>
@@ -132,7 +132,7 @@
           <w:sz w:val="22"/>
           <w:szCs w:val="22"/>
         </w:rPr>
-        <w:t xml:space="preserve">Messaging: Kafka, RabbitMQ | Cloud: AWS (EC2, S3, RDS, Lambda, ECS, ECR) | Testing: JUnit, Mockito, Selenium, Postman | Tools: JIRA, Swagger, Prometheus, Grafana</w:t>
+        <w:t xml:space="preserve"/>
       </w:r>
     </w:p>
     <w:p>
@@ -191,111 +191,85 @@
           <w:sz w:val="22"/>
           <w:szCs w:val="22"/>
         </w:rPr>
-        <w:t xml:space="preserve">Role: Full Stack Engineer  |  Duration: Nov 2025 – Present</w:t>
-      </w:r>
-    </w:p>
-    <w:p>
-      <w:pPr>
-        <w:spacing w:after="20"/>
-      </w:pPr>
-      <w:r>
-        <w:rPr>
-          <w:rFonts w:ascii="Times New Roman" w:cs="Times New Roman" w:eastAsia="Times New Roman" w:hAnsi="Times New Roman"/>
-          <w:sz w:val="22"/>
-          <w:szCs w:val="22"/>
-        </w:rPr>
-        <w:t xml:space="preserve">• Engineered migration from legacy Spring MVC to Java 17 / Spring Boot microservices; designed modular architecture with clear service boundaries, improving deployment flexibility and reducing production incidents by 40%.</w:t>
-      </w:r>
-    </w:p>
-    <w:p>
-      <w:pPr>
-        <w:spacing w:after="20"/>
-      </w:pPr>
-      <w:r>
-        <w:rPr>
-          <w:rFonts w:ascii="Times New Roman" w:cs="Times New Roman" w:eastAsia="Times New Roman" w:hAnsi="Times New Roman"/>
-          <w:sz w:val="22"/>
-          <w:szCs w:val="22"/>
-        </w:rPr>
-        <w:t xml:space="preserve">• Built event-driven architecture using Redis for caching and RabbitMQ for async messaging; integrated Kafka for high-volume event streaming; processed 10K+ transactions daily with 99.9% uptime.</w:t>
-      </w:r>
-    </w:p>
-    <w:p>
-      <w:pPr>
-        <w:spacing w:after="20"/>
-      </w:pPr>
-      <w:r>
-        <w:rPr>
-          <w:rFonts w:ascii="Times New Roman" w:cs="Times New Roman" w:eastAsia="Times New Roman" w:hAnsi="Times New Roman"/>
-          <w:sz w:val="22"/>
-          <w:szCs w:val="22"/>
-        </w:rPr>
-        <w:t xml:space="preserve">• Designed scalable microservices supporting 500+ concurrent users; integrated Oracle and MongoDB with Spring Data JPA for high-volume applications with sub-200ms response times.</w:t>
-      </w:r>
-    </w:p>
-    <w:p>
-      <w:pPr>
-        <w:spacing w:after="20"/>
-      </w:pPr>
-      <w:r>
-        <w:rPr>
-          <w:rFonts w:ascii="Times New Roman" w:cs="Times New Roman" w:eastAsia="Times New Roman" w:hAnsi="Times New Roman"/>
-          <w:sz w:val="22"/>
-          <w:szCs w:val="22"/>
-        </w:rPr>
-        <w:t xml:space="preserve">• Implemented REST APIs secured with Spring Security and OAuth2; connected Angular 17 and React front-end with backend services via JSON/HTTP.</w:t>
-      </w:r>
-    </w:p>
-    <w:p>
-      <w:pPr>
-        <w:spacing w:after="20"/>
-      </w:pPr>
-      <w:r>
-        <w:rPr>
-          <w:rFonts w:ascii="Times New Roman" w:cs="Times New Roman" w:eastAsia="Times New Roman" w:hAnsi="Times New Roman"/>
-          <w:sz w:val="22"/>
-          <w:szCs w:val="22"/>
-        </w:rPr>
-        <w:t xml:space="preserve">• Deployed applications on AWS ECS and EC2 using Docker and Kubernetes; reduced deployment time from 2 hours to 15 minutes via Bitbucket Pipelines CI/CD.</w:t>
-      </w:r>
-    </w:p>
-    <w:p>
-      <w:pPr>
-        <w:spacing w:after="20"/>
-      </w:pPr>
-      <w:r>
-        <w:rPr>
-          <w:rFonts w:ascii="Times New Roman" w:cs="Times New Roman" w:eastAsia="Times New Roman" w:hAnsi="Times New Roman"/>
-          <w:sz w:val="22"/>
-          <w:szCs w:val="22"/>
-        </w:rPr>
-        <w:t xml:space="preserve">• Implemented production monitoring with Prometheus and Grafana; established alerting and dashboards for API latency and error rates, improving incident detection and response.</w:t>
-      </w:r>
-    </w:p>
-    <w:p>
-      <w:pPr>
-        <w:spacing w:after="20"/>
-      </w:pPr>
-      <w:r>
-        <w:rPr>
-          <w:rFonts w:ascii="Times New Roman" w:cs="Times New Roman" w:eastAsia="Times New Roman" w:hAnsi="Times New Roman"/>
-          <w:sz w:val="22"/>
-          <w:szCs w:val="22"/>
-        </w:rPr>
-        <w:t xml:space="preserve">• Implemented retry and circuit breaker patterns for dependent services; improved system resilience during transient failures and high load.</w:t>
-      </w:r>
-    </w:p>
-    <w:p>
-      <w:pPr>
-        <w:spacing w:after="20"/>
-      </w:pPr>
-      <w:r>
-        <w:rPr>
-          <w:rFonts w:ascii="Times New Roman" w:cs="Times New Roman" w:eastAsia="Times New Roman" w:hAnsi="Times New Roman"/>
-          <w:sz w:val="22"/>
-          <w:szCs w:val="22"/>
-        </w:rPr>
-        <w:t xml:space="preserve">• Achieved 95%+ test coverage with JUnit and Mockito; established integration tests for API contracts across dev, QA, and production.</w:t>
+        <w:t xml:space="preserve">Role: Java Full Stack Engineer  |  Duration: Nov 2025 – Present</w:t>
+      </w:r>
+    </w:p>
+    <w:p>
+      <w:pPr>
+        <w:spacing w:after="20"/>
+      </w:pPr>
+      <w:r>
+        <w:rPr>
+          <w:rFonts w:ascii="Times New Roman" w:cs="Times New Roman" w:eastAsia="Times New Roman" w:hAnsi="Times New Roman"/>
+          <w:sz w:val="22"/>
+          <w:szCs w:val="22"/>
+        </w:rPr>
+        <w:t xml:space="preserve">• Migrated legacy Spring MVC to Java 17 / Spring Boot microservices; modular architecture; reduced production incidents by 40%.</w:t>
+      </w:r>
+    </w:p>
+    <w:p>
+      <w:pPr>
+        <w:spacing w:after="20"/>
+      </w:pPr>
+      <w:r>
+        <w:rPr>
+          <w:rFonts w:ascii="Times New Roman" w:cs="Times New Roman" w:eastAsia="Times New Roman" w:hAnsi="Times New Roman"/>
+          <w:sz w:val="22"/>
+          <w:szCs w:val="22"/>
+        </w:rPr>
+        <w:t xml:space="preserve">• Event-driven stack: Redis, RabbitMQ, Kafka; 10K+ transactions daily, 99.9% uptime; retry and circuit breaker patterns.</w:t>
+      </w:r>
+    </w:p>
+    <w:p>
+      <w:pPr>
+        <w:spacing w:after="20"/>
+      </w:pPr>
+      <w:r>
+        <w:rPr>
+          <w:rFonts w:ascii="Times New Roman" w:cs="Times New Roman" w:eastAsia="Times New Roman" w:hAnsi="Times New Roman"/>
+          <w:sz w:val="22"/>
+          <w:szCs w:val="22"/>
+        </w:rPr>
+        <w:t xml:space="preserve">• Backend: Spring Data JPA with Oracle and MongoDB; REST APIs with sub-200ms latency for 500+ concurrent users.</w:t>
+      </w:r>
+    </w:p>
+    <w:p>
+      <w:pPr>
+        <w:spacing w:after="20"/>
+      </w:pPr>
+      <w:r>
+        <w:rPr>
+          <w:rFonts w:ascii="Times New Roman" w:cs="Times New Roman" w:eastAsia="Times New Roman" w:hAnsi="Times New Roman"/>
+          <w:sz w:val="22"/>
+          <w:szCs w:val="22"/>
+        </w:rPr>
+        <w:t xml:space="preserve">• Frontend: Angular and React integrated with Spring Security and OAuth2-secured APIs (JSON/HTTP).</w:t>
+      </w:r>
+    </w:p>
+    <w:p>
+      <w:pPr>
+        <w:spacing w:after="20"/>
+      </w:pPr>
+      <w:r>
+        <w:rPr>
+          <w:rFonts w:ascii="Times New Roman" w:cs="Times New Roman" w:eastAsia="Times New Roman" w:hAnsi="Times New Roman"/>
+          <w:sz w:val="22"/>
+          <w:szCs w:val="22"/>
+        </w:rPr>
+        <w:t xml:space="preserve">• Cloud: AWS ECS and EC2, Docker, Kubernetes; Bitbucket-driven CI/CD; deployment time from 2 hours to 15 minutes.</w:t>
+      </w:r>
+    </w:p>
+    <w:p>
+      <w:pPr>
+        <w:spacing w:after="20"/>
+      </w:pPr>
+      <w:r>
+        <w:rPr>
+          <w:rFonts w:ascii="Times New Roman" w:cs="Times New Roman" w:eastAsia="Times New Roman" w:hAnsi="Times New Roman"/>
+          <w:sz w:val="22"/>
+          <w:szCs w:val="22"/>
+        </w:rPr>
+        <w:t xml:space="preserve">• Observability: Prometheus and Grafana for API latency, errors, and capacity signals.</w:t>
       </w:r>
     </w:p>
     <w:p>
@@ -308,7 +282,7 @@
           <w:sz w:val="22"/>
           <w:szCs w:val="22"/>
         </w:rPr>
-        <w:t xml:space="preserve">• Delivered full-stack features including responsive UIs with Angular 17 and React; improved productivity using AI-powered development tools.</w:t>
+        <w:t xml:space="preserve">• Quality: JUnit and Mockito for regression and API contract coverage across environments.</w:t>
       </w:r>
     </w:p>
     <w:p>
@@ -349,59 +323,59 @@
           <w:sz w:val="22"/>
           <w:szCs w:val="22"/>
         </w:rPr>
-        <w:t xml:space="preserve">• Developed Java / Spring Boot applications for retirement, life insurance, and asset management; built REST APIs with Hibernate serving customer portals and agent dashboards.</w:t>
-      </w:r>
-    </w:p>
-    <w:p>
-      <w:pPr>
-        <w:spacing w:after="20"/>
-      </w:pPr>
-      <w:r>
-        <w:rPr>
-          <w:rFonts w:ascii="Times New Roman" w:cs="Times New Roman" w:eastAsia="Times New Roman" w:hAnsi="Times New Roman"/>
-          <w:sz w:val="22"/>
-          <w:szCs w:val="22"/>
-        </w:rPr>
-        <w:t xml:space="preserve">• Designed REST APIs for customer portals, agent dashboards, and admin systems; used Spring Data JPA and PostgreSQL with connection pooling for 200ms average response time.</w:t>
-      </w:r>
-    </w:p>
-    <w:p>
-      <w:pPr>
-        <w:spacing w:after="20"/>
-      </w:pPr>
-      <w:r>
-        <w:rPr>
-          <w:rFonts w:ascii="Times New Roman" w:cs="Times New Roman" w:eastAsia="Times New Roman" w:hAnsi="Times New Roman"/>
-          <w:sz w:val="22"/>
-          <w:szCs w:val="22"/>
-        </w:rPr>
-        <w:t xml:space="preserve">• Built interfaces using Angular and React with HTML5, CSS3, and Bootstrap; implemented client-side and server-side validation reducing data errors by 90% across financial workflows.</w:t>
-      </w:r>
-    </w:p>
-    <w:p>
-      <w:pPr>
-        <w:spacing w:after="20"/>
-      </w:pPr>
-      <w:r>
-        <w:rPr>
-          <w:rFonts w:ascii="Times New Roman" w:cs="Times New Roman" w:eastAsia="Times New Roman" w:hAnsi="Times New Roman"/>
-          <w:sz w:val="22"/>
-          <w:szCs w:val="22"/>
-        </w:rPr>
-        <w:t xml:space="preserve">• Implemented OAuth2 and JWT for authentication; integrated Redis for session caching to improve responsiveness and reduce database load during peak traffic.</w:t>
-      </w:r>
-    </w:p>
-    <w:p>
-      <w:pPr>
-        <w:spacing w:after="20"/>
-      </w:pPr>
-      <w:r>
-        <w:rPr>
-          <w:rFonts w:ascii="Times New Roman" w:cs="Times New Roman" w:eastAsia="Times New Roman" w:hAnsi="Times New Roman"/>
-          <w:sz w:val="22"/>
-          <w:szCs w:val="22"/>
-        </w:rPr>
-        <w:t xml:space="preserve">• Collaborated with DevOps on deployments using Docker and Kubernetes; utilized AWS EC2, S3, RDS, and Lambda for cloud infrastructure.</w:t>
+        <w:t xml:space="preserve">• Financial services: Java / Spring Boot for retirement, life insurance, and asset management; Hibernate-backed REST APIs for customer and agent portals.</w:t>
+      </w:r>
+    </w:p>
+    <w:p>
+      <w:pPr>
+        <w:spacing w:after="20"/>
+      </w:pPr>
+      <w:r>
+        <w:rPr>
+          <w:rFonts w:ascii="Times New Roman" w:cs="Times New Roman" w:eastAsia="Times New Roman" w:hAnsi="Times New Roman"/>
+          <w:sz w:val="22"/>
+          <w:szCs w:val="22"/>
+        </w:rPr>
+        <w:t xml:space="preserve">• Frontend: Angular and React with HTML5, CSS3, and Bootstrap; validation reduced data errors by 90%.</w:t>
+      </w:r>
+    </w:p>
+    <w:p>
+      <w:pPr>
+        <w:spacing w:after="20"/>
+      </w:pPr>
+      <w:r>
+        <w:rPr>
+          <w:rFonts w:ascii="Times New Roman" w:cs="Times New Roman" w:eastAsia="Times New Roman" w:hAnsi="Times New Roman"/>
+          <w:sz w:val="22"/>
+          <w:szCs w:val="22"/>
+        </w:rPr>
+        <w:t xml:space="preserve">• Backend performance: Spring Data JPA and PostgreSQL with pooling; ~200ms average API response time (25% improvement).</w:t>
+      </w:r>
+    </w:p>
+    <w:p>
+      <w:pPr>
+        <w:spacing w:after="20"/>
+      </w:pPr>
+      <w:r>
+        <w:rPr>
+          <w:rFonts w:ascii="Times New Roman" w:cs="Times New Roman" w:eastAsia="Times New Roman" w:hAnsi="Times New Roman"/>
+          <w:sz w:val="22"/>
+          <w:szCs w:val="22"/>
+        </w:rPr>
+        <w:t xml:space="preserve">• Security: OAuth2, JWT, Redis session caching for peak traffic.</w:t>
+      </w:r>
+    </w:p>
+    <w:p>
+      <w:pPr>
+        <w:spacing w:after="20"/>
+      </w:pPr>
+      <w:r>
+        <w:rPr>
+          <w:rFonts w:ascii="Times New Roman" w:cs="Times New Roman" w:eastAsia="Times New Roman" w:hAnsi="Times New Roman"/>
+          <w:sz w:val="22"/>
+          <w:szCs w:val="22"/>
+        </w:rPr>
+        <w:t xml:space="preserve">• Cloud: Docker, Kubernetes, AWS EC2, S3, RDS, Lambda with DevOps collaboration.</w:t>
       </w:r>
     </w:p>
     <w:p>
@@ -414,7 +388,7 @@
           <w:sz w:val="22"/>
           <w:szCs w:val="22"/>
         </w:rPr>
-        <w:t xml:space="preserve">• Partnered with QA and Product teams for requirement refinement and acceptance criteria; delivered 8+ features on schedule including policy management, claims processing, and reporting modules.</w:t>
+        <w:t xml:space="preserve">• Agile delivery with QA and Product: 8+ on-schedule features (policy management, claims, reporting).</w:t>
       </w:r>
     </w:p>
     <w:p>
@@ -455,46 +429,33 @@
           <w:sz w:val="22"/>
           <w:szCs w:val="22"/>
         </w:rPr>
-        <w:t xml:space="preserve">• Implemented server-side business logic using Java 11 and Spring Boot for portfolio calculations and asset tracking; supported 500+ users and 10K+ daily transactions with optimized SQL.</w:t>
-      </w:r>
-    </w:p>
-    <w:p>
-      <w:pPr>
-        <w:spacing w:after="20"/>
-      </w:pPr>
-      <w:r>
-        <w:rPr>
-          <w:rFonts w:ascii="Times New Roman" w:cs="Times New Roman" w:eastAsia="Times New Roman" w:hAnsi="Times New Roman"/>
-          <w:sz w:val="22"/>
-          <w:szCs w:val="22"/>
-        </w:rPr>
-        <w:t xml:space="preserve">• Developed REST APIs with Spring Boot, Spring Data JPA, and Hibernate for portfolio and asset tracking; enabled real-time exchange between React front-end and Java backend.</w:t>
-      </w:r>
-    </w:p>
-    <w:p>
-      <w:pPr>
-        <w:spacing w:after="20"/>
-      </w:pPr>
-      <w:r>
-        <w:rPr>
-          <w:rFonts w:ascii="Times New Roman" w:cs="Times New Roman" w:eastAsia="Times New Roman" w:hAnsi="Times New Roman"/>
-          <w:sz w:val="22"/>
-          <w:szCs w:val="22"/>
-        </w:rPr>
-        <w:t xml:space="preserve">• Built responsive UIs with React, HTML5, and CSS3 for field operation dashboards and asset performance portals; reduced manual reporting time by 50% through self-service analytics.</w:t>
-      </w:r>
-    </w:p>
-    <w:p>
-      <w:pPr>
-        <w:spacing w:after="20"/>
-      </w:pPr>
-      <w:r>
-        <w:rPr>
-          <w:rFonts w:ascii="Times New Roman" w:cs="Times New Roman" w:eastAsia="Times New Roman" w:hAnsi="Times New Roman"/>
-          <w:sz w:val="22"/>
-          <w:szCs w:val="22"/>
-        </w:rPr>
-        <w:t xml:space="preserve">• Integrated Oracle and MySQL; developed CI/CD pipelines with Jenkins; used Terraform for infrastructure-as-code, reducing provisioning time by 60%.</w:t>
+        <w:t xml:space="preserve">• Backend: Java 11, Spring Boot, Spring Data JPA, Hibernate for portfolio and asset tracking; 500+ users, 10K+ daily transactions.</w:t>
+      </w:r>
+    </w:p>
+    <w:p>
+      <w:pPr>
+        <w:spacing w:after="20"/>
+      </w:pPr>
+      <w:r>
+        <w:rPr>
+          <w:rFonts w:ascii="Times New Roman" w:cs="Times New Roman" w:eastAsia="Times New Roman" w:hAnsi="Times New Roman"/>
+          <w:sz w:val="22"/>
+          <w:szCs w:val="22"/>
+        </w:rPr>
+        <w:t xml:space="preserve">• Full stack: REST APIs with React UIs for field dashboards and asset portals; manual reporting time reduced by 50%.</w:t>
+      </w:r>
+    </w:p>
+    <w:p>
+      <w:pPr>
+        <w:spacing w:after="20"/>
+      </w:pPr>
+      <w:r>
+        <w:rPr>
+          <w:rFonts w:ascii="Times New Roman" w:cs="Times New Roman" w:eastAsia="Times New Roman" w:hAnsi="Times New Roman"/>
+          <w:sz w:val="22"/>
+          <w:szCs w:val="22"/>
+        </w:rPr>
+        <w:t xml:space="preserve">• Cloud &amp; CI/CD: Oracle and MySQL; Jenkins pipelines; Terraform for infrastructure as code; provisioning time reduced by 60%.</w:t>
       </w:r>
     </w:p>
     <w:p>
@@ -507,7 +468,7 @@
           <w:sz w:val="22"/>
           <w:szCs w:val="22"/>
         </w:rPr>
-        <w:t xml:space="preserve">• Built WebSocket endpoints for real-time updates; deployed containerized services on Kubernetes with health checks and auto-scaling.</w:t>
+        <w:t xml:space="preserve">• Kubernetes: containerized services, health checks, and auto-scaling; WebSocket endpoints for real-time updates.</w:t>
       </w:r>
     </w:p>
     <w:p>
@@ -535,46 +496,46 @@
           <w:sz w:val="22"/>
           <w:szCs w:val="22"/>
         </w:rPr>
-        <w:t xml:space="preserve">Role: Software Engineer  |  Duration: Jun 2021 – Jun 2022</w:t>
-      </w:r>
-    </w:p>
-    <w:p>
-      <w:pPr>
-        <w:spacing w:after="20"/>
-      </w:pPr>
-      <w:r>
-        <w:rPr>
-          <w:rFonts w:ascii="Times New Roman" w:cs="Times New Roman" w:eastAsia="Times New Roman" w:hAnsi="Times New Roman"/>
-          <w:sz w:val="22"/>
-          <w:szCs w:val="22"/>
-        </w:rPr>
-        <w:t xml:space="preserve">• Developed backend services with Java, Spring Boot, and REST APIs for vehicle manufacturing and supply chain analytics; integrated with Oracle and PostgreSQL for enterprise operational systems.</w:t>
-      </w:r>
-    </w:p>
-    <w:p>
-      <w:pPr>
-        <w:spacing w:after="20"/>
-      </w:pPr>
-      <w:r>
-        <w:rPr>
-          <w:rFonts w:ascii="Times New Roman" w:cs="Times New Roman" w:eastAsia="Times New Roman" w:hAnsi="Times New Roman"/>
-          <w:sz w:val="22"/>
-          <w:szCs w:val="22"/>
-        </w:rPr>
-        <w:t xml:space="preserve">• Designed and implemented ETL workflows integrating vehicle production data, dealer management systems, and logistics data; built backend processing for batch and near-real-time ingestion into analytics databases.</w:t>
-      </w:r>
-    </w:p>
-    <w:p>
-      <w:pPr>
-        <w:spacing w:after="20"/>
-      </w:pPr>
-      <w:r>
-        <w:rPr>
-          <w:rFonts w:ascii="Times New Roman" w:cs="Times New Roman" w:eastAsia="Times New Roman" w:hAnsi="Times New Roman"/>
-          <w:sz w:val="22"/>
-          <w:szCs w:val="22"/>
-        </w:rPr>
-        <w:t xml:space="preserve">• Optimized SQL queries for analytics dashboards; improved query performance by 30% through indexing and materialized views; reduced load times for 100+ users across reporting systems.</w:t>
+        <w:t xml:space="preserve">Role: System Engineer  |  Duration: Jun 2021 – Jun 2022</w:t>
+      </w:r>
+    </w:p>
+    <w:p>
+      <w:pPr>
+        <w:spacing w:after="20"/>
+      </w:pPr>
+      <w:r>
+        <w:rPr>
+          <w:rFonts w:ascii="Times New Roman" w:cs="Times New Roman" w:eastAsia="Times New Roman" w:hAnsi="Times New Roman"/>
+          <w:sz w:val="22"/>
+          <w:szCs w:val="22"/>
+        </w:rPr>
+        <w:t xml:space="preserve">• Backend: Java, Spring Boot, REST APIs for vehicle manufacturing and supply chain analytics; Oracle and PostgreSQL.</w:t>
+      </w:r>
+    </w:p>
+    <w:p>
+      <w:pPr>
+        <w:spacing w:after="20"/>
+      </w:pPr>
+      <w:r>
+        <w:rPr>
+          <w:rFonts w:ascii="Times New Roman" w:cs="Times New Roman" w:eastAsia="Times New Roman" w:hAnsi="Times New Roman"/>
+          <w:sz w:val="22"/>
+          <w:szCs w:val="22"/>
+        </w:rPr>
+        <w:t xml:space="preserve">• ETL and integration: production, dealer, and logistics data into analytics stores; batch and near-real-time processing.</w:t>
+      </w:r>
+    </w:p>
+    <w:p>
+      <w:pPr>
+        <w:spacing w:after="20"/>
+      </w:pPr>
+      <w:r>
+        <w:rPr>
+          <w:rFonts w:ascii="Times New Roman" w:cs="Times New Roman" w:eastAsia="Times New Roman" w:hAnsi="Times New Roman"/>
+          <w:sz w:val="22"/>
+          <w:szCs w:val="22"/>
+        </w:rPr>
+        <w:t xml:space="preserve">• SQL optimization for reporting and dashboards; query performance up 30%; faster loads for 100+ users.</w:t>
       </w:r>
     </w:p>
     <w:p>
@@ -587,7 +548,7 @@
           <w:sz w:val="22"/>
           <w:szCs w:val="22"/>
         </w:rPr>
-        <w:t xml:space="preserve">• Built REST APIs and backend integration layer for data exchange between operational systems and analytics; implemented validation logic in Java for vehicle inventory and distribution data.</w:t>
+        <w:t xml:space="preserve">• REST integration layer and validation for inventory and distribution data; Agile coordination with analysts and QA.</w:t>
       </w:r>
     </w:p>
     <w:p>
@@ -615,46 +576,33 @@
           <w:sz w:val="22"/>
           <w:szCs w:val="22"/>
         </w:rPr>
-        <w:t xml:space="preserve">Role: Associate Software Engineer  |  Duration: Jun 2019 – May 2021</w:t>
-      </w:r>
-    </w:p>
-    <w:p>
-      <w:pPr>
-        <w:spacing w:after="20"/>
-      </w:pPr>
-      <w:r>
-        <w:rPr>
-          <w:rFonts w:ascii="Times New Roman" w:cs="Times New Roman" w:eastAsia="Times New Roman" w:hAnsi="Times New Roman"/>
-          <w:sz w:val="22"/>
-          <w:szCs w:val="22"/>
-        </w:rPr>
-        <w:t xml:space="preserve">• Developed Spring Boot and Node.js backend services for production process monitoring; built REST APIs for ERP integration and data exchange with Oracle and PostgreSQL.</w:t>
-      </w:r>
-    </w:p>
-    <w:p>
-      <w:pPr>
-        <w:spacing w:after="20"/>
-      </w:pPr>
-      <w:r>
-        <w:rPr>
-          <w:rFonts w:ascii="Times New Roman" w:cs="Times New Roman" w:eastAsia="Times New Roman" w:hAnsi="Times New Roman"/>
-          <w:sz w:val="22"/>
-          <w:szCs w:val="22"/>
-        </w:rPr>
-        <w:t xml:space="preserve">• Designed ETL workflows consolidating laboratory testing, quality control, and inventory data from multiple systems; built backend integration for centralized reporting and compliance dashboards.</w:t>
-      </w:r>
-    </w:p>
-    <w:p>
-      <w:pPr>
-        <w:spacing w:after="20"/>
-      </w:pPr>
-      <w:r>
-        <w:rPr>
-          <w:rFonts w:ascii="Times New Roman" w:cs="Times New Roman" w:eastAsia="Times New Roman" w:hAnsi="Times New Roman"/>
-          <w:sz w:val="22"/>
-          <w:szCs w:val="22"/>
-        </w:rPr>
-        <w:t xml:space="preserve">• Built dashboards and reporting modules with AngularJS, React, and Bootstrap for inventory, lab results, and production metrics; reduced manual data entry by 70% through automated workflows.</w:t>
+        <w:t xml:space="preserve">Role: Associate System Engineer  |  Duration: Jun 2019 – May 2021</w:t>
+      </w:r>
+    </w:p>
+    <w:p>
+      <w:pPr>
+        <w:spacing w:after="20"/>
+      </w:pPr>
+      <w:r>
+        <w:rPr>
+          <w:rFonts w:ascii="Times New Roman" w:cs="Times New Roman" w:eastAsia="Times New Roman" w:hAnsi="Times New Roman"/>
+          <w:sz w:val="22"/>
+          <w:szCs w:val="22"/>
+        </w:rPr>
+        <w:t xml:space="preserve">• Backend: Spring Boot and Node.js for production monitoring; REST APIs for ERP integration (Oracle, PostgreSQL).</w:t>
+      </w:r>
+    </w:p>
+    <w:p>
+      <w:pPr>
+        <w:spacing w:after="20"/>
+      </w:pPr>
+      <w:r>
+        <w:rPr>
+          <w:rFonts w:ascii="Times New Roman" w:cs="Times New Roman" w:eastAsia="Times New Roman" w:hAnsi="Times New Roman"/>
+          <w:sz w:val="22"/>
+          <w:szCs w:val="22"/>
+        </w:rPr>
+        <w:t xml:space="preserve">• Frontend: AngularJS, React, and Bootstrap dashboards for inventory, lab, and production metrics; manual data entry down 70%.</w:t>
       </w:r>
     </w:p>
     <w:p>
@@ -667,7 +615,7 @@
           <w:sz w:val="22"/>
           <w:szCs w:val="22"/>
         </w:rPr>
-        <w:t xml:space="preserve">• Implemented data validation logic and SQL-based reports for pharmaceutical compliance; automated CI/CD with Jenkins, JUnit, and Maven for regulatory reporting.</w:t>
+        <w:t xml:space="preserve">• ETL for lab, QC, and inventory consolidation; SQL reporting for compliance; Jenkins, JUnit, and Maven in CI/CD.</w:t>
       </w:r>
     </w:p>
     <w:p>
@@ -914,20 +862,20 @@
           <w:sz w:val="22"/>
           <w:szCs w:val="22"/>
         </w:rPr>
-        <w:t xml:space="preserve">• Architected full-stack application with Spring Boot backend, JWT authentication, and React front-end; deployed on AWS with Docker for retirement planning and portfolio management.</w:t>
-      </w:r>
-    </w:p>
-    <w:p>
-      <w:pPr>
-        <w:spacing w:after="20"/>
-      </w:pPr>
-      <w:r>
-        <w:rPr>
-          <w:rFonts w:ascii="Times New Roman" w:cs="Times New Roman" w:eastAsia="Times New Roman" w:hAnsi="Times New Roman"/>
-          <w:sz w:val="22"/>
-          <w:szCs w:val="22"/>
-        </w:rPr>
-        <w:t xml:space="preserve">• Built REST APIs for user authentication, portfolio CRUD, and investment tracking; integrated PostgreSQL and Redis for storage and session management.</w:t>
+        <w:t xml:space="preserve">• Full stack: Spring Boot, JWT auth, React; AWS and Docker for retirement and portfolio management.</w:t>
+      </w:r>
+    </w:p>
+    <w:p>
+      <w:pPr>
+        <w:spacing w:after="20"/>
+      </w:pPr>
+      <w:r>
+        <w:rPr>
+          <w:rFonts w:ascii="Times New Roman" w:cs="Times New Roman" w:eastAsia="Times New Roman" w:hAnsi="Times New Roman"/>
+          <w:sz w:val="22"/>
+          <w:szCs w:val="22"/>
+        </w:rPr>
+        <w:t xml:space="preserve">• REST APIs for authentication and portfolio tracking; PostgreSQL and Redis.</w:t>
       </w:r>
     </w:p>
     <w:p>
@@ -940,7 +888,7 @@
           <w:sz w:val="22"/>
           <w:szCs w:val="22"/>
         </w:rPr>
-        <w:t xml:space="preserve">• Built responsive UIs with React for dashboard, portfolio view, and transaction history; supported role-based access for investors and administrators.</w:t>
+        <w:t xml:space="preserve">• React UI: dashboards, portfolio views, transaction history; role-based access.</w:t>
       </w:r>
     </w:p>
     <w:p>
@@ -968,20 +916,7 @@
           <w:sz w:val="22"/>
           <w:szCs w:val="22"/>
         </w:rPr>
-        <w:t xml:space="preserve">• Developed full-stack web application with Spring Boot, React, and MySQL for menu management, order processing, inventory tracking, and sales analytics.</w:t>
-      </w:r>
-    </w:p>
-    <w:p>
-      <w:pPr>
-        <w:spacing w:after="20"/>
-      </w:pPr>
-      <w:r>
-        <w:rPr>
-          <w:rFonts w:ascii="Times New Roman" w:cs="Times New Roman" w:eastAsia="Times New Roman" w:hAnsi="Times New Roman"/>
-          <w:sz w:val="22"/>
-          <w:szCs w:val="22"/>
-        </w:rPr>
-        <w:t xml:space="preserve">• Built REST APIs for orders, menu items, inventory, and reporting; implemented order updates and inventory synchronization across modules.</w:t>
+        <w:t xml:space="preserve">• Spring Boot, React, MySQL for menus, orders, inventory, and sales analytics.</w:t>
       </w:r>
     </w:p>
     <w:p>
@@ -994,7 +929,7 @@
           <w:sz w:val="22"/>
           <w:szCs w:val="22"/>
         </w:rPr>
-        <w:t xml:space="preserve">• Built admin dashboard with React for sales analytics, inventory alerts, and order management; reduced manual operations by 60% for restaurant staff.</w:t>
+        <w:t xml:space="preserve">• REST APIs for orders, inventory, and reporting; admin React dashboard; 60% less manual operations.</w:t>
       </w:r>
     </w:p>
     <w:p>
@@ -1022,7 +957,7 @@
           <w:sz w:val="22"/>
           <w:szCs w:val="22"/>
         </w:rPr>
-        <w:t xml:space="preserve">• Built REST API with Spring Boot, JPA, and H2; implemented authentication and role-based access control (RBAC) with JWT and Spring Security.</w:t>
+        <w:t xml:space="preserve">• Spring Boot, JPA, H2; JWT and RBAC with Spring Security.</w:t>
       </w:r>
     </w:p>
     <w:p>
@@ -1035,7 +970,7 @@
           <w:sz w:val="22"/>
           <w:szCs w:val="22"/>
         </w:rPr>
-        <w:t xml:space="preserve">• Designed endpoints for registration, login, profile management, and audit logging.</w:t>
+        <w:t xml:space="preserve">• Registration, login, profiles, audit logging endpoints.</w:t>
       </w:r>
     </w:p>
     <w:p>
@@ -1063,7 +998,7 @@
           <w:sz w:val="22"/>
           <w:szCs w:val="22"/>
         </w:rPr>
-        <w:t xml:space="preserve">• Developed full-stack system with Spring Boot and React for tracking assets, monitoring performance, and analyzing financial data.</w:t>
+        <w:t xml:space="preserve">• Spring Boot and React for assets, performance tracking, and financial analytics.</w:t>
       </w:r>
     </w:p>
     <w:p>
@@ -1076,7 +1011,7 @@
           <w:sz w:val="22"/>
           <w:szCs w:val="22"/>
         </w:rPr>
-        <w:t xml:space="preserve">• Built REST APIs for portfolio CRUD, asset allocation, and performance metrics; built front-end dashboards with charts and real-time updates.</w:t>
+        <w:t xml:space="preserve">• REST APIs for portfolio CRUD and metrics; dashboards with charts and updates.</w:t>
       </w:r>
     </w:p>
     <w:sectPr>

--- a/public/resume-c2c.docx
+++ b/public/resume-c2c.docx
@@ -204,20 +204,33 @@
           <w:sz w:val="22"/>
           <w:szCs w:val="22"/>
         </w:rPr>
-        <w:t xml:space="preserve">• Migrated legacy Spring MVC to Java 17 / Spring Boot microservices; modular architecture; reduced production incidents by 40%.</w:t>
-      </w:r>
-    </w:p>
-    <w:p>
-      <w:pPr>
-        <w:spacing w:after="20"/>
-      </w:pPr>
-      <w:r>
-        <w:rPr>
-          <w:rFonts w:ascii="Times New Roman" w:cs="Times New Roman" w:eastAsia="Times New Roman" w:hAnsi="Times New Roman"/>
-          <w:sz w:val="22"/>
-          <w:szCs w:val="22"/>
-        </w:rPr>
-        <w:t xml:space="preserve">• Event-driven stack: Redis, RabbitMQ, Kafka; 10K+ transactions daily, 99.9% uptime; retry and circuit breaker patterns.</w:t>
+        <w:t xml:space="preserve">• Migrated legacy Spring MVC to Java 17 / Spring Boot microservices; owned technical design through deployment; modular boundaries for scalability; reduced production incidents by 40%.</w:t>
+      </w:r>
+    </w:p>
+    <w:p>
+      <w:pPr>
+        <w:spacing w:after="20"/>
+      </w:pPr>
+      <w:r>
+        <w:rPr>
+          <w:rFonts w:ascii="Times New Roman" w:cs="Times New Roman" w:eastAsia="Times New Roman" w:hAnsi="Times New Roman"/>
+          <w:sz w:val="22"/>
+          <w:szCs w:val="22"/>
+        </w:rPr>
+        <w:t xml:space="preserve">• Designed microservices for high availability, maintainability, and performance across enterprise applications.</w:t>
+      </w:r>
+    </w:p>
+    <w:p>
+      <w:pPr>
+        <w:spacing w:after="20"/>
+      </w:pPr>
+      <w:r>
+        <w:rPr>
+          <w:rFonts w:ascii="Times New Roman" w:cs="Times New Roman" w:eastAsia="Times New Roman" w:hAnsi="Times New Roman"/>
+          <w:sz w:val="22"/>
+          <w:szCs w:val="22"/>
+        </w:rPr>
+        <w:t xml:space="preserve">• Event-driven stack: Redis, RabbitMQ, Kafka; 10K+ transactions daily, 99.9% uptime; retry and circuit breaker patterns for resilient integrations.</w:t>
       </w:r>
     </w:p>
     <w:p>
@@ -243,7 +256,7 @@
           <w:sz w:val="22"/>
           <w:szCs w:val="22"/>
         </w:rPr>
-        <w:t xml:space="preserve">• Frontend: Angular and React integrated with Spring Security and OAuth2-secured APIs (JSON/HTTP).</w:t>
+        <w:t xml:space="preserve">• Frontend: Angular and React integrated with Spring Security and OAuth2-secured APIs (JSON/HTTP); responsive enterprise UIs.</w:t>
       </w:r>
     </w:p>
     <w:p>
@@ -269,7 +282,20 @@
           <w:sz w:val="22"/>
           <w:szCs w:val="22"/>
         </w:rPr>
-        <w:t xml:space="preserve">• Observability: Prometheus and Grafana for API latency, errors, and capacity signals.</w:t>
+        <w:t xml:space="preserve">• CI/CD with Jenkins and Bitbucket: standardized build, scan, and deploy stages for repeatable releases to cloud environments.</w:t>
+      </w:r>
+    </w:p>
+    <w:p>
+      <w:pPr>
+        <w:spacing w:after="20"/>
+      </w:pPr>
+      <w:r>
+        <w:rPr>
+          <w:rFonts w:ascii="Times New Roman" w:cs="Times New Roman" w:eastAsia="Times New Roman" w:hAnsi="Times New Roman"/>
+          <w:sz w:val="22"/>
+          <w:szCs w:val="22"/>
+        </w:rPr>
+        <w:t xml:space="preserve">• Observability: Prometheus and Grafana for API latency, errors, and capacity signals aligned to operational KPIs.</w:t>
       </w:r>
     </w:p>
     <w:p>
@@ -282,7 +308,7 @@
           <w:sz w:val="22"/>
           <w:szCs w:val="22"/>
         </w:rPr>
-        <w:t xml:space="preserve">• Quality: JUnit and Mockito for regression and API contract coverage across environments.</w:t>
+        <w:t xml:space="preserve">• Quality: JUnit and Mockito for regression and service-level tests; release gates tied to coverage and defect trends.</w:t>
       </w:r>
     </w:p>
     <w:p>
@@ -323,59 +349,111 @@
           <w:sz w:val="22"/>
           <w:szCs w:val="22"/>
         </w:rPr>
-        <w:t xml:space="preserve">• Financial services: Java / Spring Boot for retirement, life insurance, and asset management; Hibernate-backed REST APIs for customer and agent portals.</w:t>
-      </w:r>
-    </w:p>
-    <w:p>
-      <w:pPr>
-        <w:spacing w:after="20"/>
-      </w:pPr>
-      <w:r>
-        <w:rPr>
-          <w:rFonts w:ascii="Times New Roman" w:cs="Times New Roman" w:eastAsia="Times New Roman" w:hAnsi="Times New Roman"/>
-          <w:sz w:val="22"/>
-          <w:szCs w:val="22"/>
-        </w:rPr>
-        <w:t xml:space="preserve">• Frontend: Angular and React with HTML5, CSS3, and Bootstrap; validation reduced data errors by 90%.</w:t>
-      </w:r>
-    </w:p>
-    <w:p>
-      <w:pPr>
-        <w:spacing w:after="20"/>
-      </w:pPr>
-      <w:r>
-        <w:rPr>
-          <w:rFonts w:ascii="Times New Roman" w:cs="Times New Roman" w:eastAsia="Times New Roman" w:hAnsi="Times New Roman"/>
-          <w:sz w:val="22"/>
-          <w:szCs w:val="22"/>
-        </w:rPr>
-        <w:t xml:space="preserve">• Backend performance: Spring Data JPA and PostgreSQL with pooling; ~200ms average API response time (25% improvement).</w:t>
-      </w:r>
-    </w:p>
-    <w:p>
-      <w:pPr>
-        <w:spacing w:after="20"/>
-      </w:pPr>
-      <w:r>
-        <w:rPr>
-          <w:rFonts w:ascii="Times New Roman" w:cs="Times New Roman" w:eastAsia="Times New Roman" w:hAnsi="Times New Roman"/>
-          <w:sz w:val="22"/>
-          <w:szCs w:val="22"/>
-        </w:rPr>
-        <w:t xml:space="preserve">• Security: OAuth2, JWT, Redis session caching for peak traffic.</w:t>
-      </w:r>
-    </w:p>
-    <w:p>
-      <w:pPr>
-        <w:spacing w:after="20"/>
-      </w:pPr>
-      <w:r>
-        <w:rPr>
-          <w:rFonts w:ascii="Times New Roman" w:cs="Times New Roman" w:eastAsia="Times New Roman" w:hAnsi="Times New Roman"/>
-          <w:sz w:val="22"/>
-          <w:szCs w:val="22"/>
-        </w:rPr>
-        <w:t xml:space="preserve">• Cloud: Docker, Kubernetes, AWS EC2, S3, RDS, Lambda with DevOps collaboration.</w:t>
+        <w:t xml:space="preserve">• Financial services: Java / Spring Boot for retirement, life insurance, and asset management; Hibernate-backed REST APIs for customer-facing and agent-facing portals and dashboards.</w:t>
+      </w:r>
+    </w:p>
+    <w:p>
+      <w:pPr>
+        <w:spacing w:after="20"/>
+      </w:pPr>
+      <w:r>
+        <w:rPr>
+          <w:rFonts w:ascii="Times New Roman" w:cs="Times New Roman" w:eastAsia="Times New Roman" w:hAnsi="Times New Roman"/>
+          <w:sz w:val="22"/>
+          <w:szCs w:val="22"/>
+        </w:rPr>
+        <w:t xml:space="preserve">• Frontend: Angular and React with HTML5, CSS3, and Bootstrap; client- and server-side validation; reduced data errors by 90%.</w:t>
+      </w:r>
+    </w:p>
+    <w:p>
+      <w:pPr>
+        <w:spacing w:after="20"/>
+      </w:pPr>
+      <w:r>
+        <w:rPr>
+          <w:rFonts w:ascii="Times New Roman" w:cs="Times New Roman" w:eastAsia="Times New Roman" w:hAnsi="Times New Roman"/>
+          <w:sz w:val="22"/>
+          <w:szCs w:val="22"/>
+        </w:rPr>
+        <w:t xml:space="preserve">• Backend performance: Spring Data JPA and PostgreSQL with connection pooling; improved API response time by 25% with reliable sub-200ms averages on key paths.</w:t>
+      </w:r>
+    </w:p>
+    <w:p>
+      <w:pPr>
+        <w:spacing w:after="20"/>
+      </w:pPr>
+      <w:r>
+        <w:rPr>
+          <w:rFonts w:ascii="Times New Roman" w:cs="Times New Roman" w:eastAsia="Times New Roman" w:hAnsi="Times New Roman"/>
+          <w:sz w:val="22"/>
+          <w:szCs w:val="22"/>
+        </w:rPr>
+        <w:t xml:space="preserve">• Security: OAuth2, JWT, and Redis for authentication, authorization, and session caching under peak traffic.</w:t>
+      </w:r>
+    </w:p>
+    <w:p>
+      <w:pPr>
+        <w:spacing w:after="20"/>
+      </w:pPr>
+      <w:r>
+        <w:rPr>
+          <w:rFonts w:ascii="Times New Roman" w:cs="Times New Roman" w:eastAsia="Times New Roman" w:hAnsi="Times New Roman"/>
+          <w:sz w:val="22"/>
+          <w:szCs w:val="22"/>
+        </w:rPr>
+        <w:t xml:space="preserve">• Secure coding with Spring Security: input validation and least-privilege access patterns for sensitive financial workflows.</w:t>
+      </w:r>
+    </w:p>
+    <w:p>
+      <w:pPr>
+        <w:spacing w:after="20"/>
+      </w:pPr>
+      <w:r>
+        <w:rPr>
+          <w:rFonts w:ascii="Times New Roman" w:cs="Times New Roman" w:eastAsia="Times New Roman" w:hAnsi="Times New Roman"/>
+          <w:sz w:val="22"/>
+          <w:szCs w:val="22"/>
+        </w:rPr>
+        <w:t xml:space="preserve">• Cloud: Docker, Kubernetes, AWS EC2, S3, RDS, Lambda; partnered with DevOps for release hygiene and environment parity.</w:t>
+      </w:r>
+    </w:p>
+    <w:p>
+      <w:pPr>
+        <w:spacing w:after="20"/>
+      </w:pPr>
+      <w:r>
+        <w:rPr>
+          <w:rFonts w:ascii="Times New Roman" w:cs="Times New Roman" w:eastAsia="Times New Roman" w:hAnsi="Times New Roman"/>
+          <w:sz w:val="22"/>
+          <w:szCs w:val="22"/>
+        </w:rPr>
+        <w:t xml:space="preserve">• Technical design: specifications and API contracts for policy, claims, and reporting; reviews with architecture and compliance stakeholders.</w:t>
+      </w:r>
+    </w:p>
+    <w:p>
+      <w:pPr>
+        <w:spacing w:after="20"/>
+      </w:pPr>
+      <w:r>
+        <w:rPr>
+          <w:rFonts w:ascii="Times New Roman" w:cs="Times New Roman" w:eastAsia="Times New Roman" w:hAnsi="Times New Roman"/>
+          <w:sz w:val="22"/>
+          <w:szCs w:val="22"/>
+        </w:rPr>
+        <w:t xml:space="preserve">• CI/CD improvements for predictable cloud deployments, fewer manual steps, and faster feedback from test through production.</w:t>
+      </w:r>
+    </w:p>
+    <w:p>
+      <w:pPr>
+        <w:spacing w:after="20"/>
+      </w:pPr>
+      <w:r>
+        <w:rPr>
+          <w:rFonts w:ascii="Times New Roman" w:cs="Times New Roman" w:eastAsia="Times New Roman" w:hAnsi="Times New Roman"/>
+          <w:sz w:val="22"/>
+          <w:szCs w:val="22"/>
+        </w:rPr>
+        <w:t xml:space="preserve">• Agile delivery with QA and Product: backlog refinement, acceptance criteria, demos; 8+ on-schedule features (policy management, claims, reporting).</w:t>
       </w:r>
     </w:p>
     <w:p>
@@ -388,7 +466,7 @@
           <w:sz w:val="22"/>
           <w:szCs w:val="22"/>
         </w:rPr>
-        <w:t xml:space="preserve">• Agile delivery with QA and Product: 8+ on-schedule features (policy management, claims, reporting).</w:t>
+        <w:t xml:space="preserve">• Quality: JUnit and Mockito for critical policy and claims paths to protect regressions in production.</w:t>
       </w:r>
     </w:p>
     <w:p>
@@ -429,33 +507,98 @@
           <w:sz w:val="22"/>
           <w:szCs w:val="22"/>
         </w:rPr>
-        <w:t xml:space="preserve">• Backend: Java 11, Spring Boot, Spring Data JPA, Hibernate for portfolio and asset tracking; 500+ users, 10K+ daily transactions.</w:t>
-      </w:r>
-    </w:p>
-    <w:p>
-      <w:pPr>
-        <w:spacing w:after="20"/>
-      </w:pPr>
-      <w:r>
-        <w:rPr>
-          <w:rFonts w:ascii="Times New Roman" w:cs="Times New Roman" w:eastAsia="Times New Roman" w:hAnsi="Times New Roman"/>
-          <w:sz w:val="22"/>
-          <w:szCs w:val="22"/>
-        </w:rPr>
-        <w:t xml:space="preserve">• Full stack: REST APIs with React UIs for field dashboards and asset portals; manual reporting time reduced by 50%.</w:t>
-      </w:r>
-    </w:p>
-    <w:p>
-      <w:pPr>
-        <w:spacing w:after="20"/>
-      </w:pPr>
-      <w:r>
-        <w:rPr>
-          <w:rFonts w:ascii="Times New Roman" w:cs="Times New Roman" w:eastAsia="Times New Roman" w:hAnsi="Times New Roman"/>
-          <w:sz w:val="22"/>
-          <w:szCs w:val="22"/>
-        </w:rPr>
-        <w:t xml:space="preserve">• Cloud &amp; CI/CD: Oracle and MySQL; Jenkins pipelines; Terraform for infrastructure as code; provisioning time reduced by 60%.</w:t>
+        <w:t xml:space="preserve">• Backend: Java 11, Spring Boot, Spring Data JPA, Hibernate for portfolio calculations and asset tracking; 500+ users, 10K+ daily transactions.</w:t>
+      </w:r>
+    </w:p>
+    <w:p>
+      <w:pPr>
+        <w:spacing w:after="20"/>
+      </w:pPr>
+      <w:r>
+        <w:rPr>
+          <w:rFonts w:ascii="Times New Roman" w:cs="Times New Roman" w:eastAsia="Times New Roman" w:hAnsi="Times New Roman"/>
+          <w:sz w:val="22"/>
+          <w:szCs w:val="22"/>
+        </w:rPr>
+        <w:t xml:space="preserve">• REST APIs enabling real-time exchange between React front end and Java services for operational dashboards.</w:t>
+      </w:r>
+    </w:p>
+    <w:p>
+      <w:pPr>
+        <w:spacing w:after="20"/>
+      </w:pPr>
+      <w:r>
+        <w:rPr>
+          <w:rFonts w:ascii="Times New Roman" w:cs="Times New Roman" w:eastAsia="Times New Roman" w:hAnsi="Times New Roman"/>
+          <w:sz w:val="22"/>
+          <w:szCs w:val="22"/>
+        </w:rPr>
+        <w:t xml:space="preserve">• Full stack: responsive React UIs (HTML5, CSS3) for field operation dashboards and asset performance portals; manual reporting time reduced by 50%.</w:t>
+      </w:r>
+    </w:p>
+    <w:p>
+      <w:pPr>
+        <w:spacing w:after="20"/>
+      </w:pPr>
+      <w:r>
+        <w:rPr>
+          <w:rFonts w:ascii="Times New Roman" w:cs="Times New Roman" w:eastAsia="Times New Roman" w:hAnsi="Times New Roman"/>
+          <w:sz w:val="22"/>
+          <w:szCs w:val="22"/>
+        </w:rPr>
+        <w:t xml:space="preserve">• Data layer: Oracle and MySQL integration; tuned SQL and persistence for reporting and transactional workloads.</w:t>
+      </w:r>
+    </w:p>
+    <w:p>
+      <w:pPr>
+        <w:spacing w:after="20"/>
+      </w:pPr>
+      <w:r>
+        <w:rPr>
+          <w:rFonts w:ascii="Times New Roman" w:cs="Times New Roman" w:eastAsia="Times New Roman" w:hAnsi="Times New Roman"/>
+          <w:sz w:val="22"/>
+          <w:szCs w:val="22"/>
+        </w:rPr>
+        <w:t xml:space="preserve">• CI/CD: Jenkins pipelines with automated build-test-deploy; Terraform and Ansible for infrastructure as code; provisioning time reduced by 60%.</w:t>
+      </w:r>
+    </w:p>
+    <w:p>
+      <w:pPr>
+        <w:spacing w:after="20"/>
+      </w:pPr>
+      <w:r>
+        <w:rPr>
+          <w:rFonts w:ascii="Times New Roman" w:cs="Times New Roman" w:eastAsia="Times New Roman" w:hAnsi="Times New Roman"/>
+          <w:sz w:val="22"/>
+          <w:szCs w:val="22"/>
+        </w:rPr>
+        <w:t xml:space="preserve">• Kubernetes: containerized services with health checks, readiness probes, and auto-scaling for variable load.</w:t>
+      </w:r>
+    </w:p>
+    <w:p>
+      <w:pPr>
+        <w:spacing w:after="20"/>
+      </w:pPr>
+      <w:r>
+        <w:rPr>
+          <w:rFonts w:ascii="Times New Roman" w:cs="Times New Roman" w:eastAsia="Times New Roman" w:hAnsi="Times New Roman"/>
+          <w:sz w:val="22"/>
+          <w:szCs w:val="22"/>
+        </w:rPr>
+        <w:t xml:space="preserve">• WebSocket endpoints for live operational updates alongside REST for CRUD and batch-style operations.</w:t>
+      </w:r>
+    </w:p>
+    <w:p>
+      <w:pPr>
+        <w:spacing w:after="20"/>
+      </w:pPr>
+      <w:r>
+        <w:rPr>
+          <w:rFonts w:ascii="Times New Roman" w:cs="Times New Roman" w:eastAsia="Times New Roman" w:hAnsi="Times New Roman"/>
+          <w:sz w:val="22"/>
+          <w:szCs w:val="22"/>
+        </w:rPr>
+        <w:t xml:space="preserve">• Documentation for service behavior and integration points; supported operations and cross-team onboarding.</w:t>
       </w:r>
     </w:p>
     <w:p>
@@ -468,7 +611,7 @@
           <w:sz w:val="22"/>
           <w:szCs w:val="22"/>
         </w:rPr>
-        <w:t xml:space="preserve">• Kubernetes: containerized services, health checks, and auto-scaling; WebSocket endpoints for real-time updates.</w:t>
+        <w:t xml:space="preserve">• Quality: JUnit and Mockito for core services to stabilize refactors and production releases.</w:t>
       </w:r>
     </w:p>
     <w:p>
@@ -509,33 +652,72 @@
           <w:sz w:val="22"/>
           <w:szCs w:val="22"/>
         </w:rPr>
-        <w:t xml:space="preserve">• Backend: Java, Spring Boot, REST APIs for vehicle manufacturing and supply chain analytics; Oracle and PostgreSQL.</w:t>
-      </w:r>
-    </w:p>
-    <w:p>
-      <w:pPr>
-        <w:spacing w:after="20"/>
-      </w:pPr>
-      <w:r>
-        <w:rPr>
-          <w:rFonts w:ascii="Times New Roman" w:cs="Times New Roman" w:eastAsia="Times New Roman" w:hAnsi="Times New Roman"/>
-          <w:sz w:val="22"/>
-          <w:szCs w:val="22"/>
-        </w:rPr>
-        <w:t xml:space="preserve">• ETL and integration: production, dealer, and logistics data into analytics stores; batch and near-real-time processing.</w:t>
-      </w:r>
-    </w:p>
-    <w:p>
-      <w:pPr>
-        <w:spacing w:after="20"/>
-      </w:pPr>
-      <w:r>
-        <w:rPr>
-          <w:rFonts w:ascii="Times New Roman" w:cs="Times New Roman" w:eastAsia="Times New Roman" w:hAnsi="Times New Roman"/>
-          <w:sz w:val="22"/>
-          <w:szCs w:val="22"/>
-        </w:rPr>
-        <w:t xml:space="preserve">• SQL optimization for reporting and dashboards; query performance up 30%; faster loads for 100+ users.</w:t>
+        <w:t xml:space="preserve">• Backend: Java, Spring Boot, REST APIs for vehicle manufacturing and supply chain analytics; Oracle and PostgreSQL for operational and analytics data stores.</w:t>
+      </w:r>
+    </w:p>
+    <w:p>
+      <w:pPr>
+        <w:spacing w:after="20"/>
+      </w:pPr>
+      <w:r>
+        <w:rPr>
+          <w:rFonts w:ascii="Times New Roman" w:cs="Times New Roman" w:eastAsia="Times New Roman" w:hAnsi="Times New Roman"/>
+          <w:sz w:val="22"/>
+          <w:szCs w:val="22"/>
+        </w:rPr>
+        <w:t xml:space="preserve">• Designed ETL workflows integrating vehicle production, dealer management, and logistics sources; backend processing for batch and near-real-time ingestion.</w:t>
+      </w:r>
+    </w:p>
+    <w:p>
+      <w:pPr>
+        <w:spacing w:after="20"/>
+      </w:pPr>
+      <w:r>
+        <w:rPr>
+          <w:rFonts w:ascii="Times New Roman" w:cs="Times New Roman" w:eastAsia="Times New Roman" w:hAnsi="Times New Roman"/>
+          <w:sz w:val="22"/>
+          <w:szCs w:val="22"/>
+        </w:rPr>
+        <w:t xml:space="preserve">• Built integration services between operational systems and analytics/reporting consumers; validation logic in Java for inventory and distribution data.</w:t>
+      </w:r>
+    </w:p>
+    <w:p>
+      <w:pPr>
+        <w:spacing w:after="20"/>
+      </w:pPr>
+      <w:r>
+        <w:rPr>
+          <w:rFonts w:ascii="Times New Roman" w:cs="Times New Roman" w:eastAsia="Times New Roman" w:hAnsi="Times New Roman"/>
+          <w:sz w:val="22"/>
+          <w:szCs w:val="22"/>
+        </w:rPr>
+        <w:t xml:space="preserve">• SQL tuning for analytics and reporting workloads; indexing and query design; query performance up 30%; faster loads for 100+ dashboard users.</w:t>
+      </w:r>
+    </w:p>
+    <w:p>
+      <w:pPr>
+        <w:spacing w:after="20"/>
+      </w:pPr>
+      <w:r>
+        <w:rPr>
+          <w:rFonts w:ascii="Times New Roman" w:cs="Times New Roman" w:eastAsia="Times New Roman" w:hAnsi="Times New Roman"/>
+          <w:sz w:val="22"/>
+          <w:szCs w:val="22"/>
+        </w:rPr>
+        <w:t xml:space="preserve">• REST APIs as the contract layer for internal reporting and analytics consumers; consistent error handling and payload standards.</w:t>
+      </w:r>
+    </w:p>
+    <w:p>
+      <w:pPr>
+        <w:spacing w:after="20"/>
+      </w:pPr>
+      <w:r>
+        <w:rPr>
+          <w:rFonts w:ascii="Times New Roman" w:cs="Times New Roman" w:eastAsia="Times New Roman" w:hAnsi="Times New Roman"/>
+          <w:sz w:val="22"/>
+          <w:szCs w:val="22"/>
+        </w:rPr>
+        <w:t xml:space="preserve">• Partnered with analysts and QA in Agile squads: user stories, acceptance criteria, and incremental releases.</w:t>
       </w:r>
     </w:p>
     <w:p>
@@ -548,7 +730,7 @@
           <w:sz w:val="22"/>
           <w:szCs w:val="22"/>
         </w:rPr>
-        <w:t xml:space="preserve">• REST integration layer and validation for inventory and distribution data; Agile coordination with analysts and QA.</w:t>
+        <w:t xml:space="preserve">• Supported traceability from source systems through ETL to reporting outputs for supply-chain visibility.</w:t>
       </w:r>
     </w:p>
     <w:p>
@@ -589,20 +771,72 @@
           <w:sz w:val="22"/>
           <w:szCs w:val="22"/>
         </w:rPr>
-        <w:t xml:space="preserve">• Backend: Spring Boot and Node.js for production monitoring; REST APIs for ERP integration (Oracle, PostgreSQL).</w:t>
-      </w:r>
-    </w:p>
-    <w:p>
-      <w:pPr>
-        <w:spacing w:after="20"/>
-      </w:pPr>
-      <w:r>
-        <w:rPr>
-          <w:rFonts w:ascii="Times New Roman" w:cs="Times New Roman" w:eastAsia="Times New Roman" w:hAnsi="Times New Roman"/>
-          <w:sz w:val="22"/>
-          <w:szCs w:val="22"/>
-        </w:rPr>
-        <w:t xml:space="preserve">• Frontend: AngularJS, React, and Bootstrap dashboards for inventory, lab, and production metrics; manual data entry down 70%.</w:t>
+        <w:t xml:space="preserve">• Backend: Spring Boot and Node.js services for production monitoring; REST APIs for ERP integration and data exchange with Oracle and PostgreSQL.</w:t>
+      </w:r>
+    </w:p>
+    <w:p>
+      <w:pPr>
+        <w:spacing w:after="20"/>
+      </w:pPr>
+      <w:r>
+        <w:rPr>
+          <w:rFonts w:ascii="Times New Roman" w:cs="Times New Roman" w:eastAsia="Times New Roman" w:hAnsi="Times New Roman"/>
+          <w:sz w:val="22"/>
+          <w:szCs w:val="22"/>
+        </w:rPr>
+        <w:t xml:space="preserve">• Frontend: AngularJS, React, and Bootstrap for inventory, laboratory, and production dashboards; manual data entry reduced by 70% via automated workflows.</w:t>
+      </w:r>
+    </w:p>
+    <w:p>
+      <w:pPr>
+        <w:spacing w:after="20"/>
+      </w:pPr>
+      <w:r>
+        <w:rPr>
+          <w:rFonts w:ascii="Times New Roman" w:cs="Times New Roman" w:eastAsia="Times New Roman" w:hAnsi="Times New Roman"/>
+          <w:sz w:val="22"/>
+          <w:szCs w:val="22"/>
+        </w:rPr>
+        <w:t xml:space="preserve">• ETL pipelines consolidating laboratory, quality control, and inventory data from multiple sources into reporting-ready models.</w:t>
+      </w:r>
+    </w:p>
+    <w:p>
+      <w:pPr>
+        <w:spacing w:after="20"/>
+      </w:pPr>
+      <w:r>
+        <w:rPr>
+          <w:rFonts w:ascii="Times New Roman" w:cs="Times New Roman" w:eastAsia="Times New Roman" w:hAnsi="Times New Roman"/>
+          <w:sz w:val="22"/>
+          <w:szCs w:val="22"/>
+        </w:rPr>
+        <w:t xml:space="preserve">• Data validation and SQL-based compliance reports aligned to pharmaceutical operational and audit expectations.</w:t>
+      </w:r>
+    </w:p>
+    <w:p>
+      <w:pPr>
+        <w:spacing w:after="20"/>
+      </w:pPr>
+      <w:r>
+        <w:rPr>
+          <w:rFonts w:ascii="Times New Roman" w:cs="Times New Roman" w:eastAsia="Times New Roman" w:hAnsi="Times New Roman"/>
+          <w:sz w:val="22"/>
+          <w:szCs w:val="22"/>
+        </w:rPr>
+        <w:t xml:space="preserve">• CI/CD: Jenkins and Maven with JUnit for automated builds and regression checks prior to releases.</w:t>
+      </w:r>
+    </w:p>
+    <w:p>
+      <w:pPr>
+        <w:spacing w:after="20"/>
+      </w:pPr>
+      <w:r>
+        <w:rPr>
+          <w:rFonts w:ascii="Times New Roman" w:cs="Times New Roman" w:eastAsia="Times New Roman" w:hAnsi="Times New Roman"/>
+          <w:sz w:val="22"/>
+          <w:szCs w:val="22"/>
+        </w:rPr>
+        <w:t xml:space="preserve">• Collaborated with operations and quality teams to refine reporting requirements and shorten feedback cycles on defects.</w:t>
       </w:r>
     </w:p>
     <w:p>
@@ -615,7 +849,7 @@
           <w:sz w:val="22"/>
           <w:szCs w:val="22"/>
         </w:rPr>
-        <w:t xml:space="preserve">• ETL for lab, QC, and inventory consolidation; SQL reporting for compliance; Jenkins, JUnit, and Maven in CI/CD.</w:t>
+        <w:t xml:space="preserve">• Audit-friendly reporting patterns and controlled data handoffs suitable for regulated manufacturing data.</w:t>
       </w:r>
     </w:p>
     <w:p>

--- a/public/resume-c2c.docx
+++ b/public/resume-c2c.docx
@@ -88,7 +88,7 @@
           <w:sz w:val="22"/>
           <w:szCs w:val="22"/>
         </w:rPr>
-        <w:t xml:space="preserve">Java Full Stack Engineer with 5+ years across the full SDLC: frontend (React, Angular, responsive UIs), backend (Java, Spring Boot, microservices, REST APIs, Spring Security, Hibernate/JPA), and cloud (AWS, Docker, Kubernetes, Terraform, CI/CD with Jenkins and Bitbucket). Delivered financial services, energy, automotive, and enterprise platforms with strong testing (JUnit, Mockito) and observability (Prometheus, Grafana). AWS Certified DevOps Engineer – Professional, Solutions Architect – Associate, HashiCorp Terraform Associate. Available for C2C, contract, and W2 engagements.</w:t>
+        <w:t xml:space="preserve">Java Full Stack Engineer with 5+ years across the full SDLC: frontend (React, Angular, responsive UIs), backend (Java, Spring Boot, microservices, REST APIs, Spring Security, Hibernate/JPA), and cloud (AWS, Docker, Kubernetes, Terraform, CI/CD with Jenkins and Bitbucket). Current work includes restaurant technology and POS-related platforms; also delivered financial services, energy, automotive, and enterprise systems with strong testing (JUnit, Mockito) and observability (Prometheus, Grafana). AWS Certified DevOps Engineer – Professional, Solutions Architect – Associate, HashiCorp Terraform Associate. Available for C2C, contract, and W2 engagements.</w:t>
       </w:r>
     </w:p>
     <w:p>
@@ -204,98 +204,98 @@
           <w:sz w:val="22"/>
           <w:szCs w:val="22"/>
         </w:rPr>
-        <w:t xml:space="preserve">• Migrated legacy Spring MVC to Java 17 / Spring Boot microservices; owned technical design through deployment; modular boundaries for scalability; reduced production incidents by 40%.</w:t>
-      </w:r>
-    </w:p>
-    <w:p>
-      <w:pPr>
-        <w:spacing w:after="20"/>
-      </w:pPr>
-      <w:r>
-        <w:rPr>
-          <w:rFonts w:ascii="Times New Roman" w:cs="Times New Roman" w:eastAsia="Times New Roman" w:hAnsi="Times New Roman"/>
-          <w:sz w:val="22"/>
-          <w:szCs w:val="22"/>
-        </w:rPr>
-        <w:t xml:space="preserve">• Designed microservices for high availability, maintainability, and performance across enterprise applications.</w:t>
-      </w:r>
-    </w:p>
-    <w:p>
-      <w:pPr>
-        <w:spacing w:after="20"/>
-      </w:pPr>
-      <w:r>
-        <w:rPr>
-          <w:rFonts w:ascii="Times New Roman" w:cs="Times New Roman" w:eastAsia="Times New Roman" w:hAnsi="Times New Roman"/>
-          <w:sz w:val="22"/>
-          <w:szCs w:val="22"/>
-        </w:rPr>
-        <w:t xml:space="preserve">• Event-driven stack: Redis, RabbitMQ, Kafka; 10K+ transactions daily, 99.9% uptime; retry and circuit breaker patterns for resilient integrations.</w:t>
-      </w:r>
-    </w:p>
-    <w:p>
-      <w:pPr>
-        <w:spacing w:after="20"/>
-      </w:pPr>
-      <w:r>
-        <w:rPr>
-          <w:rFonts w:ascii="Times New Roman" w:cs="Times New Roman" w:eastAsia="Times New Roman" w:hAnsi="Times New Roman"/>
-          <w:sz w:val="22"/>
-          <w:szCs w:val="22"/>
-        </w:rPr>
-        <w:t xml:space="preserve">• Backend: Spring Data JPA with Oracle and MongoDB; REST APIs with sub-200ms latency for 500+ concurrent users.</w:t>
-      </w:r>
-    </w:p>
-    <w:p>
-      <w:pPr>
-        <w:spacing w:after="20"/>
-      </w:pPr>
-      <w:r>
-        <w:rPr>
-          <w:rFonts w:ascii="Times New Roman" w:cs="Times New Roman" w:eastAsia="Times New Roman" w:hAnsi="Times New Roman"/>
-          <w:sz w:val="22"/>
-          <w:szCs w:val="22"/>
-        </w:rPr>
-        <w:t xml:space="preserve">• Frontend: Angular and React integrated with Spring Security and OAuth2-secured APIs (JSON/HTTP); responsive enterprise UIs.</w:t>
-      </w:r>
-    </w:p>
-    <w:p>
-      <w:pPr>
-        <w:spacing w:after="20"/>
-      </w:pPr>
-      <w:r>
-        <w:rPr>
-          <w:rFonts w:ascii="Times New Roman" w:cs="Times New Roman" w:eastAsia="Times New Roman" w:hAnsi="Times New Roman"/>
-          <w:sz w:val="22"/>
-          <w:szCs w:val="22"/>
-        </w:rPr>
-        <w:t xml:space="preserve">• Cloud: AWS ECS and EC2, Docker, Kubernetes; Bitbucket-driven CI/CD; deployment time from 2 hours to 15 minutes.</w:t>
-      </w:r>
-    </w:p>
-    <w:p>
-      <w:pPr>
-        <w:spacing w:after="20"/>
-      </w:pPr>
-      <w:r>
-        <w:rPr>
-          <w:rFonts w:ascii="Times New Roman" w:cs="Times New Roman" w:eastAsia="Times New Roman" w:hAnsi="Times New Roman"/>
-          <w:sz w:val="22"/>
-          <w:szCs w:val="22"/>
-        </w:rPr>
-        <w:t xml:space="preserve">• CI/CD with Jenkins and Bitbucket: standardized build, scan, and deploy stages for repeatable releases to cloud environments.</w:t>
-      </w:r>
-    </w:p>
-    <w:p>
-      <w:pPr>
-        <w:spacing w:after="20"/>
-      </w:pPr>
-      <w:r>
-        <w:rPr>
-          <w:rFonts w:ascii="Times New Roman" w:cs="Times New Roman" w:eastAsia="Times New Roman" w:hAnsi="Times New Roman"/>
-          <w:sz w:val="22"/>
-          <w:szCs w:val="22"/>
-        </w:rPr>
-        <w:t xml:space="preserve">• Observability: Prometheus and Grafana for API latency, errors, and capacity signals aligned to operational KPIs.</w:t>
+        <w:t xml:space="preserve">• Migrated legacy Spring MVC to Java 17 / Spring Boot microservices for restaurant and POS platform features; owned technical design through deployment; reduced production incidents by 40%.</w:t>
+      </w:r>
+    </w:p>
+    <w:p>
+      <w:pPr>
+        <w:spacing w:after="20"/>
+      </w:pPr>
+      <w:r>
+        <w:rPr>
+          <w:rFonts w:ascii="Times New Roman" w:cs="Times New Roman" w:eastAsia="Times New Roman" w:hAnsi="Times New Roman"/>
+          <w:sz w:val="22"/>
+          <w:szCs w:val="22"/>
+        </w:rPr>
+        <w:t xml:space="preserve">• Designed microservices for hospitality workloads—menus, orders, store or location data, and POS-related flows—with high availability, maintainability, and performance.</w:t>
+      </w:r>
+    </w:p>
+    <w:p>
+      <w:pPr>
+        <w:spacing w:after="20"/>
+      </w:pPr>
+      <w:r>
+        <w:rPr>
+          <w:rFonts w:ascii="Times New Roman" w:cs="Times New Roman" w:eastAsia="Times New Roman" w:hAnsi="Times New Roman"/>
+          <w:sz w:val="22"/>
+          <w:szCs w:val="22"/>
+        </w:rPr>
+        <w:t xml:space="preserve">• Event-driven stack: Redis, RabbitMQ, Kafka; 10K+ transactions daily, 99.9% uptime; retry and circuit breaker patterns for order, payment, and partner integration events.</w:t>
+      </w:r>
+    </w:p>
+    <w:p>
+      <w:pPr>
+        <w:spacing w:after="20"/>
+      </w:pPr>
+      <w:r>
+        <w:rPr>
+          <w:rFonts w:ascii="Times New Roman" w:cs="Times New Roman" w:eastAsia="Times New Roman" w:hAnsi="Times New Roman"/>
+          <w:sz w:val="22"/>
+          <w:szCs w:val="22"/>
+        </w:rPr>
+        <w:t xml:space="preserve">• Backend: Spring Data JPA with Oracle and MongoDB; sub-200ms REST APIs for 500+ concurrent users on restaurant staff and guest-facing experiences.</w:t>
+      </w:r>
+    </w:p>
+    <w:p>
+      <w:pPr>
+        <w:spacing w:after="20"/>
+      </w:pPr>
+      <w:r>
+        <w:rPr>
+          <w:rFonts w:ascii="Times New Roman" w:cs="Times New Roman" w:eastAsia="Times New Roman" w:hAnsi="Times New Roman"/>
+          <w:sz w:val="22"/>
+          <w:szCs w:val="22"/>
+        </w:rPr>
+        <w:t xml:space="preserve">• Frontend: Angular and React with Spring Security and OAuth2-secured APIs (JSON/HTTP); responsive UIs for restaurant operations and digital ordering touchpoints.</w:t>
+      </w:r>
+    </w:p>
+    <w:p>
+      <w:pPr>
+        <w:spacing w:after="20"/>
+      </w:pPr>
+      <w:r>
+        <w:rPr>
+          <w:rFonts w:ascii="Times New Roman" w:cs="Times New Roman" w:eastAsia="Times New Roman" w:hAnsi="Times New Roman"/>
+          <w:sz w:val="22"/>
+          <w:szCs w:val="22"/>
+        </w:rPr>
+        <w:t xml:space="preserve">• Cloud: AWS ECS and EC2, Docker, Kubernetes; Bitbucket-driven CI/CD; deployment time from 2 hours to 15 minutes for restaurant platform releases.</w:t>
+      </w:r>
+    </w:p>
+    <w:p>
+      <w:pPr>
+        <w:spacing w:after="20"/>
+      </w:pPr>
+      <w:r>
+        <w:rPr>
+          <w:rFonts w:ascii="Times New Roman" w:cs="Times New Roman" w:eastAsia="Times New Roman" w:hAnsi="Times New Roman"/>
+          <w:sz w:val="22"/>
+          <w:szCs w:val="22"/>
+        </w:rPr>
+        <w:t xml:space="preserve">• CI/CD with Jenkins and Bitbucket: standardized build, scan, and deploy stages for repeatable delivery of hospitality services.</w:t>
+      </w:r>
+    </w:p>
+    <w:p>
+      <w:pPr>
+        <w:spacing w:after="20"/>
+      </w:pPr>
+      <w:r>
+        <w:rPr>
+          <w:rFonts w:ascii="Times New Roman" w:cs="Times New Roman" w:eastAsia="Times New Roman" w:hAnsi="Times New Roman"/>
+          <w:sz w:val="22"/>
+          <w:szCs w:val="22"/>
+        </w:rPr>
+        <w:t xml:space="preserve">• Observability: Prometheus and Grafana for API latency, errors, and capacity tied to restaurant peak traffic and operational KPIs.</w:t>
       </w:r>
     </w:p>
     <w:p>
@@ -308,7 +308,7 @@
           <w:sz w:val="22"/>
           <w:szCs w:val="22"/>
         </w:rPr>
-        <w:t xml:space="preserve">• Quality: JUnit and Mockito for regression and service-level tests; release gates tied to coverage and defect trends.</w:t>
+        <w:t xml:space="preserve">• Quality: JUnit and Mockito for regression and service-level tests on POS and restaurant-domain APIs; release gates tied to coverage and defect trends.</w:t>
       </w:r>
     </w:p>
     <w:p>

--- a/public/resume-c2c.docx
+++ b/public/resume-c2c.docx
@@ -43,7 +43,7 @@
           <w:sz w:val="22"/>
           <w:szCs w:val="22"/>
         </w:rPr>
-        <w:t xml:space="preserve">Java Full Stack Engineer | React &amp; Angular | Spring Boot | AWS Cloud</w:t>
+        <w:t xml:space="preserve">Java Full Stack Engineer | Spring Boot | React | Angular | AWS</w:t>
       </w:r>
     </w:p>
     <w:p>
@@ -88,7 +88,7 @@
           <w:sz w:val="22"/>
           <w:szCs w:val="22"/>
         </w:rPr>
-        <w:t xml:space="preserve">Java Full Stack Engineer with 5+ years across the full SDLC: frontend (React, Angular, responsive UIs), backend (Java, Spring Boot, microservices, REST APIs, Spring Security, Hibernate/JPA), and cloud (AWS, Docker, Kubernetes, Terraform, CI/CD with Jenkins and Bitbucket). Current work includes restaurant technology and POS-related platforms; also delivered financial services, energy, automotive, and enterprise systems with strong testing (JUnit, Mockito) and observability (Prometheus, Grafana). AWS Certified DevOps Engineer – Professional, Solutions Architect – Associate, HashiCorp Terraform Associate. Available for C2C, contract, and W2 engagements.</w:t>
+        <w:t xml:space="preserve">Java Full Stack Engineer with 5+ years architecting cloud-native, distributed systems for retail and restaurant technology, insurance and retirement platforms, energy operations, automotive supply chain, and regulated healthcare. Delivers Java 17/11 and Spring Boot microservices, secure REST APIs (OAuth2, JWT, RBAC), React and Angular UIs, and event-driven patterns on Kafka, RabbitMQ, and Redis. Owns CI/CD, DevSecOps-minded pipelines (Jenkins, Bitbucket), Docker, Kubernetes, and AWS; validates with JUnit and Mockito and observes with Prometheus and Grafana. AWS Certified DevOps Engineer – Professional, Solutions Architect – Associate; HashiCorp Terraform Associate. Available for C2C, contract, and W2 engagements.</w:t>
       </w:r>
     </w:p>
     <w:p>
@@ -119,7 +119,7 @@
           <w:sz w:val="22"/>
           <w:szCs w:val="22"/>
         </w:rPr>
-        <w:t xml:space="preserve">Frontend: React, Angular, HTML5, CSS3, Bootstrap, responsive UI, REST client integration | Backend: Java, JavaScript, Spring Boot, Spring MVC, Hibernate, REST APIs, microservices, Spring Security (OAuth2, JWT), JDBC | Cloud &amp; DevOps: AWS (EC2, S3, RDS, Lambda, ECS, ECR), Docker, Kubernetes, Terraform, Ansible, Jenkins, Git, Bitbucket, Maven, CI/CD | Data &amp; messaging: Oracle, MySQL, PostgreSQL, MongoDB, Redis, Kafka, RabbitMQ | Quality &amp; tools: JUnit, Mockito, Selenium, Postman, JIRA, Swagger, Prometheus, Grafana</w:t>
+        <w:t xml:space="preserve">Backend: Java, Spring Boot, microservices, REST APIs, Spring Security (OAuth2, JWT, RBAC), Hibernate/JPA | Frontend: React, Angular, HTML5, CSS3, JavaScript, Bootstrap | Cloud &amp; DevOps: AWS (EC2, S3, RDS, Lambda, ECS, ECR), Docker, Kubernetes, Jenkins, Bitbucket, CI/CD, DevSecOps, Terraform, Ansible, Maven, Git | Messaging &amp; caching: Kafka, RabbitMQ, Redis | Databases: Oracle, MySQL, PostgreSQL, MongoDB</w:t>
       </w:r>
     </w:p>
     <w:p>
@@ -132,7 +132,7 @@
           <w:sz w:val="22"/>
           <w:szCs w:val="22"/>
         </w:rPr>
-        <w:t xml:space="preserve"/>
+        <w:t xml:space="preserve">Quality &amp; monitoring: JUnit, Mockito, Selenium, Postman, Prometheus, Grafana, JIRA, Swagger</w:t>
       </w:r>
     </w:p>
     <w:p>
@@ -204,98 +204,59 @@
           <w:sz w:val="22"/>
           <w:szCs w:val="22"/>
         </w:rPr>
-        <w:t xml:space="preserve">• Migrated legacy Spring MVC to Java 17 / Spring Boot microservices for restaurant and POS platform features; owned technical design through deployment; reduced production incidents by 40%.</w:t>
-      </w:r>
-    </w:p>
-    <w:p>
-      <w:pPr>
-        <w:spacing w:after="20"/>
-      </w:pPr>
-      <w:r>
-        <w:rPr>
-          <w:rFonts w:ascii="Times New Roman" w:cs="Times New Roman" w:eastAsia="Times New Roman" w:hAnsi="Times New Roman"/>
-          <w:sz w:val="22"/>
-          <w:szCs w:val="22"/>
-        </w:rPr>
-        <w:t xml:space="preserve">• Designed microservices for hospitality workloads—menus, orders, store or location data, and POS-related flows—with high availability, maintainability, and performance.</w:t>
-      </w:r>
-    </w:p>
-    <w:p>
-      <w:pPr>
-        <w:spacing w:after="20"/>
-      </w:pPr>
-      <w:r>
-        <w:rPr>
-          <w:rFonts w:ascii="Times New Roman" w:cs="Times New Roman" w:eastAsia="Times New Roman" w:hAnsi="Times New Roman"/>
-          <w:sz w:val="22"/>
-          <w:szCs w:val="22"/>
-        </w:rPr>
-        <w:t xml:space="preserve">• Event-driven stack: Redis, RabbitMQ, Kafka; 10K+ transactions daily, 99.9% uptime; retry and circuit breaker patterns for order, payment, and partner integration events.</w:t>
-      </w:r>
-    </w:p>
-    <w:p>
-      <w:pPr>
-        <w:spacing w:after="20"/>
-      </w:pPr>
-      <w:r>
-        <w:rPr>
-          <w:rFonts w:ascii="Times New Roman" w:cs="Times New Roman" w:eastAsia="Times New Roman" w:hAnsi="Times New Roman"/>
-          <w:sz w:val="22"/>
-          <w:szCs w:val="22"/>
-        </w:rPr>
-        <w:t xml:space="preserve">• Backend: Spring Data JPA with Oracle and MongoDB; sub-200ms REST APIs for 500+ concurrent users on restaurant staff and guest-facing experiences.</w:t>
-      </w:r>
-    </w:p>
-    <w:p>
-      <w:pPr>
-        <w:spacing w:after="20"/>
-      </w:pPr>
-      <w:r>
-        <w:rPr>
-          <w:rFonts w:ascii="Times New Roman" w:cs="Times New Roman" w:eastAsia="Times New Roman" w:hAnsi="Times New Roman"/>
-          <w:sz w:val="22"/>
-          <w:szCs w:val="22"/>
-        </w:rPr>
-        <w:t xml:space="preserve">• Frontend: Angular and React with Spring Security and OAuth2-secured APIs (JSON/HTTP); responsive UIs for restaurant operations and digital ordering touchpoints.</w:t>
-      </w:r>
-    </w:p>
-    <w:p>
-      <w:pPr>
-        <w:spacing w:after="20"/>
-      </w:pPr>
-      <w:r>
-        <w:rPr>
-          <w:rFonts w:ascii="Times New Roman" w:cs="Times New Roman" w:eastAsia="Times New Roman" w:hAnsi="Times New Roman"/>
-          <w:sz w:val="22"/>
-          <w:szCs w:val="22"/>
-        </w:rPr>
-        <w:t xml:space="preserve">• Cloud: AWS ECS and EC2, Docker, Kubernetes; Bitbucket-driven CI/CD; deployment time from 2 hours to 15 minutes for restaurant platform releases.</w:t>
-      </w:r>
-    </w:p>
-    <w:p>
-      <w:pPr>
-        <w:spacing w:after="20"/>
-      </w:pPr>
-      <w:r>
-        <w:rPr>
-          <w:rFonts w:ascii="Times New Roman" w:cs="Times New Roman" w:eastAsia="Times New Roman" w:hAnsi="Times New Roman"/>
-          <w:sz w:val="22"/>
-          <w:szCs w:val="22"/>
-        </w:rPr>
-        <w:t xml:space="preserve">• CI/CD with Jenkins and Bitbucket: standardized build, scan, and deploy stages for repeatable delivery of hospitality services.</w:t>
-      </w:r>
-    </w:p>
-    <w:p>
-      <w:pPr>
-        <w:spacing w:after="20"/>
-      </w:pPr>
-      <w:r>
-        <w:rPr>
-          <w:rFonts w:ascii="Times New Roman" w:cs="Times New Roman" w:eastAsia="Times New Roman" w:hAnsi="Times New Roman"/>
-          <w:sz w:val="22"/>
-          <w:szCs w:val="22"/>
-        </w:rPr>
-        <w:t xml:space="preserve">• Observability: Prometheus and Grafana for API latency, errors, and capacity tied to restaurant peak traffic and operational KPIs.</w:t>
+        <w:t xml:space="preserve">• Spearheaded migration from legacy Spring MVC to cloud-native Java 17 and Spring Boot microservices for retail and restaurant POS and digital ordering, cutting production incidents 40% and compressing deployment lead time from 2 hours to 15 minutes.</w:t>
+      </w:r>
+    </w:p>
+    <w:p>
+      <w:pPr>
+        <w:spacing w:after="20"/>
+      </w:pPr>
+      <w:r>
+        <w:rPr>
+          <w:rFonts w:ascii="Times New Roman" w:cs="Times New Roman" w:eastAsia="Times New Roman" w:hAnsi="Times New Roman"/>
+          <w:sz w:val="22"/>
+          <w:szCs w:val="22"/>
+        </w:rPr>
+        <w:t xml:space="preserve">• Architected an event-driven, distributed integration layer with Kafka, RabbitMQ, and Redis—processing 10K+ daily transactions at 99.9% uptime using retry and circuit breaker patterns for resilient order, payment, and partner events.</w:t>
+      </w:r>
+    </w:p>
+    <w:p>
+      <w:pPr>
+        <w:spacing w:after="20"/>
+      </w:pPr>
+      <w:r>
+        <w:rPr>
+          <w:rFonts w:ascii="Times New Roman" w:cs="Times New Roman" w:eastAsia="Times New Roman" w:hAnsi="Times New Roman"/>
+          <w:sz w:val="22"/>
+          <w:szCs w:val="22"/>
+        </w:rPr>
+        <w:t xml:space="preserve">• Engineered sub-200ms REST APIs secured with OAuth2, JWT, and RBAC via Spring Security, serving 500+ concurrent restaurant staff and guest sessions through Angular and React experiences monitored with Prometheus and Grafana.</w:t>
+      </w:r>
+    </w:p>
+    <w:p>
+      <w:pPr>
+        <w:spacing w:after="20"/>
+      </w:pPr>
+      <w:r>
+        <w:rPr>
+          <w:rFonts w:ascii="Times New Roman" w:cs="Times New Roman" w:eastAsia="Times New Roman" w:hAnsi="Times New Roman"/>
+          <w:sz w:val="22"/>
+          <w:szCs w:val="22"/>
+        </w:rPr>
+        <w:t xml:space="preserve">• Delivered full-stack enhancements with HTML5, CSS3, and JavaScript on scalable Spring Boot services (Spring Data JPA, Oracle, MongoDB) for menus, orders, and location workflows, deployed on AWS (EC2, ECS) with Docker and Kubernetes for high-availability retail traffic.</w:t>
+      </w:r>
+    </w:p>
+    <w:p>
+      <w:pPr>
+        <w:spacing w:after="20"/>
+      </w:pPr>
+      <w:r>
+        <w:rPr>
+          <w:rFonts w:ascii="Times New Roman" w:cs="Times New Roman" w:eastAsia="Times New Roman" w:hAnsi="Times New Roman"/>
+          <w:sz w:val="22"/>
+          <w:szCs w:val="22"/>
+        </w:rPr>
+        <w:t xml:space="preserve">• Implemented DevSecOps-aligned CI/CD on Jenkins and Bitbucket—automated build, scan, and deploy gates—for repeatable promotion of microservices across distributed cloud-native environments.</w:t>
       </w:r>
     </w:p>
     <w:p>
@@ -308,7 +269,7 @@
           <w:sz w:val="22"/>
           <w:szCs w:val="22"/>
         </w:rPr>
-        <w:t xml:space="preserve">• Quality: JUnit and Mockito for regression and service-level tests on POS and restaurant-domain APIs; release gates tied to coverage and defect trends.</w:t>
+        <w:t xml:space="preserve">• Optimized release quality with JUnit and Mockito automation tied to defect KPIs while standardizing observability dashboards that support SLO-grade visibility for scalable restaurant commerce platforms.</w:t>
       </w:r>
     </w:p>
     <w:p>
@@ -349,111 +310,59 @@
           <w:sz w:val="22"/>
           <w:szCs w:val="22"/>
         </w:rPr>
-        <w:t xml:space="preserve">• Financial services: Java / Spring Boot for retirement, life insurance, and asset management; Hibernate-backed REST APIs for customer-facing and agent-facing portals and dashboards.</w:t>
-      </w:r>
-    </w:p>
-    <w:p>
-      <w:pPr>
-        <w:spacing w:after="20"/>
-      </w:pPr>
-      <w:r>
-        <w:rPr>
-          <w:rFonts w:ascii="Times New Roman" w:cs="Times New Roman" w:eastAsia="Times New Roman" w:hAnsi="Times New Roman"/>
-          <w:sz w:val="22"/>
-          <w:szCs w:val="22"/>
-        </w:rPr>
-        <w:t xml:space="preserve">• Frontend: Angular and React with HTML5, CSS3, and Bootstrap; client- and server-side validation; reduced data errors by 90%.</w:t>
-      </w:r>
-    </w:p>
-    <w:p>
-      <w:pPr>
-        <w:spacing w:after="20"/>
-      </w:pPr>
-      <w:r>
-        <w:rPr>
-          <w:rFonts w:ascii="Times New Roman" w:cs="Times New Roman" w:eastAsia="Times New Roman" w:hAnsi="Times New Roman"/>
-          <w:sz w:val="22"/>
-          <w:szCs w:val="22"/>
-        </w:rPr>
-        <w:t xml:space="preserve">• Backend performance: Spring Data JPA and PostgreSQL with connection pooling; improved API response time by 25% with reliable sub-200ms averages on key paths.</w:t>
-      </w:r>
-    </w:p>
-    <w:p>
-      <w:pPr>
-        <w:spacing w:after="20"/>
-      </w:pPr>
-      <w:r>
-        <w:rPr>
-          <w:rFonts w:ascii="Times New Roman" w:cs="Times New Roman" w:eastAsia="Times New Roman" w:hAnsi="Times New Roman"/>
-          <w:sz w:val="22"/>
-          <w:szCs w:val="22"/>
-        </w:rPr>
-        <w:t xml:space="preserve">• Security: OAuth2, JWT, and Redis for authentication, authorization, and session caching under peak traffic.</w:t>
-      </w:r>
-    </w:p>
-    <w:p>
-      <w:pPr>
-        <w:spacing w:after="20"/>
-      </w:pPr>
-      <w:r>
-        <w:rPr>
-          <w:rFonts w:ascii="Times New Roman" w:cs="Times New Roman" w:eastAsia="Times New Roman" w:hAnsi="Times New Roman"/>
-          <w:sz w:val="22"/>
-          <w:szCs w:val="22"/>
-        </w:rPr>
-        <w:t xml:space="preserve">• Secure coding with Spring Security: input validation and least-privilege access patterns for sensitive financial workflows.</w:t>
-      </w:r>
-    </w:p>
-    <w:p>
-      <w:pPr>
-        <w:spacing w:after="20"/>
-      </w:pPr>
-      <w:r>
-        <w:rPr>
-          <w:rFonts w:ascii="Times New Roman" w:cs="Times New Roman" w:eastAsia="Times New Roman" w:hAnsi="Times New Roman"/>
-          <w:sz w:val="22"/>
-          <w:szCs w:val="22"/>
-        </w:rPr>
-        <w:t xml:space="preserve">• Cloud: Docker, Kubernetes, AWS EC2, S3, RDS, Lambda; partnered with DevOps for release hygiene and environment parity.</w:t>
-      </w:r>
-    </w:p>
-    <w:p>
-      <w:pPr>
-        <w:spacing w:after="20"/>
-      </w:pPr>
-      <w:r>
-        <w:rPr>
-          <w:rFonts w:ascii="Times New Roman" w:cs="Times New Roman" w:eastAsia="Times New Roman" w:hAnsi="Times New Roman"/>
-          <w:sz w:val="22"/>
-          <w:szCs w:val="22"/>
-        </w:rPr>
-        <w:t xml:space="preserve">• Technical design: specifications and API contracts for policy, claims, and reporting; reviews with architecture and compliance stakeholders.</w:t>
-      </w:r>
-    </w:p>
-    <w:p>
-      <w:pPr>
-        <w:spacing w:after="20"/>
-      </w:pPr>
-      <w:r>
-        <w:rPr>
-          <w:rFonts w:ascii="Times New Roman" w:cs="Times New Roman" w:eastAsia="Times New Roman" w:hAnsi="Times New Roman"/>
-          <w:sz w:val="22"/>
-          <w:szCs w:val="22"/>
-        </w:rPr>
-        <w:t xml:space="preserve">• CI/CD improvements for predictable cloud deployments, fewer manual steps, and faster feedback from test through production.</w:t>
-      </w:r>
-    </w:p>
-    <w:p>
-      <w:pPr>
-        <w:spacing w:after="20"/>
-      </w:pPr>
-      <w:r>
-        <w:rPr>
-          <w:rFonts w:ascii="Times New Roman" w:cs="Times New Roman" w:eastAsia="Times New Roman" w:hAnsi="Times New Roman"/>
-          <w:sz w:val="22"/>
-          <w:szCs w:val="22"/>
-        </w:rPr>
-        <w:t xml:space="preserve">• Agile delivery with QA and Product: backlog refinement, acceptance criteria, demos; 8+ on-schedule features (policy management, claims, reporting).</w:t>
+        <w:t xml:space="preserve">• Architected Java and Spring Boot microservices and Hibernate/JPA data layers for insurance, retirement, and asset-management systems—distributed, cloud-native services powering customer and agent financial portals.</w:t>
+      </w:r>
+    </w:p>
+    <w:p>
+      <w:pPr>
+        <w:spacing w:after="20"/>
+      </w:pPr>
+      <w:r>
+        <w:rPr>
+          <w:rFonts w:ascii="Times New Roman" w:cs="Times New Roman" w:eastAsia="Times New Roman" w:hAnsi="Times New Roman"/>
+          <w:sz w:val="22"/>
+          <w:szCs w:val="22"/>
+        </w:rPr>
+        <w:t xml:space="preserve">• Engineered secure REST APIs with OAuth2, JWT, Redis-backed sessions, and RBAC through Spring Security for regulatory-sensitive workloads deployed on AWS (EC2, S3, RDS, Lambda) with Docker and Kubernetes.</w:t>
+      </w:r>
+    </w:p>
+    <w:p>
+      <w:pPr>
+        <w:spacing w:after="20"/>
+      </w:pPr>
+      <w:r>
+        <w:rPr>
+          <w:rFonts w:ascii="Times New Roman" w:cs="Times New Roman" w:eastAsia="Times New Roman" w:hAnsi="Times New Roman"/>
+          <w:sz w:val="22"/>
+          <w:szCs w:val="22"/>
+        </w:rPr>
+        <w:t xml:space="preserve">• Reduced enterprise data defects 90% and improved API response time 25% by shipping Angular and React UIs with HTML5, CSS3, and JavaScript paired to validated Spring Boot services for policy and claims journeys.</w:t>
+      </w:r>
+    </w:p>
+    <w:p>
+      <w:pPr>
+        <w:spacing w:after="20"/>
+      </w:pPr>
+      <w:r>
+        <w:rPr>
+          <w:rFonts w:ascii="Times New Roman" w:cs="Times New Roman" w:eastAsia="Times New Roman" w:hAnsi="Times New Roman"/>
+          <w:sz w:val="22"/>
+          <w:szCs w:val="22"/>
+        </w:rPr>
+        <w:t xml:space="preserve">• Led system design artifacts—API contracts, technical specifications, and scalable integration patterns—coordinated with architecture and compliance stakeholders across distributed financial systems.</w:t>
+      </w:r>
+    </w:p>
+    <w:p>
+      <w:pPr>
+        <w:spacing w:after="20"/>
+      </w:pPr>
+      <w:r>
+        <w:rPr>
+          <w:rFonts w:ascii="Times New Roman" w:cs="Times New Roman" w:eastAsia="Times New Roman" w:hAnsi="Times New Roman"/>
+          <w:sz w:val="22"/>
+          <w:szCs w:val="22"/>
+        </w:rPr>
+        <w:t xml:space="preserve">• Delivered 8+ on-schedule capabilities including policy management, claims processing, and reporting modules via Agile collaboration with Product and QA, backed by Jenkins and Bitbucket CI/CD for predictable production releases.</w:t>
       </w:r>
     </w:p>
     <w:p>
@@ -466,7 +375,7 @@
           <w:sz w:val="22"/>
           <w:szCs w:val="22"/>
         </w:rPr>
-        <w:t xml:space="preserve">• Quality: JUnit and Mockito for critical policy and claims paths to protect regressions in production.</w:t>
+        <w:t xml:space="preserve">• Hardened financial services paths with Spring Security best practices and DevSecOps checks; enforced quality with JUnit and Mockito on critical flows while tracking production health signals through Prometheus and Grafana.</w:t>
       </w:r>
     </w:p>
     <w:p>
@@ -507,98 +416,59 @@
           <w:sz w:val="22"/>
           <w:szCs w:val="22"/>
         </w:rPr>
-        <w:t xml:space="preserve">• Backend: Java 11, Spring Boot, Spring Data JPA, Hibernate for portfolio calculations and asset tracking; 500+ users, 10K+ daily transactions.</w:t>
-      </w:r>
-    </w:p>
-    <w:p>
-      <w:pPr>
-        <w:spacing w:after="20"/>
-      </w:pPr>
-      <w:r>
-        <w:rPr>
-          <w:rFonts w:ascii="Times New Roman" w:cs="Times New Roman" w:eastAsia="Times New Roman" w:hAnsi="Times New Roman"/>
-          <w:sz w:val="22"/>
-          <w:szCs w:val="22"/>
-        </w:rPr>
-        <w:t xml:space="preserve">• REST APIs enabling real-time exchange between React front end and Java services for operational dashboards.</w:t>
-      </w:r>
-    </w:p>
-    <w:p>
-      <w:pPr>
-        <w:spacing w:after="20"/>
-      </w:pPr>
-      <w:r>
-        <w:rPr>
-          <w:rFonts w:ascii="Times New Roman" w:cs="Times New Roman" w:eastAsia="Times New Roman" w:hAnsi="Times New Roman"/>
-          <w:sz w:val="22"/>
-          <w:szCs w:val="22"/>
-        </w:rPr>
-        <w:t xml:space="preserve">• Full stack: responsive React UIs (HTML5, CSS3) for field operation dashboards and asset performance portals; manual reporting time reduced by 50%.</w:t>
-      </w:r>
-    </w:p>
-    <w:p>
-      <w:pPr>
-        <w:spacing w:after="20"/>
-      </w:pPr>
-      <w:r>
-        <w:rPr>
-          <w:rFonts w:ascii="Times New Roman" w:cs="Times New Roman" w:eastAsia="Times New Roman" w:hAnsi="Times New Roman"/>
-          <w:sz w:val="22"/>
-          <w:szCs w:val="22"/>
-        </w:rPr>
-        <w:t xml:space="preserve">• Data layer: Oracle and MySQL integration; tuned SQL and persistence for reporting and transactional workloads.</w:t>
-      </w:r>
-    </w:p>
-    <w:p>
-      <w:pPr>
-        <w:spacing w:after="20"/>
-      </w:pPr>
-      <w:r>
-        <w:rPr>
-          <w:rFonts w:ascii="Times New Roman" w:cs="Times New Roman" w:eastAsia="Times New Roman" w:hAnsi="Times New Roman"/>
-          <w:sz w:val="22"/>
-          <w:szCs w:val="22"/>
-        </w:rPr>
-        <w:t xml:space="preserve">• CI/CD: Jenkins pipelines with automated build-test-deploy; Terraform and Ansible for infrastructure as code; provisioning time reduced by 60%.</w:t>
-      </w:r>
-    </w:p>
-    <w:p>
-      <w:pPr>
-        <w:spacing w:after="20"/>
-      </w:pPr>
-      <w:r>
-        <w:rPr>
-          <w:rFonts w:ascii="Times New Roman" w:cs="Times New Roman" w:eastAsia="Times New Roman" w:hAnsi="Times New Roman"/>
-          <w:sz w:val="22"/>
-          <w:szCs w:val="22"/>
-        </w:rPr>
-        <w:t xml:space="preserve">• Kubernetes: containerized services with health checks, readiness probes, and auto-scaling for variable load.</w:t>
-      </w:r>
-    </w:p>
-    <w:p>
-      <w:pPr>
-        <w:spacing w:after="20"/>
-      </w:pPr>
-      <w:r>
-        <w:rPr>
-          <w:rFonts w:ascii="Times New Roman" w:cs="Times New Roman" w:eastAsia="Times New Roman" w:hAnsi="Times New Roman"/>
-          <w:sz w:val="22"/>
-          <w:szCs w:val="22"/>
-        </w:rPr>
-        <w:t xml:space="preserve">• WebSocket endpoints for live operational updates alongside REST for CRUD and batch-style operations.</w:t>
-      </w:r>
-    </w:p>
-    <w:p>
-      <w:pPr>
-        <w:spacing w:after="20"/>
-      </w:pPr>
-      <w:r>
-        <w:rPr>
-          <w:rFonts w:ascii="Times New Roman" w:cs="Times New Roman" w:eastAsia="Times New Roman" w:hAnsi="Times New Roman"/>
-          <w:sz w:val="22"/>
-          <w:szCs w:val="22"/>
-        </w:rPr>
-        <w:t xml:space="preserve">• Documentation for service behavior and integration points; supported operations and cross-team onboarding.</w:t>
+        <w:t xml:space="preserve">• Architected Java 11, Spring Boot, and Spring Data JPA microservices for oil and gas portfolio and asset tracking—distributed REST services supporting 500+ users and 10K+ daily transactions across enterprise energy operations.</w:t>
+      </w:r>
+    </w:p>
+    <w:p>
+      <w:pPr>
+        <w:spacing w:after="20"/>
+      </w:pPr>
+      <w:r>
+        <w:rPr>
+          <w:rFonts w:ascii="Times New Roman" w:cs="Times New Roman" w:eastAsia="Times New Roman" w:hAnsi="Times New Roman"/>
+          <w:sz w:val="22"/>
+          <w:szCs w:val="22"/>
+        </w:rPr>
+        <w:t xml:space="preserve">• Engineered responsive React dashboards with HTML5, CSS3, and JavaScript integrated to Spring Boot APIs, cutting manual reporting time 50% and accelerating field and office decision cycles for production and asset data.</w:t>
+      </w:r>
+    </w:p>
+    <w:p>
+      <w:pPr>
+        <w:spacing w:after="20"/>
+      </w:pPr>
+      <w:r>
+        <w:rPr>
+          <w:rFonts w:ascii="Times New Roman" w:cs="Times New Roman" w:eastAsia="Times New Roman" w:hAnsi="Times New Roman"/>
+          <w:sz w:val="22"/>
+          <w:szCs w:val="22"/>
+        </w:rPr>
+        <w:t xml:space="preserve">• Implemented Terraform and Jenkins CI/CD with infrastructure as code, reducing environment provisioning time 60% and enabling repeatable, cloud-native delivery pipelines for scalable energy platforms.</w:t>
+      </w:r>
+    </w:p>
+    <w:p>
+      <w:pPr>
+        <w:spacing w:after="20"/>
+      </w:pPr>
+      <w:r>
+        <w:rPr>
+          <w:rFonts w:ascii="Times New Roman" w:cs="Times New Roman" w:eastAsia="Times New Roman" w:hAnsi="Times New Roman"/>
+          <w:sz w:val="22"/>
+          <w:szCs w:val="22"/>
+        </w:rPr>
+        <w:t xml:space="preserve">• Deployed containerized workloads on Kubernetes with health checks, readiness probes, and auto-scaling across Oracle and MySQL on AWS-backed infrastructure for high-availability upstream and downstream data services.</w:t>
+      </w:r>
+    </w:p>
+    <w:p>
+      <w:pPr>
+        <w:spacing w:after="20"/>
+      </w:pPr>
+      <w:r>
+        <w:rPr>
+          <w:rFonts w:ascii="Times New Roman" w:cs="Times New Roman" w:eastAsia="Times New Roman" w:hAnsi="Times New Roman"/>
+          <w:sz w:val="22"/>
+          <w:szCs w:val="22"/>
+        </w:rPr>
+        <w:t xml:space="preserve">• Delivered secure REST integrations and observability-ready instrumentation (Prometheus and Grafana patterns) so distributed energy consumers could scale reads without compromising API contracts or resilience.</w:t>
       </w:r>
     </w:p>
     <w:p>
@@ -611,7 +481,7 @@
           <w:sz w:val="22"/>
           <w:szCs w:val="22"/>
         </w:rPr>
-        <w:t xml:space="preserve">• Quality: JUnit and Mockito for core services to stabilize refactors and production releases.</w:t>
+        <w:t xml:space="preserve">• Stabilized change velocity with JUnit and Mockito coverage on core services; authored integration documentation that shortened operations handoffs and improved cross-team onboarding to distributed systems.</w:t>
       </w:r>
     </w:p>
     <w:p>
@@ -652,72 +522,59 @@
           <w:sz w:val="22"/>
           <w:szCs w:val="22"/>
         </w:rPr>
-        <w:t xml:space="preserve">• Backend: Java, Spring Boot, REST APIs for vehicle manufacturing and supply chain analytics; Oracle and PostgreSQL for operational and analytics data stores.</w:t>
-      </w:r>
-    </w:p>
-    <w:p>
-      <w:pPr>
-        <w:spacing w:after="20"/>
-      </w:pPr>
-      <w:r>
-        <w:rPr>
-          <w:rFonts w:ascii="Times New Roman" w:cs="Times New Roman" w:eastAsia="Times New Roman" w:hAnsi="Times New Roman"/>
-          <w:sz w:val="22"/>
-          <w:szCs w:val="22"/>
-        </w:rPr>
-        <w:t xml:space="preserve">• Designed ETL workflows integrating vehicle production, dealer management, and logistics sources; backend processing for batch and near-real-time ingestion.</w:t>
-      </w:r>
-    </w:p>
-    <w:p>
-      <w:pPr>
-        <w:spacing w:after="20"/>
-      </w:pPr>
-      <w:r>
-        <w:rPr>
-          <w:rFonts w:ascii="Times New Roman" w:cs="Times New Roman" w:eastAsia="Times New Roman" w:hAnsi="Times New Roman"/>
-          <w:sz w:val="22"/>
-          <w:szCs w:val="22"/>
-        </w:rPr>
-        <w:t xml:space="preserve">• Built integration services between operational systems and analytics/reporting consumers; validation logic in Java for inventory and distribution data.</w:t>
-      </w:r>
-    </w:p>
-    <w:p>
-      <w:pPr>
-        <w:spacing w:after="20"/>
-      </w:pPr>
-      <w:r>
-        <w:rPr>
-          <w:rFonts w:ascii="Times New Roman" w:cs="Times New Roman" w:eastAsia="Times New Roman" w:hAnsi="Times New Roman"/>
-          <w:sz w:val="22"/>
-          <w:szCs w:val="22"/>
-        </w:rPr>
-        <w:t xml:space="preserve">• SQL tuning for analytics and reporting workloads; indexing and query design; query performance up 30%; faster loads for 100+ dashboard users.</w:t>
-      </w:r>
-    </w:p>
-    <w:p>
-      <w:pPr>
-        <w:spacing w:after="20"/>
-      </w:pPr>
-      <w:r>
-        <w:rPr>
-          <w:rFonts w:ascii="Times New Roman" w:cs="Times New Roman" w:eastAsia="Times New Roman" w:hAnsi="Times New Roman"/>
-          <w:sz w:val="22"/>
-          <w:szCs w:val="22"/>
-        </w:rPr>
-        <w:t xml:space="preserve">• REST APIs as the contract layer for internal reporting and analytics consumers; consistent error handling and payload standards.</w:t>
-      </w:r>
-    </w:p>
-    <w:p>
-      <w:pPr>
-        <w:spacing w:after="20"/>
-      </w:pPr>
-      <w:r>
-        <w:rPr>
-          <w:rFonts w:ascii="Times New Roman" w:cs="Times New Roman" w:eastAsia="Times New Roman" w:hAnsi="Times New Roman"/>
-          <w:sz w:val="22"/>
-          <w:szCs w:val="22"/>
-        </w:rPr>
-        <w:t xml:space="preserve">• Partnered with analysts and QA in Agile squads: user stories, acceptance criteria, and incremental releases.</w:t>
+        <w:t xml:space="preserve">• Architected Java and Spring Boot REST services on Oracle and PostgreSQL for automotive manufacturing and supply-chain analytics—distributed integrations spanning plants, dealers, and logistics in scalable enterprise environments.</w:t>
+      </w:r>
+    </w:p>
+    <w:p>
+      <w:pPr>
+        <w:spacing w:after="20"/>
+      </w:pPr>
+      <w:r>
+        <w:rPr>
+          <w:rFonts w:ascii="Times New Roman" w:cs="Times New Roman" w:eastAsia="Times New Roman" w:hAnsi="Times New Roman"/>
+          <w:sz w:val="22"/>
+          <w:szCs w:val="22"/>
+        </w:rPr>
+        <w:t xml:space="preserve">• Optimized SQL, indexing, and execution plans to improve query performance 30%, reducing dashboard load times for 100+ manufacturing, dealer, and logistics users on high-volume analytics workloads.</w:t>
+      </w:r>
+    </w:p>
+    <w:p>
+      <w:pPr>
+        <w:spacing w:after="20"/>
+      </w:pPr>
+      <w:r>
+        <w:rPr>
+          <w:rFonts w:ascii="Times New Roman" w:cs="Times New Roman" w:eastAsia="Times New Roman" w:hAnsi="Times New Roman"/>
+          <w:sz w:val="22"/>
+          <w:szCs w:val="22"/>
+        </w:rPr>
+        <w:t xml:space="preserve">• Engineered ETL and integration pipelines across three operational domains—vehicle production, dealer systems, and logistics—feeding cloud-ready analytics stores for resilient, batch and near-real-time reporting.</w:t>
+      </w:r>
+    </w:p>
+    <w:p>
+      <w:pPr>
+        <w:spacing w:after="20"/>
+      </w:pPr>
+      <w:r>
+        <w:rPr>
+          <w:rFonts w:ascii="Times New Roman" w:cs="Times New Roman" w:eastAsia="Times New Roman" w:hAnsi="Times New Roman"/>
+          <w:sz w:val="22"/>
+          <w:szCs w:val="22"/>
+        </w:rPr>
+        <w:t xml:space="preserve">• Implemented contract-first REST layers between operational systems and analytics consumers, partnering with visualization teams to stabilize JSON APIs powering JavaScript-based supply-chain and KPI dashboards.</w:t>
+      </w:r>
+    </w:p>
+    <w:p>
+      <w:pPr>
+        <w:spacing w:after="20"/>
+      </w:pPr>
+      <w:r>
+        <w:rPr>
+          <w:rFonts w:ascii="Times New Roman" w:cs="Times New Roman" w:eastAsia="Times New Roman" w:hAnsi="Times New Roman"/>
+          <w:sz w:val="22"/>
+          <w:szCs w:val="22"/>
+        </w:rPr>
+        <w:t xml:space="preserve">• Aligned validation logic across all three supply-chain domains—production, dealer, and logistics—tightening reconciliation and data quality for downstream distributed analytics pipelines.</w:t>
       </w:r>
     </w:p>
     <w:p>
@@ -730,7 +587,7 @@
           <w:sz w:val="22"/>
           <w:szCs w:val="22"/>
         </w:rPr>
-        <w:t xml:space="preserve">• Supported traceability from source systems through ETL to reporting outputs for supply-chain visibility.</w:t>
+        <w:t xml:space="preserve">• Spearheaded Agile delivery with analysts and QA over a 12-month engagement—incremental releases, automated JUnit regression for integration services, and CI-style discipline for production analytics rollouts.</w:t>
       </w:r>
     </w:p>
     <w:p>
@@ -771,72 +628,59 @@
           <w:sz w:val="22"/>
           <w:szCs w:val="22"/>
         </w:rPr>
-        <w:t xml:space="preserve">• Backend: Spring Boot and Node.js services for production monitoring; REST APIs for ERP integration and data exchange with Oracle and PostgreSQL.</w:t>
-      </w:r>
-    </w:p>
-    <w:p>
-      <w:pPr>
-        <w:spacing w:after="20"/>
-      </w:pPr>
-      <w:r>
-        <w:rPr>
-          <w:rFonts w:ascii="Times New Roman" w:cs="Times New Roman" w:eastAsia="Times New Roman" w:hAnsi="Times New Roman"/>
-          <w:sz w:val="22"/>
-          <w:szCs w:val="22"/>
-        </w:rPr>
-        <w:t xml:space="preserve">• Frontend: AngularJS, React, and Bootstrap for inventory, laboratory, and production dashboards; manual data entry reduced by 70% via automated workflows.</w:t>
-      </w:r>
-    </w:p>
-    <w:p>
-      <w:pPr>
-        <w:spacing w:after="20"/>
-      </w:pPr>
-      <w:r>
-        <w:rPr>
-          <w:rFonts w:ascii="Times New Roman" w:cs="Times New Roman" w:eastAsia="Times New Roman" w:hAnsi="Times New Roman"/>
-          <w:sz w:val="22"/>
-          <w:szCs w:val="22"/>
-        </w:rPr>
-        <w:t xml:space="preserve">• ETL pipelines consolidating laboratory, quality control, and inventory data from multiple sources into reporting-ready models.</w:t>
-      </w:r>
-    </w:p>
-    <w:p>
-      <w:pPr>
-        <w:spacing w:after="20"/>
-      </w:pPr>
-      <w:r>
-        <w:rPr>
-          <w:rFonts w:ascii="Times New Roman" w:cs="Times New Roman" w:eastAsia="Times New Roman" w:hAnsi="Times New Roman"/>
-          <w:sz w:val="22"/>
-          <w:szCs w:val="22"/>
-        </w:rPr>
-        <w:t xml:space="preserve">• Data validation and SQL-based compliance reports aligned to pharmaceutical operational and audit expectations.</w:t>
-      </w:r>
-    </w:p>
-    <w:p>
-      <w:pPr>
-        <w:spacing w:after="20"/>
-      </w:pPr>
-      <w:r>
-        <w:rPr>
-          <w:rFonts w:ascii="Times New Roman" w:cs="Times New Roman" w:eastAsia="Times New Roman" w:hAnsi="Times New Roman"/>
-          <w:sz w:val="22"/>
-          <w:szCs w:val="22"/>
-        </w:rPr>
-        <w:t xml:space="preserve">• CI/CD: Jenkins and Maven with JUnit for automated builds and regression checks prior to releases.</w:t>
-      </w:r>
-    </w:p>
-    <w:p>
-      <w:pPr>
-        <w:spacing w:after="20"/>
-      </w:pPr>
-      <w:r>
-        <w:rPr>
-          <w:rFonts w:ascii="Times New Roman" w:cs="Times New Roman" w:eastAsia="Times New Roman" w:hAnsi="Times New Roman"/>
-          <w:sz w:val="22"/>
-          <w:szCs w:val="22"/>
-        </w:rPr>
-        <w:t xml:space="preserve">• Collaborated with operations and quality teams to refine reporting requirements and shorten feedback cycles on defects.</w:t>
+        <w:t xml:space="preserve">• Architected Spring Boot and Node.js services with REST APIs for pharmaceutical production monitoring and ERP integration on Oracle and PostgreSQL—distributed, compliance-oriented backends for regulated healthcare operations.</w:t>
+      </w:r>
+    </w:p>
+    <w:p>
+      <w:pPr>
+        <w:spacing w:after="20"/>
+      </w:pPr>
+      <w:r>
+        <w:rPr>
+          <w:rFonts w:ascii="Times New Roman" w:cs="Times New Roman" w:eastAsia="Times New Roman" w:hAnsi="Times New Roman"/>
+          <w:sz w:val="22"/>
+          <w:szCs w:val="22"/>
+        </w:rPr>
+        <w:t xml:space="preserve">• Reduced manual laboratory, QC, and inventory data entry 70% by delivering AngularJS and React dashboards with HTML5, CSS3, and JavaScript backed by secure Spring Boot and Node APIs.</w:t>
+      </w:r>
+    </w:p>
+    <w:p>
+      <w:pPr>
+        <w:spacing w:after="20"/>
+      </w:pPr>
+      <w:r>
+        <w:rPr>
+          <w:rFonts w:ascii="Times New Roman" w:cs="Times New Roman" w:eastAsia="Times New Roman" w:hAnsi="Times New Roman"/>
+          <w:sz w:val="22"/>
+          <w:szCs w:val="22"/>
+        </w:rPr>
+        <w:t xml:space="preserve">• Engineered ETL consolidating laboratory, quality control, and inventory sources into validated reporting models, enabling scalable SQL-based compliance reports for GxP-style operational controls.</w:t>
+      </w:r>
+    </w:p>
+    <w:p>
+      <w:pPr>
+        <w:spacing w:after="20"/>
+      </w:pPr>
+      <w:r>
+        <w:rPr>
+          <w:rFonts w:ascii="Times New Roman" w:cs="Times New Roman" w:eastAsia="Times New Roman" w:hAnsi="Times New Roman"/>
+          <w:sz w:val="22"/>
+          <w:szCs w:val="22"/>
+        </w:rPr>
+        <w:t xml:space="preserve">• Implemented RBAC-aware data validation, audit trails, and SQL reporting pipelines so distributed quality and manufacturing teams could trace regulated data lineage across enterprise pharma systems.</w:t>
+      </w:r>
+    </w:p>
+    <w:p>
+      <w:pPr>
+        <w:spacing w:after="20"/>
+      </w:pPr>
+      <w:r>
+        <w:rPr>
+          <w:rFonts w:ascii="Times New Roman" w:cs="Times New Roman" w:eastAsia="Times New Roman" w:hAnsi="Times New Roman"/>
+          <w:sz w:val="22"/>
+          <w:szCs w:val="22"/>
+        </w:rPr>
+        <w:t xml:space="preserve">• Automated Jenkins and Maven CI/CD with JUnit gates for repeatable builds of compliance-critical services, embedding DevSecOps-style checks before promotion to controlled environments.</w:t>
       </w:r>
     </w:p>
     <w:p>
@@ -849,7 +693,7 @@
           <w:sz w:val="22"/>
           <w:szCs w:val="22"/>
         </w:rPr>
-        <w:t xml:space="preserve">• Audit-friendly reporting patterns and controlled data handoffs suitable for regulated manufacturing data.</w:t>
+        <w:t xml:space="preserve">• Delivered 24 months of continuous enhancements—partnering with operations and quality stakeholders—while maintaining audit-friendly release patterns for scalable healthcare and manufacturing data platforms.</w:t>
       </w:r>
     </w:p>
     <w:p>

--- a/public/resume-c2c.docx
+++ b/public/resume-c2c.docx
@@ -88,7 +88,7 @@
           <w:sz w:val="22"/>
           <w:szCs w:val="22"/>
         </w:rPr>
-        <w:t xml:space="preserve">Java Full Stack Engineer with 5+ years architecting cloud-native, distributed systems for retail and restaurant technology, insurance and retirement platforms, energy operations, automotive supply chain, and regulated healthcare. Delivers Java 17/11 and Spring Boot microservices, secure REST APIs (OAuth2, JWT, RBAC), React and Angular UIs, and event-driven patterns on Kafka, RabbitMQ, and Redis. Owns CI/CD, DevSecOps-minded pipelines (Jenkins, Bitbucket), Docker, Kubernetes, and AWS; validates with JUnit and Mockito and observes with Prometheus and Grafana. AWS Certified DevOps Engineer – Professional, Solutions Architect – Associate; HashiCorp Terraform Associate. Available for C2C, contract, and W2 engagements.</w:t>
+        <w:t xml:space="preserve">Java Full Stack Engineer with 5+ years owning the full SDLC across restaurant and retail technology, insurance and retirement, energy, automotive supply chain, and regulated pharma. Ships production Java/Spring Boot systems with modern web UIs, cloud deployments, and measurable reliability gains. AWS Certified DevOps Engineer – Professional, Solutions Architect – Associate; HashiCorp Terraform Associate. Available for C2C, contract, and W2 engagements.</w:t>
       </w:r>
     </w:p>
     <w:p>
@@ -204,59 +204,59 @@
           <w:sz w:val="22"/>
           <w:szCs w:val="22"/>
         </w:rPr>
-        <w:t xml:space="preserve">• Spearheaded migration from legacy Spring MVC to cloud-native Java 17 and Spring Boot microservices for retail and restaurant POS and digital ordering, cutting production incidents 40% and compressing deployment lead time from 2 hours to 15 minutes.</w:t>
-      </w:r>
-    </w:p>
-    <w:p>
-      <w:pPr>
-        <w:spacing w:after="20"/>
-      </w:pPr>
-      <w:r>
-        <w:rPr>
-          <w:rFonts w:ascii="Times New Roman" w:cs="Times New Roman" w:eastAsia="Times New Roman" w:hAnsi="Times New Roman"/>
-          <w:sz w:val="22"/>
-          <w:szCs w:val="22"/>
-        </w:rPr>
-        <w:t xml:space="preserve">• Architected an event-driven, distributed integration layer with Kafka, RabbitMQ, and Redis—processing 10K+ daily transactions at 99.9% uptime using retry and circuit breaker patterns for resilient order, payment, and partner events.</w:t>
-      </w:r>
-    </w:p>
-    <w:p>
-      <w:pPr>
-        <w:spacing w:after="20"/>
-      </w:pPr>
-      <w:r>
-        <w:rPr>
-          <w:rFonts w:ascii="Times New Roman" w:cs="Times New Roman" w:eastAsia="Times New Roman" w:hAnsi="Times New Roman"/>
-          <w:sz w:val="22"/>
-          <w:szCs w:val="22"/>
-        </w:rPr>
-        <w:t xml:space="preserve">• Engineered sub-200ms REST APIs secured with OAuth2, JWT, and RBAC via Spring Security, serving 500+ concurrent restaurant staff and guest sessions through Angular and React experiences monitored with Prometheus and Grafana.</w:t>
-      </w:r>
-    </w:p>
-    <w:p>
-      <w:pPr>
-        <w:spacing w:after="20"/>
-      </w:pPr>
-      <w:r>
-        <w:rPr>
-          <w:rFonts w:ascii="Times New Roman" w:cs="Times New Roman" w:eastAsia="Times New Roman" w:hAnsi="Times New Roman"/>
-          <w:sz w:val="22"/>
-          <w:szCs w:val="22"/>
-        </w:rPr>
-        <w:t xml:space="preserve">• Delivered full-stack enhancements with HTML5, CSS3, and JavaScript on scalable Spring Boot services (Spring Data JPA, Oracle, MongoDB) for menus, orders, and location workflows, deployed on AWS (EC2, ECS) with Docker and Kubernetes for high-availability retail traffic.</w:t>
-      </w:r>
-    </w:p>
-    <w:p>
-      <w:pPr>
-        <w:spacing w:after="20"/>
-      </w:pPr>
-      <w:r>
-        <w:rPr>
-          <w:rFonts w:ascii="Times New Roman" w:cs="Times New Roman" w:eastAsia="Times New Roman" w:hAnsi="Times New Roman"/>
-          <w:sz w:val="22"/>
-          <w:szCs w:val="22"/>
-        </w:rPr>
-        <w:t xml:space="preserve">• Implemented DevSecOps-aligned CI/CD on Jenkins and Bitbucket—automated build, scan, and deploy gates—for repeatable promotion of microservices across distributed cloud-native environments.</w:t>
+        <w:t xml:space="preserve">• Led migration from legacy Spring MVC to Java 17 and Spring Boot microservices for retail and restaurant POS and digital ordering, cutting production incidents 40% and deployment lead time from 2 hours to 15 minutes.</w:t>
+      </w:r>
+    </w:p>
+    <w:p>
+      <w:pPr>
+        <w:spacing w:after="20"/>
+      </w:pPr>
+      <w:r>
+        <w:rPr>
+          <w:rFonts w:ascii="Times New Roman" w:cs="Times New Roman" w:eastAsia="Times New Roman" w:hAnsi="Times New Roman"/>
+          <w:sz w:val="22"/>
+          <w:szCs w:val="22"/>
+        </w:rPr>
+        <w:t xml:space="preserve">• Built an event-driven integration layer with Kafka, RabbitMQ, and Redis—10K+ daily transactions at 99.9% uptime—with retry and circuit breaker patterns for order, payment, and partner events.</w:t>
+      </w:r>
+    </w:p>
+    <w:p>
+      <w:pPr>
+        <w:spacing w:after="20"/>
+      </w:pPr>
+      <w:r>
+        <w:rPr>
+          <w:rFonts w:ascii="Times New Roman" w:cs="Times New Roman" w:eastAsia="Times New Roman" w:hAnsi="Times New Roman"/>
+          <w:sz w:val="22"/>
+          <w:szCs w:val="22"/>
+        </w:rPr>
+        <w:t xml:space="preserve">• Delivered sub-200ms REST APIs with Spring Security (OAuth2, JWT, RBAC) for 500+ concurrent users; Angular and React for staff and guest experiences.</w:t>
+      </w:r>
+    </w:p>
+    <w:p>
+      <w:pPr>
+        <w:spacing w:after="20"/>
+      </w:pPr>
+      <w:r>
+        <w:rPr>
+          <w:rFonts w:ascii="Times New Roman" w:cs="Times New Roman" w:eastAsia="Times New Roman" w:hAnsi="Times New Roman"/>
+          <w:sz w:val="22"/>
+          <w:szCs w:val="22"/>
+        </w:rPr>
+        <w:t xml:space="preserve">• Shipped menu, order, and location features end to end using Spring Data JPA with Oracle and MongoDB, HTML5/CSS3/JavaScript, and AWS (EC2, ECS) on Docker and Kubernetes.</w:t>
+      </w:r>
+    </w:p>
+    <w:p>
+      <w:pPr>
+        <w:spacing w:after="20"/>
+      </w:pPr>
+      <w:r>
+        <w:rPr>
+          <w:rFonts w:ascii="Times New Roman" w:cs="Times New Roman" w:eastAsia="Times New Roman" w:hAnsi="Times New Roman"/>
+          <w:sz w:val="22"/>
+          <w:szCs w:val="22"/>
+        </w:rPr>
+        <w:t xml:space="preserve">• Automated Jenkins and Bitbucket pipelines with build, scan, and deploy gates for repeatable production releases of microservices.</w:t>
       </w:r>
     </w:p>
     <w:p>
@@ -269,7 +269,7 @@
           <w:sz w:val="22"/>
           <w:szCs w:val="22"/>
         </w:rPr>
-        <w:t xml:space="preserve">• Optimized release quality with JUnit and Mockito automation tied to defect KPIs while standardizing observability dashboards that support SLO-grade visibility for scalable restaurant commerce platforms.</w:t>
+        <w:t xml:space="preserve">• Tied JUnit and Mockito suites to release gates; used Prometheus and Grafana for latency, errors, and defect KPI visibility.</w:t>
       </w:r>
     </w:p>
     <w:p>
@@ -310,59 +310,59 @@
           <w:sz w:val="22"/>
           <w:szCs w:val="22"/>
         </w:rPr>
-        <w:t xml:space="preserve">• Architected Java and Spring Boot microservices and Hibernate/JPA data layers for insurance, retirement, and asset-management systems—distributed, cloud-native services powering customer and agent financial portals.</w:t>
-      </w:r>
-    </w:p>
-    <w:p>
-      <w:pPr>
-        <w:spacing w:after="20"/>
-      </w:pPr>
-      <w:r>
-        <w:rPr>
-          <w:rFonts w:ascii="Times New Roman" w:cs="Times New Roman" w:eastAsia="Times New Roman" w:hAnsi="Times New Roman"/>
-          <w:sz w:val="22"/>
-          <w:szCs w:val="22"/>
-        </w:rPr>
-        <w:t xml:space="preserve">• Engineered secure REST APIs with OAuth2, JWT, Redis-backed sessions, and RBAC through Spring Security for regulatory-sensitive workloads deployed on AWS (EC2, S3, RDS, Lambda) with Docker and Kubernetes.</w:t>
-      </w:r>
-    </w:p>
-    <w:p>
-      <w:pPr>
-        <w:spacing w:after="20"/>
-      </w:pPr>
-      <w:r>
-        <w:rPr>
-          <w:rFonts w:ascii="Times New Roman" w:cs="Times New Roman" w:eastAsia="Times New Roman" w:hAnsi="Times New Roman"/>
-          <w:sz w:val="22"/>
-          <w:szCs w:val="22"/>
-        </w:rPr>
-        <w:t xml:space="preserve">• Reduced enterprise data defects 90% and improved API response time 25% by shipping Angular and React UIs with HTML5, CSS3, and JavaScript paired to validated Spring Boot services for policy and claims journeys.</w:t>
-      </w:r>
-    </w:p>
-    <w:p>
-      <w:pPr>
-        <w:spacing w:after="20"/>
-      </w:pPr>
-      <w:r>
-        <w:rPr>
-          <w:rFonts w:ascii="Times New Roman" w:cs="Times New Roman" w:eastAsia="Times New Roman" w:hAnsi="Times New Roman"/>
-          <w:sz w:val="22"/>
-          <w:szCs w:val="22"/>
-        </w:rPr>
-        <w:t xml:space="preserve">• Led system design artifacts—API contracts, technical specifications, and scalable integration patterns—coordinated with architecture and compliance stakeholders across distributed financial systems.</w:t>
-      </w:r>
-    </w:p>
-    <w:p>
-      <w:pPr>
-        <w:spacing w:after="20"/>
-      </w:pPr>
-      <w:r>
-        <w:rPr>
-          <w:rFonts w:ascii="Times New Roman" w:cs="Times New Roman" w:eastAsia="Times New Roman" w:hAnsi="Times New Roman"/>
-          <w:sz w:val="22"/>
-          <w:szCs w:val="22"/>
-        </w:rPr>
-        <w:t xml:space="preserve">• Delivered 8+ on-schedule capabilities including policy management, claims processing, and reporting modules via Agile collaboration with Product and QA, backed by Jenkins and Bitbucket CI/CD for predictable production releases.</w:t>
+        <w:t xml:space="preserve">• Built Spring Boot microservices with Hibernate/JPA for insurance, retirement, and asset management, powering customer and agent portals.</w:t>
+      </w:r>
+    </w:p>
+    <w:p>
+      <w:pPr>
+        <w:spacing w:after="20"/>
+      </w:pPr>
+      <w:r>
+        <w:rPr>
+          <w:rFonts w:ascii="Times New Roman" w:cs="Times New Roman" w:eastAsia="Times New Roman" w:hAnsi="Times New Roman"/>
+          <w:sz w:val="22"/>
+          <w:szCs w:val="22"/>
+        </w:rPr>
+        <w:t xml:space="preserve">• Deployed Docker and Kubernetes workloads on AWS (EC2, S3, RDS, Lambda) with OAuth2, JWT, Redis-backed sessions, and RBAC via Spring Security for regulatory-sensitive traffic.</w:t>
+      </w:r>
+    </w:p>
+    <w:p>
+      <w:pPr>
+        <w:spacing w:after="20"/>
+      </w:pPr>
+      <w:r>
+        <w:rPr>
+          <w:rFonts w:ascii="Times New Roman" w:cs="Times New Roman" w:eastAsia="Times New Roman" w:hAnsi="Times New Roman"/>
+          <w:sz w:val="22"/>
+          <w:szCs w:val="22"/>
+        </w:rPr>
+        <w:t xml:space="preserve">• Cut data defects 90% and improved API response time 25% with Angular and React (HTML5, CSS3, JavaScript) on validated Spring Boot services for policy and claims.</w:t>
+      </w:r>
+    </w:p>
+    <w:p>
+      <w:pPr>
+        <w:spacing w:after="20"/>
+      </w:pPr>
+      <w:r>
+        <w:rPr>
+          <w:rFonts w:ascii="Times New Roman" w:cs="Times New Roman" w:eastAsia="Times New Roman" w:hAnsi="Times New Roman"/>
+          <w:sz w:val="22"/>
+          <w:szCs w:val="22"/>
+        </w:rPr>
+        <w:t xml:space="preserve">• Authored API contracts and technical specifications; aligned integration design with architecture and compliance reviews.</w:t>
+      </w:r>
+    </w:p>
+    <w:p>
+      <w:pPr>
+        <w:spacing w:after="20"/>
+      </w:pPr>
+      <w:r>
+        <w:rPr>
+          <w:rFonts w:ascii="Times New Roman" w:cs="Times New Roman" w:eastAsia="Times New Roman" w:hAnsi="Times New Roman"/>
+          <w:sz w:val="22"/>
+          <w:szCs w:val="22"/>
+        </w:rPr>
+        <w:t xml:space="preserve">• Shipped 8+ on-schedule features—policy management, claims, reporting—through Agile work with Product and QA and Jenkins/Bitbucket CI/CD.</w:t>
       </w:r>
     </w:p>
     <w:p>
@@ -375,7 +375,7 @@
           <w:sz w:val="22"/>
           <w:szCs w:val="22"/>
         </w:rPr>
-        <w:t xml:space="preserve">• Hardened financial services paths with Spring Security best practices and DevSecOps checks; enforced quality with JUnit and Mockito on critical flows while tracking production health signals through Prometheus and Grafana.</w:t>
+        <w:t xml:space="preserve">• Protected policy and claims changes with JUnit and Mockito; monitored production health with Prometheus and Grafana.</w:t>
       </w:r>
     </w:p>
     <w:p>
@@ -416,59 +416,59 @@
           <w:sz w:val="22"/>
           <w:szCs w:val="22"/>
         </w:rPr>
-        <w:t xml:space="preserve">• Architected Java 11, Spring Boot, and Spring Data JPA microservices for oil and gas portfolio and asset tracking—distributed REST services supporting 500+ users and 10K+ daily transactions across enterprise energy operations.</w:t>
-      </w:r>
-    </w:p>
-    <w:p>
-      <w:pPr>
-        <w:spacing w:after="20"/>
-      </w:pPr>
-      <w:r>
-        <w:rPr>
-          <w:rFonts w:ascii="Times New Roman" w:cs="Times New Roman" w:eastAsia="Times New Roman" w:hAnsi="Times New Roman"/>
-          <w:sz w:val="22"/>
-          <w:szCs w:val="22"/>
-        </w:rPr>
-        <w:t xml:space="preserve">• Engineered responsive React dashboards with HTML5, CSS3, and JavaScript integrated to Spring Boot APIs, cutting manual reporting time 50% and accelerating field and office decision cycles for production and asset data.</w:t>
-      </w:r>
-    </w:p>
-    <w:p>
-      <w:pPr>
-        <w:spacing w:after="20"/>
-      </w:pPr>
-      <w:r>
-        <w:rPr>
-          <w:rFonts w:ascii="Times New Roman" w:cs="Times New Roman" w:eastAsia="Times New Roman" w:hAnsi="Times New Roman"/>
-          <w:sz w:val="22"/>
-          <w:szCs w:val="22"/>
-        </w:rPr>
-        <w:t xml:space="preserve">• Implemented Terraform and Jenkins CI/CD with infrastructure as code, reducing environment provisioning time 60% and enabling repeatable, cloud-native delivery pipelines for scalable energy platforms.</w:t>
-      </w:r>
-    </w:p>
-    <w:p>
-      <w:pPr>
-        <w:spacing w:after="20"/>
-      </w:pPr>
-      <w:r>
-        <w:rPr>
-          <w:rFonts w:ascii="Times New Roman" w:cs="Times New Roman" w:eastAsia="Times New Roman" w:hAnsi="Times New Roman"/>
-          <w:sz w:val="22"/>
-          <w:szCs w:val="22"/>
-        </w:rPr>
-        <w:t xml:space="preserve">• Deployed containerized workloads on Kubernetes with health checks, readiness probes, and auto-scaling across Oracle and MySQL on AWS-backed infrastructure for high-availability upstream and downstream data services.</w:t>
-      </w:r>
-    </w:p>
-    <w:p>
-      <w:pPr>
-        <w:spacing w:after="20"/>
-      </w:pPr>
-      <w:r>
-        <w:rPr>
-          <w:rFonts w:ascii="Times New Roman" w:cs="Times New Roman" w:eastAsia="Times New Roman" w:hAnsi="Times New Roman"/>
-          <w:sz w:val="22"/>
-          <w:szCs w:val="22"/>
-        </w:rPr>
-        <w:t xml:space="preserve">• Delivered secure REST integrations and observability-ready instrumentation (Prometheus and Grafana patterns) so distributed energy consumers could scale reads without compromising API contracts or resilience.</w:t>
+        <w:t xml:space="preserve">• Built Java 11, Spring Boot, and Spring Data JPA services for oil and gas portfolio and asset tracking—500+ users and 10K+ daily transactions.</w:t>
+      </w:r>
+    </w:p>
+    <w:p>
+      <w:pPr>
+        <w:spacing w:after="20"/>
+      </w:pPr>
+      <w:r>
+        <w:rPr>
+          <w:rFonts w:ascii="Times New Roman" w:cs="Times New Roman" w:eastAsia="Times New Roman" w:hAnsi="Times New Roman"/>
+          <w:sz w:val="22"/>
+          <w:szCs w:val="22"/>
+        </w:rPr>
+        <w:t xml:space="preserve">• Cut manual reporting time 50% with React dashboards (HTML5, CSS3, JavaScript) on Spring Boot APIs for field and office production and asset views.</w:t>
+      </w:r>
+    </w:p>
+    <w:p>
+      <w:pPr>
+        <w:spacing w:after="20"/>
+      </w:pPr>
+      <w:r>
+        <w:rPr>
+          <w:rFonts w:ascii="Times New Roman" w:cs="Times New Roman" w:eastAsia="Times New Roman" w:hAnsi="Times New Roman"/>
+          <w:sz w:val="22"/>
+          <w:szCs w:val="22"/>
+        </w:rPr>
+        <w:t xml:space="preserve">• Cut environment provisioning time 60% using Terraform and Jenkins with infrastructure as code and repeatable delivery pipelines.</w:t>
+      </w:r>
+    </w:p>
+    <w:p>
+      <w:pPr>
+        <w:spacing w:after="20"/>
+      </w:pPr>
+      <w:r>
+        <w:rPr>
+          <w:rFonts w:ascii="Times New Roman" w:cs="Times New Roman" w:eastAsia="Times New Roman" w:hAnsi="Times New Roman"/>
+          <w:sz w:val="22"/>
+          <w:szCs w:val="22"/>
+        </w:rPr>
+        <w:t xml:space="preserve">• Ran containerized services on Kubernetes (health checks, readiness probes, auto-scaling) with Oracle and MySQL on AWS.</w:t>
+      </w:r>
+    </w:p>
+    <w:p>
+      <w:pPr>
+        <w:spacing w:after="20"/>
+      </w:pPr>
+      <w:r>
+        <w:rPr>
+          <w:rFonts w:ascii="Times New Roman" w:cs="Times New Roman" w:eastAsia="Times New Roman" w:hAnsi="Times New Roman"/>
+          <w:sz w:val="22"/>
+          <w:szCs w:val="22"/>
+        </w:rPr>
+        <w:t xml:space="preserve">• Published stable REST contracts for upstream/downstream energy consumers; documented integration points to speed operations handoffs.</w:t>
       </w:r>
     </w:p>
     <w:p>
@@ -481,7 +481,7 @@
           <w:sz w:val="22"/>
           <w:szCs w:val="22"/>
         </w:rPr>
-        <w:t xml:space="preserve">• Stabilized change velocity with JUnit and Mockito coverage on core services; authored integration documentation that shortened operations handoffs and improved cross-team onboarding to distributed systems.</w:t>
+        <w:t xml:space="preserve">• Expanded JUnit and Mockito coverage on core services to reduce regression risk on production releases.</w:t>
       </w:r>
     </w:p>
     <w:p>
@@ -522,59 +522,59 @@
           <w:sz w:val="22"/>
           <w:szCs w:val="22"/>
         </w:rPr>
-        <w:t xml:space="preserve">• Architected Java and Spring Boot REST services on Oracle and PostgreSQL for automotive manufacturing and supply-chain analytics—distributed integrations spanning plants, dealers, and logistics in scalable enterprise environments.</w:t>
-      </w:r>
-    </w:p>
-    <w:p>
-      <w:pPr>
-        <w:spacing w:after="20"/>
-      </w:pPr>
-      <w:r>
-        <w:rPr>
-          <w:rFonts w:ascii="Times New Roman" w:cs="Times New Roman" w:eastAsia="Times New Roman" w:hAnsi="Times New Roman"/>
-          <w:sz w:val="22"/>
-          <w:szCs w:val="22"/>
-        </w:rPr>
-        <w:t xml:space="preserve">• Optimized SQL, indexing, and execution plans to improve query performance 30%, reducing dashboard load times for 100+ manufacturing, dealer, and logistics users on high-volume analytics workloads.</w:t>
-      </w:r>
-    </w:p>
-    <w:p>
-      <w:pPr>
-        <w:spacing w:after="20"/>
-      </w:pPr>
-      <w:r>
-        <w:rPr>
-          <w:rFonts w:ascii="Times New Roman" w:cs="Times New Roman" w:eastAsia="Times New Roman" w:hAnsi="Times New Roman"/>
-          <w:sz w:val="22"/>
-          <w:szCs w:val="22"/>
-        </w:rPr>
-        <w:t xml:space="preserve">• Engineered ETL and integration pipelines across three operational domains—vehicle production, dealer systems, and logistics—feeding cloud-ready analytics stores for resilient, batch and near-real-time reporting.</w:t>
-      </w:r>
-    </w:p>
-    <w:p>
-      <w:pPr>
-        <w:spacing w:after="20"/>
-      </w:pPr>
-      <w:r>
-        <w:rPr>
-          <w:rFonts w:ascii="Times New Roman" w:cs="Times New Roman" w:eastAsia="Times New Roman" w:hAnsi="Times New Roman"/>
-          <w:sz w:val="22"/>
-          <w:szCs w:val="22"/>
-        </w:rPr>
-        <w:t xml:space="preserve">• Implemented contract-first REST layers between operational systems and analytics consumers, partnering with visualization teams to stabilize JSON APIs powering JavaScript-based supply-chain and KPI dashboards.</w:t>
-      </w:r>
-    </w:p>
-    <w:p>
-      <w:pPr>
-        <w:spacing w:after="20"/>
-      </w:pPr>
-      <w:r>
-        <w:rPr>
-          <w:rFonts w:ascii="Times New Roman" w:cs="Times New Roman" w:eastAsia="Times New Roman" w:hAnsi="Times New Roman"/>
-          <w:sz w:val="22"/>
-          <w:szCs w:val="22"/>
-        </w:rPr>
-        <w:t xml:space="preserve">• Aligned validation logic across all three supply-chain domains—production, dealer, and logistics—tightening reconciliation and data quality for downstream distributed analytics pipelines.</w:t>
+        <w:t xml:space="preserve">• Developed Java and Spring Boot REST services on Oracle and PostgreSQL for automotive manufacturing and supply-chain analytics across plants, dealers, and logistics.</w:t>
+      </w:r>
+    </w:p>
+    <w:p>
+      <w:pPr>
+        <w:spacing w:after="20"/>
+      </w:pPr>
+      <w:r>
+        <w:rPr>
+          <w:rFonts w:ascii="Times New Roman" w:cs="Times New Roman" w:eastAsia="Times New Roman" w:hAnsi="Times New Roman"/>
+          <w:sz w:val="22"/>
+          <w:szCs w:val="22"/>
+        </w:rPr>
+        <w:t xml:space="preserve">• Improved query performance 30% through SQL tuning and indexing, reducing dashboard load times for 100+ users.</w:t>
+      </w:r>
+    </w:p>
+    <w:p>
+      <w:pPr>
+        <w:spacing w:after="20"/>
+      </w:pPr>
+      <w:r>
+        <w:rPr>
+          <w:rFonts w:ascii="Times New Roman" w:cs="Times New Roman" w:eastAsia="Times New Roman" w:hAnsi="Times New Roman"/>
+          <w:sz w:val="22"/>
+          <w:szCs w:val="22"/>
+        </w:rPr>
+        <w:t xml:space="preserve">• Built ETL from vehicle production, dealer, and logistics sources into analytics stores for batch and near-real-time reporting.</w:t>
+      </w:r>
+    </w:p>
+    <w:p>
+      <w:pPr>
+        <w:spacing w:after="20"/>
+      </w:pPr>
+      <w:r>
+        <w:rPr>
+          <w:rFonts w:ascii="Times New Roman" w:cs="Times New Roman" w:eastAsia="Times New Roman" w:hAnsi="Times New Roman"/>
+          <w:sz w:val="22"/>
+          <w:szCs w:val="22"/>
+        </w:rPr>
+        <w:t xml:space="preserve">• Defined contract-first REST APIs between operational systems and analytics; supported JavaScript KPI dashboards with stable JSON payloads and error handling.</w:t>
+      </w:r>
+    </w:p>
+    <w:p>
+      <w:pPr>
+        <w:spacing w:after="20"/>
+      </w:pPr>
+      <w:r>
+        <w:rPr>
+          <w:rFonts w:ascii="Times New Roman" w:cs="Times New Roman" w:eastAsia="Times New Roman" w:hAnsi="Times New Roman"/>
+          <w:sz w:val="22"/>
+          <w:szCs w:val="22"/>
+        </w:rPr>
+        <w:t xml:space="preserve">• Encoded validation and reconciliation rules in Java so manufacturing, dealer, and logistics feeds stayed consistent for downstream reporting.</w:t>
       </w:r>
     </w:p>
     <w:p>
@@ -587,7 +587,7 @@
           <w:sz w:val="22"/>
           <w:szCs w:val="22"/>
         </w:rPr>
-        <w:t xml:space="preserve">• Spearheaded Agile delivery with analysts and QA over a 12-month engagement—incremental releases, automated JUnit regression for integration services, and CI-style discipline for production analytics rollouts.</w:t>
+        <w:t xml:space="preserve">• Delivered incrementally over 12 months with analysts and QA, using automated JUnit regression before production analytics releases.</w:t>
       </w:r>
     </w:p>
     <w:p>
@@ -628,59 +628,59 @@
           <w:sz w:val="22"/>
           <w:szCs w:val="22"/>
         </w:rPr>
-        <w:t xml:space="preserve">• Architected Spring Boot and Node.js services with REST APIs for pharmaceutical production monitoring and ERP integration on Oracle and PostgreSQL—distributed, compliance-oriented backends for regulated healthcare operations.</w:t>
-      </w:r>
-    </w:p>
-    <w:p>
-      <w:pPr>
-        <w:spacing w:after="20"/>
-      </w:pPr>
-      <w:r>
-        <w:rPr>
-          <w:rFonts w:ascii="Times New Roman" w:cs="Times New Roman" w:eastAsia="Times New Roman" w:hAnsi="Times New Roman"/>
-          <w:sz w:val="22"/>
-          <w:szCs w:val="22"/>
-        </w:rPr>
-        <w:t xml:space="preserve">• Reduced manual laboratory, QC, and inventory data entry 70% by delivering AngularJS and React dashboards with HTML5, CSS3, and JavaScript backed by secure Spring Boot and Node APIs.</w:t>
-      </w:r>
-    </w:p>
-    <w:p>
-      <w:pPr>
-        <w:spacing w:after="20"/>
-      </w:pPr>
-      <w:r>
-        <w:rPr>
-          <w:rFonts w:ascii="Times New Roman" w:cs="Times New Roman" w:eastAsia="Times New Roman" w:hAnsi="Times New Roman"/>
-          <w:sz w:val="22"/>
-          <w:szCs w:val="22"/>
-        </w:rPr>
-        <w:t xml:space="preserve">• Engineered ETL consolidating laboratory, quality control, and inventory sources into validated reporting models, enabling scalable SQL-based compliance reports for GxP-style operational controls.</w:t>
-      </w:r>
-    </w:p>
-    <w:p>
-      <w:pPr>
-        <w:spacing w:after="20"/>
-      </w:pPr>
-      <w:r>
-        <w:rPr>
-          <w:rFonts w:ascii="Times New Roman" w:cs="Times New Roman" w:eastAsia="Times New Roman" w:hAnsi="Times New Roman"/>
-          <w:sz w:val="22"/>
-          <w:szCs w:val="22"/>
-        </w:rPr>
-        <w:t xml:space="preserve">• Implemented RBAC-aware data validation, audit trails, and SQL reporting pipelines so distributed quality and manufacturing teams could trace regulated data lineage across enterprise pharma systems.</w:t>
-      </w:r>
-    </w:p>
-    <w:p>
-      <w:pPr>
-        <w:spacing w:after="20"/>
-      </w:pPr>
-      <w:r>
-        <w:rPr>
-          <w:rFonts w:ascii="Times New Roman" w:cs="Times New Roman" w:eastAsia="Times New Roman" w:hAnsi="Times New Roman"/>
-          <w:sz w:val="22"/>
-          <w:szCs w:val="22"/>
-        </w:rPr>
-        <w:t xml:space="preserve">• Automated Jenkins and Maven CI/CD with JUnit gates for repeatable builds of compliance-critical services, embedding DevSecOps-style checks before promotion to controlled environments.</w:t>
+        <w:t xml:space="preserve">• Built Spring Boot and Node.js REST services for production monitoring and ERP integration on Oracle and PostgreSQL under pharmaceutical compliance constraints.</w:t>
+      </w:r>
+    </w:p>
+    <w:p>
+      <w:pPr>
+        <w:spacing w:after="20"/>
+      </w:pPr>
+      <w:r>
+        <w:rPr>
+          <w:rFonts w:ascii="Times New Roman" w:cs="Times New Roman" w:eastAsia="Times New Roman" w:hAnsi="Times New Roman"/>
+          <w:sz w:val="22"/>
+          <w:szCs w:val="22"/>
+        </w:rPr>
+        <w:t xml:space="preserve">• Lowered manual laboratory, QC, and inventory data entry 70% with AngularJS and React dashboards (HTML5, CSS3, JavaScript) on Spring Boot and Node APIs.</w:t>
+      </w:r>
+    </w:p>
+    <w:p>
+      <w:pPr>
+        <w:spacing w:after="20"/>
+      </w:pPr>
+      <w:r>
+        <w:rPr>
+          <w:rFonts w:ascii="Times New Roman" w:cs="Times New Roman" w:eastAsia="Times New Roman" w:hAnsi="Times New Roman"/>
+          <w:sz w:val="22"/>
+          <w:szCs w:val="22"/>
+        </w:rPr>
+        <w:t xml:space="preserve">• Consolidated lab, QC, and inventory data through ETL into reporting models; produced SQL-based compliance reports aligned to GxP-style controls.</w:t>
+      </w:r>
+    </w:p>
+    <w:p>
+      <w:pPr>
+        <w:spacing w:after="20"/>
+      </w:pPr>
+      <w:r>
+        <w:rPr>
+          <w:rFonts w:ascii="Times New Roman" w:cs="Times New Roman" w:eastAsia="Times New Roman" w:hAnsi="Times New Roman"/>
+          <w:sz w:val="22"/>
+          <w:szCs w:val="22"/>
+        </w:rPr>
+        <w:t xml:space="preserve">• Added RBAC-aware validation, audit trails, and reporting pipelines so quality and manufacturing could trace regulated data lineage.</w:t>
+      </w:r>
+    </w:p>
+    <w:p>
+      <w:pPr>
+        <w:spacing w:after="20"/>
+      </w:pPr>
+      <w:r>
+        <w:rPr>
+          <w:rFonts w:ascii="Times New Roman" w:cs="Times New Roman" w:eastAsia="Times New Roman" w:hAnsi="Times New Roman"/>
+          <w:sz w:val="22"/>
+          <w:szCs w:val="22"/>
+        </w:rPr>
+        <w:t xml:space="preserve">• Automated Jenkins and Maven builds with JUnit gates before promoting compliance-critical services to controlled environments.</w:t>
       </w:r>
     </w:p>
     <w:p>
@@ -693,7 +693,7 @@
           <w:sz w:val="22"/>
           <w:szCs w:val="22"/>
         </w:rPr>
-        <w:t xml:space="preserve">• Delivered 24 months of continuous enhancements—partnering with operations and quality stakeholders—while maintaining audit-friendly release patterns for scalable healthcare and manufacturing data platforms.</w:t>
+        <w:t xml:space="preserve">• Partnered with operations and quality for 24 months on incremental, audit-friendly releases of reporting and integration features.</w:t>
       </w:r>
     </w:p>
     <w:p>

--- a/public/resume-c2c.docx
+++ b/public/resume-c2c.docx
@@ -43,7 +43,7 @@
           <w:sz w:val="22"/>
           <w:szCs w:val="22"/>
         </w:rPr>
-        <w:t xml:space="preserve">Java Full Stack Engineer | Spring Boot | React | Angular | AWS</w:t>
+        <w:t xml:space="preserve">Senior Java Full Stack Engineer | Spring Boot | React | Angular | AWS</w:t>
       </w:r>
     </w:p>
     <w:p>
@@ -88,7 +88,7 @@
           <w:sz w:val="22"/>
           <w:szCs w:val="22"/>
         </w:rPr>
-        <w:t xml:space="preserve">Java Full Stack Engineer with 5+ years owning the full SDLC across restaurant and retail technology, insurance and retirement, energy, automotive supply chain, and regulated pharma. Ships production Java/Spring Boot systems with modern web UIs, cloud deployments, and measurable reliability gains. AWS Certified DevOps Engineer – Professional, Solutions Architect – Associate; HashiCorp Terraform Associate. Available for C2C, contract, and W2 engagements.</w:t>
+        <w:t xml:space="preserve">Senior Java Full Stack Engineer with 5+ years architecting cloud-native, distributed systems across restaurant and retail platforms, insurance and retirement, energy, automotive supply chain, and regulated pharma. Owns microservices, secure REST APIs, React and Angular, Docker and Kubernetes on AWS, CI/CD, and observability. AWS Certified DevOps Engineer – Professional, Solutions Architect – Associate; HashiCorp Terraform Associate. Available for C2C, contract, and W2 engagements.</w:t>
       </w:r>
     </w:p>
     <w:p>
@@ -204,59 +204,59 @@
           <w:sz w:val="22"/>
           <w:szCs w:val="22"/>
         </w:rPr>
-        <w:t xml:space="preserve">• Led migration from legacy Spring MVC to Java 17 and Spring Boot microservices for retail and restaurant POS and digital ordering, cutting production incidents 40% and deployment lead time from 2 hours to 15 minutes.</w:t>
-      </w:r>
-    </w:p>
-    <w:p>
-      <w:pPr>
-        <w:spacing w:after="20"/>
-      </w:pPr>
-      <w:r>
-        <w:rPr>
-          <w:rFonts w:ascii="Times New Roman" w:cs="Times New Roman" w:eastAsia="Times New Roman" w:hAnsi="Times New Roman"/>
-          <w:sz w:val="22"/>
-          <w:szCs w:val="22"/>
-        </w:rPr>
-        <w:t xml:space="preserve">• Built an event-driven integration layer with Kafka, RabbitMQ, and Redis—10K+ daily transactions at 99.9% uptime—with retry and circuit breaker patterns for order, payment, and partner events.</w:t>
-      </w:r>
-    </w:p>
-    <w:p>
-      <w:pPr>
-        <w:spacing w:after="20"/>
-      </w:pPr>
-      <w:r>
-        <w:rPr>
-          <w:rFonts w:ascii="Times New Roman" w:cs="Times New Roman" w:eastAsia="Times New Roman" w:hAnsi="Times New Roman"/>
-          <w:sz w:val="22"/>
-          <w:szCs w:val="22"/>
-        </w:rPr>
-        <w:t xml:space="preserve">• Delivered sub-200ms REST APIs with Spring Security (OAuth2, JWT, RBAC) for 500+ concurrent users; Angular and React for staff and guest experiences.</w:t>
-      </w:r>
-    </w:p>
-    <w:p>
-      <w:pPr>
-        <w:spacing w:after="20"/>
-      </w:pPr>
-      <w:r>
-        <w:rPr>
-          <w:rFonts w:ascii="Times New Roman" w:cs="Times New Roman" w:eastAsia="Times New Roman" w:hAnsi="Times New Roman"/>
-          <w:sz w:val="22"/>
-          <w:szCs w:val="22"/>
-        </w:rPr>
-        <w:t xml:space="preserve">• Shipped menu, order, and location features end to end using Spring Data JPA with Oracle and MongoDB, HTML5/CSS3/JavaScript, and AWS (EC2, ECS) on Docker and Kubernetes.</w:t>
-      </w:r>
-    </w:p>
-    <w:p>
-      <w:pPr>
-        <w:spacing w:after="20"/>
-      </w:pPr>
-      <w:r>
-        <w:rPr>
-          <w:rFonts w:ascii="Times New Roman" w:cs="Times New Roman" w:eastAsia="Times New Roman" w:hAnsi="Times New Roman"/>
-          <w:sz w:val="22"/>
-          <w:szCs w:val="22"/>
-        </w:rPr>
-        <w:t xml:space="preserve">• Automated Jenkins and Bitbucket pipelines with build, scan, and deploy gates for repeatable production releases of microservices.</w:t>
+        <w:t xml:space="preserve">• Spearheaded a cloud-native architecture migration from Spring MVC to Java 17 and Spring Boot microservices for retail and restaurant POS—cut production incidents 40% and deployment cycle time from 2 hours to 15 minutes.</w:t>
+      </w:r>
+    </w:p>
+    <w:p>
+      <w:pPr>
+        <w:spacing w:after="20"/>
+      </w:pPr>
+      <w:r>
+        <w:rPr>
+          <w:rFonts w:ascii="Times New Roman" w:cs="Times New Roman" w:eastAsia="Times New Roman" w:hAnsi="Times New Roman"/>
+          <w:sz w:val="22"/>
+          <w:szCs w:val="22"/>
+        </w:rPr>
+        <w:t xml:space="preserve">• Architected a distributed, event-driven integration backbone (Kafka, RabbitMQ, Redis) processing 10K+ daily transactions at 99.9% availability with circuit breakers and retries for fault-tolerant order and payment flows.</w:t>
+      </w:r>
+    </w:p>
+    <w:p>
+      <w:pPr>
+        <w:spacing w:after="20"/>
+      </w:pPr>
+      <w:r>
+        <w:rPr>
+          <w:rFonts w:ascii="Times New Roman" w:cs="Times New Roman" w:eastAsia="Times New Roman" w:hAnsi="Times New Roman"/>
+          <w:sz w:val="22"/>
+          <w:szCs w:val="22"/>
+        </w:rPr>
+        <w:t xml:space="preserve">• Engineered sub-200ms REST APIs with OAuth2, JWT, and RBAC via Spring Security for 500+ concurrent users; shipped Angular and React experiences that improved staff and guest throughput at peak service intervals.</w:t>
+      </w:r>
+    </w:p>
+    <w:p>
+      <w:pPr>
+        <w:spacing w:after="20"/>
+      </w:pPr>
+      <w:r>
+        <w:rPr>
+          <w:rFonts w:ascii="Times New Roman" w:cs="Times New Roman" w:eastAsia="Times New Roman" w:hAnsi="Times New Roman"/>
+          <w:sz w:val="22"/>
+          <w:szCs w:val="22"/>
+        </w:rPr>
+        <w:t xml:space="preserve">• Owned full-stack delivery for menu, order, and location domains using Spring Data JPA (Oracle, MongoDB), HTML5/CSS3/JavaScript, Docker container images, and Kubernetes on AWS (EC2, ECS) for horizontally scalable systems.</w:t>
+      </w:r>
+    </w:p>
+    <w:p>
+      <w:pPr>
+        <w:spacing w:after="20"/>
+      </w:pPr>
+      <w:r>
+        <w:rPr>
+          <w:rFonts w:ascii="Times New Roman" w:cs="Times New Roman" w:eastAsia="Times New Roman" w:hAnsi="Times New Roman"/>
+          <w:sz w:val="22"/>
+          <w:szCs w:val="22"/>
+        </w:rPr>
+        <w:t xml:space="preserve">• Owned CI/CD on Jenkins and Bitbucket—build, security scan, and deploy stages—standardizing Docker-based promotions into production Kubernetes clusters with repeatable release discipline.</w:t>
       </w:r>
     </w:p>
     <w:p>
@@ -269,7 +269,7 @@
           <w:sz w:val="22"/>
           <w:szCs w:val="22"/>
         </w:rPr>
-        <w:t xml:space="preserve">• Tied JUnit and Mockito suites to release gates; used Prometheus and Grafana for latency, errors, and defect KPI visibility.</w:t>
+        <w:t xml:space="preserve">• Raised observability and resiliency with Prometheus and Grafana dashboards plus JUnit and Mockito gates tied to latency, error-rate, and defect KPIs before production cutover.</w:t>
       </w:r>
     </w:p>
     <w:p>
@@ -310,59 +310,59 @@
           <w:sz w:val="22"/>
           <w:szCs w:val="22"/>
         </w:rPr>
-        <w:t xml:space="preserve">• Built Spring Boot microservices with Hibernate/JPA for insurance, retirement, and asset management, powering customer and agent portals.</w:t>
-      </w:r>
-    </w:p>
-    <w:p>
-      <w:pPr>
-        <w:spacing w:after="20"/>
-      </w:pPr>
-      <w:r>
-        <w:rPr>
-          <w:rFonts w:ascii="Times New Roman" w:cs="Times New Roman" w:eastAsia="Times New Roman" w:hAnsi="Times New Roman"/>
-          <w:sz w:val="22"/>
-          <w:szCs w:val="22"/>
-        </w:rPr>
-        <w:t xml:space="preserve">• Deployed Docker and Kubernetes workloads on AWS (EC2, S3, RDS, Lambda) with OAuth2, JWT, Redis-backed sessions, and RBAC via Spring Security for regulatory-sensitive traffic.</w:t>
-      </w:r>
-    </w:p>
-    <w:p>
-      <w:pPr>
-        <w:spacing w:after="20"/>
-      </w:pPr>
-      <w:r>
-        <w:rPr>
-          <w:rFonts w:ascii="Times New Roman" w:cs="Times New Roman" w:eastAsia="Times New Roman" w:hAnsi="Times New Roman"/>
-          <w:sz w:val="22"/>
-          <w:szCs w:val="22"/>
-        </w:rPr>
-        <w:t xml:space="preserve">• Cut data defects 90% and improved API response time 25% with Angular and React (HTML5, CSS3, JavaScript) on validated Spring Boot services for policy and claims.</w:t>
-      </w:r>
-    </w:p>
-    <w:p>
-      <w:pPr>
-        <w:spacing w:after="20"/>
-      </w:pPr>
-      <w:r>
-        <w:rPr>
-          <w:rFonts w:ascii="Times New Roman" w:cs="Times New Roman" w:eastAsia="Times New Roman" w:hAnsi="Times New Roman"/>
-          <w:sz w:val="22"/>
-          <w:szCs w:val="22"/>
-        </w:rPr>
-        <w:t xml:space="preserve">• Authored API contracts and technical specifications; aligned integration design with architecture and compliance reviews.</w:t>
-      </w:r>
-    </w:p>
-    <w:p>
-      <w:pPr>
-        <w:spacing w:after="20"/>
-      </w:pPr>
-      <w:r>
-        <w:rPr>
-          <w:rFonts w:ascii="Times New Roman" w:cs="Times New Roman" w:eastAsia="Times New Roman" w:hAnsi="Times New Roman"/>
-          <w:sz w:val="22"/>
-          <w:szCs w:val="22"/>
-        </w:rPr>
-        <w:t xml:space="preserve">• Shipped 8+ on-schedule features—policy management, claims, reporting—through Agile work with Product and QA and Jenkins/Bitbucket CI/CD.</w:t>
+        <w:t xml:space="preserve">• Architected cloud-native Spring Boot microservices with Hibernate/JPA for insurance, retirement, and asset management—distributed, high-availability services behind customer and agent financial portals.</w:t>
+      </w:r>
+    </w:p>
+    <w:p>
+      <w:pPr>
+        <w:spacing w:after="20"/>
+      </w:pPr>
+      <w:r>
+        <w:rPr>
+          <w:rFonts w:ascii="Times New Roman" w:cs="Times New Roman" w:eastAsia="Times New Roman" w:hAnsi="Times New Roman"/>
+          <w:sz w:val="22"/>
+          <w:szCs w:val="22"/>
+        </w:rPr>
+        <w:t xml:space="preserve">• Owned Docker image pipelines and Kubernetes releases on AWS (EC2, S3, RDS, Lambda) with OAuth2, JWT, Redis-backed sessions, and RBAC for secure, compliant financial traffic at enterprise scale.</w:t>
+      </w:r>
+    </w:p>
+    <w:p>
+      <w:pPr>
+        <w:spacing w:after="20"/>
+      </w:pPr>
+      <w:r>
+        <w:rPr>
+          <w:rFonts w:ascii="Times New Roman" w:cs="Times New Roman" w:eastAsia="Times New Roman" w:hAnsi="Times New Roman"/>
+          <w:sz w:val="22"/>
+          <w:szCs w:val="22"/>
+        </w:rPr>
+        <w:t xml:space="preserve">• Optimized policy and claims experiences: cut data defects 90% and improved API response time 25% by pairing validated Spring Boot services with Angular and React (HTML5, CSS3, JavaScript) UIs.</w:t>
+      </w:r>
+    </w:p>
+    <w:p>
+      <w:pPr>
+        <w:spacing w:after="20"/>
+      </w:pPr>
+      <w:r>
+        <w:rPr>
+          <w:rFonts w:ascii="Times New Roman" w:cs="Times New Roman" w:eastAsia="Times New Roman" w:hAnsi="Times New Roman"/>
+          <w:sz w:val="22"/>
+          <w:szCs w:val="22"/>
+        </w:rPr>
+        <w:t xml:space="preserve">• Led API contracts, technical specifications, and integration design with architecture and compliance stakeholders—reducing ambiguity in scalable financial workflow integrations.</w:t>
+      </w:r>
+    </w:p>
+    <w:p>
+      <w:pPr>
+        <w:spacing w:after="20"/>
+      </w:pPr>
+      <w:r>
+        <w:rPr>
+          <w:rFonts w:ascii="Times New Roman" w:cs="Times New Roman" w:eastAsia="Times New Roman" w:hAnsi="Times New Roman"/>
+          <w:sz w:val="22"/>
+          <w:szCs w:val="22"/>
+        </w:rPr>
+        <w:t xml:space="preserve">• Delivered 8+ production features on schedule (policy, claims, reporting) through Agile partnership with Product and QA, accelerated by Jenkins and Bitbucket CI/CD and faster test-to-prod feedback.</w:t>
       </w:r>
     </w:p>
     <w:p>
@@ -375,7 +375,7 @@
           <w:sz w:val="22"/>
           <w:szCs w:val="22"/>
         </w:rPr>
-        <w:t xml:space="preserve">• Protected policy and claims changes with JUnit and Mockito; monitored production health with Prometheus and Grafana.</w:t>
+        <w:t xml:space="preserve">• Strengthened fault tolerance on money-movement paths with JUnit and Mockito; used Prometheus and Grafana for production observability of latency and error budgets on critical services.</w:t>
       </w:r>
     </w:p>
     <w:p>
@@ -416,59 +416,59 @@
           <w:sz w:val="22"/>
           <w:szCs w:val="22"/>
         </w:rPr>
-        <w:t xml:space="preserve">• Built Java 11, Spring Boot, and Spring Data JPA services for oil and gas portfolio and asset tracking—500+ users and 10K+ daily transactions.</w:t>
-      </w:r>
-    </w:p>
-    <w:p>
-      <w:pPr>
-        <w:spacing w:after="20"/>
-      </w:pPr>
-      <w:r>
-        <w:rPr>
-          <w:rFonts w:ascii="Times New Roman" w:cs="Times New Roman" w:eastAsia="Times New Roman" w:hAnsi="Times New Roman"/>
-          <w:sz w:val="22"/>
-          <w:szCs w:val="22"/>
-        </w:rPr>
-        <w:t xml:space="preserve">• Cut manual reporting time 50% with React dashboards (HTML5, CSS3, JavaScript) on Spring Boot APIs for field and office production and asset views.</w:t>
-      </w:r>
-    </w:p>
-    <w:p>
-      <w:pPr>
-        <w:spacing w:after="20"/>
-      </w:pPr>
-      <w:r>
-        <w:rPr>
-          <w:rFonts w:ascii="Times New Roman" w:cs="Times New Roman" w:eastAsia="Times New Roman" w:hAnsi="Times New Roman"/>
-          <w:sz w:val="22"/>
-          <w:szCs w:val="22"/>
-        </w:rPr>
-        <w:t xml:space="preserve">• Cut environment provisioning time 60% using Terraform and Jenkins with infrastructure as code and repeatable delivery pipelines.</w:t>
-      </w:r>
-    </w:p>
-    <w:p>
-      <w:pPr>
-        <w:spacing w:after="20"/>
-      </w:pPr>
-      <w:r>
-        <w:rPr>
-          <w:rFonts w:ascii="Times New Roman" w:cs="Times New Roman" w:eastAsia="Times New Roman" w:hAnsi="Times New Roman"/>
-          <w:sz w:val="22"/>
-          <w:szCs w:val="22"/>
-        </w:rPr>
-        <w:t xml:space="preserve">• Ran containerized services on Kubernetes (health checks, readiness probes, auto-scaling) with Oracle and MySQL on AWS.</w:t>
-      </w:r>
-    </w:p>
-    <w:p>
-      <w:pPr>
-        <w:spacing w:after="20"/>
-      </w:pPr>
-      <w:r>
-        <w:rPr>
-          <w:rFonts w:ascii="Times New Roman" w:cs="Times New Roman" w:eastAsia="Times New Roman" w:hAnsi="Times New Roman"/>
-          <w:sz w:val="22"/>
-          <w:szCs w:val="22"/>
-        </w:rPr>
-        <w:t xml:space="preserve">• Published stable REST contracts for upstream/downstream energy consumers; documented integration points to speed operations handoffs.</w:t>
+        <w:t xml:space="preserve">• Architected Java 11, Spring Boot, and Spring Data JPA services for oil and gas portfolio and asset tracking—scalable systems sustaining 500+ users and 10K+ daily transactions across distributed energy operations.</w:t>
+      </w:r>
+    </w:p>
+    <w:p>
+      <w:pPr>
+        <w:spacing w:after="20"/>
+      </w:pPr>
+      <w:r>
+        <w:rPr>
+          <w:rFonts w:ascii="Times New Roman" w:cs="Times New Roman" w:eastAsia="Times New Roman" w:hAnsi="Times New Roman"/>
+          <w:sz w:val="22"/>
+          <w:szCs w:val="22"/>
+        </w:rPr>
+        <w:t xml:space="preserve">• Delivered React dashboards (HTML5, CSS3, JavaScript) on Spring Boot REST APIs that cut manual reporting time 50%, improving field and office decision velocity on production and asset data.</w:t>
+      </w:r>
+    </w:p>
+    <w:p>
+      <w:pPr>
+        <w:spacing w:after="20"/>
+      </w:pPr>
+      <w:r>
+        <w:rPr>
+          <w:rFonts w:ascii="Times New Roman" w:cs="Times New Roman" w:eastAsia="Times New Roman" w:hAnsi="Times New Roman"/>
+          <w:sz w:val="22"/>
+          <w:szCs w:val="22"/>
+        </w:rPr>
+        <w:t xml:space="preserve">• Owned Terraform and Jenkins pipelines with infrastructure as code, reducing environment provisioning time 60% and increasing deployment repeatability for cloud-bound energy workloads.</w:t>
+      </w:r>
+    </w:p>
+    <w:p>
+      <w:pPr>
+        <w:spacing w:after="20"/>
+      </w:pPr>
+      <w:r>
+        <w:rPr>
+          <w:rFonts w:ascii="Times New Roman" w:cs="Times New Roman" w:eastAsia="Times New Roman" w:hAnsi="Times New Roman"/>
+          <w:sz w:val="22"/>
+          <w:szCs w:val="22"/>
+        </w:rPr>
+        <w:t xml:space="preserve">• Operated containerized services on Kubernetes—health checks, readiness probes, auto-scaling—with Oracle and MySQL on AWS for resilient, high-availability upstream and downstream data exchange.</w:t>
+      </w:r>
+    </w:p>
+    <w:p>
+      <w:pPr>
+        <w:spacing w:after="20"/>
+      </w:pPr>
+      <w:r>
+        <w:rPr>
+          <w:rFonts w:ascii="Times New Roman" w:cs="Times New Roman" w:eastAsia="Times New Roman" w:hAnsi="Times New Roman"/>
+          <w:sz w:val="22"/>
+          <w:szCs w:val="22"/>
+        </w:rPr>
+        <w:t xml:space="preserve">• Hardened REST contracts and integration documentation for distributed energy consumers, shortening operations handoffs and reducing integration defects on production interfaces.</w:t>
       </w:r>
     </w:p>
     <w:p>
@@ -481,7 +481,7 @@
           <w:sz w:val="22"/>
           <w:szCs w:val="22"/>
         </w:rPr>
-        <w:t xml:space="preserve">• Expanded JUnit and Mockito coverage on core services to reduce regression risk on production releases.</w:t>
+        <w:t xml:space="preserve">• Expanded JUnit and Mockito coverage on core services to improve regression detection and release confidence for production-grade energy analytics.</w:t>
       </w:r>
     </w:p>
     <w:p>
@@ -522,59 +522,59 @@
           <w:sz w:val="22"/>
           <w:szCs w:val="22"/>
         </w:rPr>
-        <w:t xml:space="preserve">• Developed Java and Spring Boot REST services on Oracle and PostgreSQL for automotive manufacturing and supply-chain analytics across plants, dealers, and logistics.</w:t>
-      </w:r>
-    </w:p>
-    <w:p>
-      <w:pPr>
-        <w:spacing w:after="20"/>
-      </w:pPr>
-      <w:r>
-        <w:rPr>
-          <w:rFonts w:ascii="Times New Roman" w:cs="Times New Roman" w:eastAsia="Times New Roman" w:hAnsi="Times New Roman"/>
-          <w:sz w:val="22"/>
-          <w:szCs w:val="22"/>
-        </w:rPr>
-        <w:t xml:space="preserve">• Improved query performance 30% through SQL tuning and indexing, reducing dashboard load times for 100+ users.</w:t>
-      </w:r>
-    </w:p>
-    <w:p>
-      <w:pPr>
-        <w:spacing w:after="20"/>
-      </w:pPr>
-      <w:r>
-        <w:rPr>
-          <w:rFonts w:ascii="Times New Roman" w:cs="Times New Roman" w:eastAsia="Times New Roman" w:hAnsi="Times New Roman"/>
-          <w:sz w:val="22"/>
-          <w:szCs w:val="22"/>
-        </w:rPr>
-        <w:t xml:space="preserve">• Built ETL from vehicle production, dealer, and logistics sources into analytics stores for batch and near-real-time reporting.</w:t>
-      </w:r>
-    </w:p>
-    <w:p>
-      <w:pPr>
-        <w:spacing w:after="20"/>
-      </w:pPr>
-      <w:r>
-        <w:rPr>
-          <w:rFonts w:ascii="Times New Roman" w:cs="Times New Roman" w:eastAsia="Times New Roman" w:hAnsi="Times New Roman"/>
-          <w:sz w:val="22"/>
-          <w:szCs w:val="22"/>
-        </w:rPr>
-        <w:t xml:space="preserve">• Defined contract-first REST APIs between operational systems and analytics; supported JavaScript KPI dashboards with stable JSON payloads and error handling.</w:t>
-      </w:r>
-    </w:p>
-    <w:p>
-      <w:pPr>
-        <w:spacing w:after="20"/>
-      </w:pPr>
-      <w:r>
-        <w:rPr>
-          <w:rFonts w:ascii="Times New Roman" w:cs="Times New Roman" w:eastAsia="Times New Roman" w:hAnsi="Times New Roman"/>
-          <w:sz w:val="22"/>
-          <w:szCs w:val="22"/>
-        </w:rPr>
-        <w:t xml:space="preserve">• Encoded validation and reconciliation rules in Java so manufacturing, dealer, and logistics feeds stayed consistent for downstream reporting.</w:t>
+        <w:t xml:space="preserve">• Engineered distributed Java and Spring Boot REST services on Oracle and PostgreSQL for automotive manufacturing and supply-chain analytics—scalable integrations across plants, dealers, and logistics networks.</w:t>
+      </w:r>
+    </w:p>
+    <w:p>
+      <w:pPr>
+        <w:spacing w:after="20"/>
+      </w:pPr>
+      <w:r>
+        <w:rPr>
+          <w:rFonts w:ascii="Times New Roman" w:cs="Times New Roman" w:eastAsia="Times New Roman" w:hAnsi="Times New Roman"/>
+          <w:sz w:val="22"/>
+          <w:szCs w:val="22"/>
+        </w:rPr>
+        <w:t xml:space="preserve">• Optimized SQL and indexing to improve query performance 30%, cutting dashboard latency for 100+ manufacturing, dealer, and logistics users on high-throughput analytics workloads.</w:t>
+      </w:r>
+    </w:p>
+    <w:p>
+      <w:pPr>
+        <w:spacing w:after="20"/>
+      </w:pPr>
+      <w:r>
+        <w:rPr>
+          <w:rFonts w:ascii="Times New Roman" w:cs="Times New Roman" w:eastAsia="Times New Roman" w:hAnsi="Times New Roman"/>
+          <w:sz w:val="22"/>
+          <w:szCs w:val="22"/>
+        </w:rPr>
+        <w:t xml:space="preserve">• Built resilient ETL from vehicle production, dealer, and logistics sources into analytics stores, enabling batch and near-real-time reporting for supply-chain observability and planning.</w:t>
+      </w:r>
+    </w:p>
+    <w:p>
+      <w:pPr>
+        <w:spacing w:after="20"/>
+      </w:pPr>
+      <w:r>
+        <w:rPr>
+          <w:rFonts w:ascii="Times New Roman" w:cs="Times New Roman" w:eastAsia="Times New Roman" w:hAnsi="Times New Roman"/>
+          <w:sz w:val="22"/>
+          <w:szCs w:val="22"/>
+        </w:rPr>
+        <w:t xml:space="preserve">• Defined contract-first REST layers between operational systems and analytics consumers, stabilizing JSON payloads and error semantics for JavaScript KPI dashboards under load.</w:t>
+      </w:r>
+    </w:p>
+    <w:p>
+      <w:pPr>
+        <w:spacing w:after="20"/>
+      </w:pPr>
+      <w:r>
+        <w:rPr>
+          <w:rFonts w:ascii="Times New Roman" w:cs="Times New Roman" w:eastAsia="Times New Roman" w:hAnsi="Times New Roman"/>
+          <w:sz w:val="22"/>
+          <w:szCs w:val="22"/>
+        </w:rPr>
+        <w:t xml:space="preserve">• Implemented validation and reconciliation logic in Java so cross-plant and cross-dealer feeds stayed consistent—improving downstream reporting reliability and fault tolerance for analytics pipelines.</w:t>
       </w:r>
     </w:p>
     <w:p>
@@ -587,7 +587,7 @@
           <w:sz w:val="22"/>
           <w:szCs w:val="22"/>
         </w:rPr>
-        <w:t xml:space="preserve">• Delivered incrementally over 12 months with analysts and QA, using automated JUnit regression before production analytics releases.</w:t>
+        <w:t xml:space="preserve">• Drove a 12-month Agile cadence with analysts and QA, shipping incremental capabilities with automated JUnit regression prior to each production analytics release.</w:t>
       </w:r>
     </w:p>
     <w:p>
@@ -628,59 +628,59 @@
           <w:sz w:val="22"/>
           <w:szCs w:val="22"/>
         </w:rPr>
-        <w:t xml:space="preserve">• Built Spring Boot and Node.js REST services for production monitoring and ERP integration on Oracle and PostgreSQL under pharmaceutical compliance constraints.</w:t>
-      </w:r>
-    </w:p>
-    <w:p>
-      <w:pPr>
-        <w:spacing w:after="20"/>
-      </w:pPr>
-      <w:r>
-        <w:rPr>
-          <w:rFonts w:ascii="Times New Roman" w:cs="Times New Roman" w:eastAsia="Times New Roman" w:hAnsi="Times New Roman"/>
-          <w:sz w:val="22"/>
-          <w:szCs w:val="22"/>
-        </w:rPr>
-        <w:t xml:space="preserve">• Lowered manual laboratory, QC, and inventory data entry 70% with AngularJS and React dashboards (HTML5, CSS3, JavaScript) on Spring Boot and Node APIs.</w:t>
-      </w:r>
-    </w:p>
-    <w:p>
-      <w:pPr>
-        <w:spacing w:after="20"/>
-      </w:pPr>
-      <w:r>
-        <w:rPr>
-          <w:rFonts w:ascii="Times New Roman" w:cs="Times New Roman" w:eastAsia="Times New Roman" w:hAnsi="Times New Roman"/>
-          <w:sz w:val="22"/>
-          <w:szCs w:val="22"/>
-        </w:rPr>
-        <w:t xml:space="preserve">• Consolidated lab, QC, and inventory data through ETL into reporting models; produced SQL-based compliance reports aligned to GxP-style controls.</w:t>
-      </w:r>
-    </w:p>
-    <w:p>
-      <w:pPr>
-        <w:spacing w:after="20"/>
-      </w:pPr>
-      <w:r>
-        <w:rPr>
-          <w:rFonts w:ascii="Times New Roman" w:cs="Times New Roman" w:eastAsia="Times New Roman" w:hAnsi="Times New Roman"/>
-          <w:sz w:val="22"/>
-          <w:szCs w:val="22"/>
-        </w:rPr>
-        <w:t xml:space="preserve">• Added RBAC-aware validation, audit trails, and reporting pipelines so quality and manufacturing could trace regulated data lineage.</w:t>
-      </w:r>
-    </w:p>
-    <w:p>
-      <w:pPr>
-        <w:spacing w:after="20"/>
-      </w:pPr>
-      <w:r>
-        <w:rPr>
-          <w:rFonts w:ascii="Times New Roman" w:cs="Times New Roman" w:eastAsia="Times New Roman" w:hAnsi="Times New Roman"/>
-          <w:sz w:val="22"/>
-          <w:szCs w:val="22"/>
-        </w:rPr>
-        <w:t xml:space="preserve">• Automated Jenkins and Maven builds with JUnit gates before promoting compliance-critical services to controlled environments.</w:t>
+        <w:t xml:space="preserve">• Architected Spring Boot and Node.js REST services for production monitoring and ERP integration on Oracle and PostgreSQL—compliance-bound, distributed backends for regulated pharmaceutical operations.</w:t>
+      </w:r>
+    </w:p>
+    <w:p>
+      <w:pPr>
+        <w:spacing w:after="20"/>
+      </w:pPr>
+      <w:r>
+        <w:rPr>
+          <w:rFonts w:ascii="Times New Roman" w:cs="Times New Roman" w:eastAsia="Times New Roman" w:hAnsi="Times New Roman"/>
+          <w:sz w:val="22"/>
+          <w:szCs w:val="22"/>
+        </w:rPr>
+        <w:t xml:space="preserve">• Spearheaded AngularJS and React dashboards (HTML5, CSS3, JavaScript) on secure APIs, cutting manual laboratory, QC, and inventory data entry 70% and accelerating quality review cycles.</w:t>
+      </w:r>
+    </w:p>
+    <w:p>
+      <w:pPr>
+        <w:spacing w:after="20"/>
+      </w:pPr>
+      <w:r>
+        <w:rPr>
+          <w:rFonts w:ascii="Times New Roman" w:cs="Times New Roman" w:eastAsia="Times New Roman" w:hAnsi="Times New Roman"/>
+          <w:sz w:val="22"/>
+          <w:szCs w:val="22"/>
+        </w:rPr>
+        <w:t xml:space="preserve">• Engineered ETL consolidating lab, QC, and inventory data into validated reporting models; delivered SQL-based compliance reports aligned to GxP-style controls and audit expectations.</w:t>
+      </w:r>
+    </w:p>
+    <w:p>
+      <w:pPr>
+        <w:spacing w:after="20"/>
+      </w:pPr>
+      <w:r>
+        <w:rPr>
+          <w:rFonts w:ascii="Times New Roman" w:cs="Times New Roman" w:eastAsia="Times New Roman" w:hAnsi="Times New Roman"/>
+          <w:sz w:val="22"/>
+          <w:szCs w:val="22"/>
+        </w:rPr>
+        <w:t xml:space="preserve">• Implemented RBAC-aware validation, audit trails, and reporting pipelines so manufacturing and quality teams could trace regulated data lineage with higher reliability across distributed sites.</w:t>
+      </w:r>
+    </w:p>
+    <w:p>
+      <w:pPr>
+        <w:spacing w:after="20"/>
+      </w:pPr>
+      <w:r>
+        <w:rPr>
+          <w:rFonts w:ascii="Times New Roman" w:cs="Times New Roman" w:eastAsia="Times New Roman" w:hAnsi="Times New Roman"/>
+          <w:sz w:val="22"/>
+          <w:szCs w:val="22"/>
+        </w:rPr>
+        <w:t xml:space="preserve">• Owned Jenkins and Maven CI/CD with JUnit quality gates for compliance-critical builds, tightening promotion discipline into controlled environments without slowing delivery cadence.</w:t>
       </w:r>
     </w:p>
     <w:p>
@@ -693,7 +693,7 @@
           <w:sz w:val="22"/>
           <w:szCs w:val="22"/>
         </w:rPr>
-        <w:t xml:space="preserve">• Partnered with operations and quality for 24 months on incremental, audit-friendly releases of reporting and integration features.</w:t>
+        <w:t xml:space="preserve">• Partnered with operations and quality for 24 months on incremental, audit-friendly releases—improving stability and predictability of pharma reporting and integration rollouts.</w:t>
       </w:r>
     </w:p>
     <w:p>

--- a/public/resume-c2c.docx
+++ b/public/resume-c2c.docx
@@ -88,7 +88,7 @@
           <w:sz w:val="22"/>
           <w:szCs w:val="22"/>
         </w:rPr>
-        <w:t xml:space="preserve">Senior Java Full Stack Engineer with 5+ years architecting cloud-native, distributed systems across restaurant and retail platforms, insurance and retirement, energy, automotive supply chain, and regulated pharma. Owns microservices, secure REST APIs, React and Angular, Docker and Kubernetes on AWS, CI/CD, and observability. AWS Certified DevOps Engineer – Professional, Solutions Architect – Associate; HashiCorp Terraform Associate. Available for C2C, contract, and W2 engagements.</w:t>
+        <w:t xml:space="preserve">Senior Java Full Stack Engineer, 5+ years: cloud-native architecture and distributed systems for retail/restaurant POS, insurance and retirement, energy, automotive supply chain, and pharma compliance. Delivers Java/Spring Boot microservices, REST APIs, React and Angular, AWS, Docker, Kubernetes, Jenkins/Bitbucket CI/CD, DevSecOps practices, and observability. AWS Certified DevOps Engineer – Professional; Solutions Architect – Associate; HashiCorp Terraform Associate. Available for C2C, contract, and W2 engagements.</w:t>
       </w:r>
     </w:p>
     <w:p>
@@ -119,7 +119,7 @@
           <w:sz w:val="22"/>
           <w:szCs w:val="22"/>
         </w:rPr>
-        <w:t xml:space="preserve">Backend: Java, Spring Boot, microservices, REST APIs, Spring Security (OAuth2, JWT, RBAC), Hibernate/JPA | Frontend: React, Angular, HTML5, CSS3, JavaScript, Bootstrap | Cloud &amp; DevOps: AWS (EC2, S3, RDS, Lambda, ECS, ECR), Docker, Kubernetes, Jenkins, Bitbucket, CI/CD, DevSecOps, Terraform, Ansible, Maven, Git | Messaging &amp; caching: Kafka, RabbitMQ, Redis | Databases: Oracle, MySQL, PostgreSQL, MongoDB</w:t>
+        <w:t xml:space="preserve">Backend: Java, Spring Boot, microservices, REST APIs, Spring Security (OAuth2, JWT, RBAC), Hibernate/JPA | Frontend: React, Angular, HTML5, CSS3, JavaScript, Bootstrap | Cloud &amp; DevOps: AWS (EC2, S3, RDS, Lambda, ECS, ECR), Docker, Kubernetes, Jenkins, Bitbucket, CI/CD, DevSecOps, Terraform, Ansible, Maven, Git | Event-driven architecture &amp; messaging: Kafka, RabbitMQ, Redis | Databases: Oracle, MySQL, PostgreSQL, MongoDB</w:t>
       </w:r>
     </w:p>
     <w:p>
@@ -132,7 +132,7 @@
           <w:sz w:val="22"/>
           <w:szCs w:val="22"/>
         </w:rPr>
-        <w:t xml:space="preserve">Quality &amp; monitoring: JUnit, Mockito, Selenium, Postman, Prometheus, Grafana, JIRA, Swagger</w:t>
+        <w:t xml:space="preserve">Quality &amp; observability: JUnit, Mockito, Selenium, Postman, Prometheus, Grafana, JIRA, Swagger</w:t>
       </w:r>
     </w:p>
     <w:p>
@@ -204,59 +204,59 @@
           <w:sz w:val="22"/>
           <w:szCs w:val="22"/>
         </w:rPr>
-        <w:t xml:space="preserve">• Spearheaded a cloud-native architecture migration from Spring MVC to Java 17 and Spring Boot microservices for retail and restaurant POS—cut production incidents 40% and deployment cycle time from 2 hours to 15 minutes.</w:t>
-      </w:r>
-    </w:p>
-    <w:p>
-      <w:pPr>
-        <w:spacing w:after="20"/>
-      </w:pPr>
-      <w:r>
-        <w:rPr>
-          <w:rFonts w:ascii="Times New Roman" w:cs="Times New Roman" w:eastAsia="Times New Roman" w:hAnsi="Times New Roman"/>
-          <w:sz w:val="22"/>
-          <w:szCs w:val="22"/>
-        </w:rPr>
-        <w:t xml:space="preserve">• Architected a distributed, event-driven integration backbone (Kafka, RabbitMQ, Redis) processing 10K+ daily transactions at 99.9% availability with circuit breakers and retries for fault-tolerant order and payment flows.</w:t>
-      </w:r>
-    </w:p>
-    <w:p>
-      <w:pPr>
-        <w:spacing w:after="20"/>
-      </w:pPr>
-      <w:r>
-        <w:rPr>
-          <w:rFonts w:ascii="Times New Roman" w:cs="Times New Roman" w:eastAsia="Times New Roman" w:hAnsi="Times New Roman"/>
-          <w:sz w:val="22"/>
-          <w:szCs w:val="22"/>
-        </w:rPr>
-        <w:t xml:space="preserve">• Engineered sub-200ms REST APIs with OAuth2, JWT, and RBAC via Spring Security for 500+ concurrent users; shipped Angular and React experiences that improved staff and guest throughput at peak service intervals.</w:t>
-      </w:r>
-    </w:p>
-    <w:p>
-      <w:pPr>
-        <w:spacing w:after="20"/>
-      </w:pPr>
-      <w:r>
-        <w:rPr>
-          <w:rFonts w:ascii="Times New Roman" w:cs="Times New Roman" w:eastAsia="Times New Roman" w:hAnsi="Times New Roman"/>
-          <w:sz w:val="22"/>
-          <w:szCs w:val="22"/>
-        </w:rPr>
-        <w:t xml:space="preserve">• Owned full-stack delivery for menu, order, and location domains using Spring Data JPA (Oracle, MongoDB), HTML5/CSS3/JavaScript, Docker container images, and Kubernetes on AWS (EC2, ECS) for horizontally scalable systems.</w:t>
-      </w:r>
-    </w:p>
-    <w:p>
-      <w:pPr>
-        <w:spacing w:after="20"/>
-      </w:pPr>
-      <w:r>
-        <w:rPr>
-          <w:rFonts w:ascii="Times New Roman" w:cs="Times New Roman" w:eastAsia="Times New Roman" w:hAnsi="Times New Roman"/>
-          <w:sz w:val="22"/>
-          <w:szCs w:val="22"/>
-        </w:rPr>
-        <w:t xml:space="preserve">• Owned CI/CD on Jenkins and Bitbucket—build, security scan, and deploy stages—standardizing Docker-based promotions into production Kubernetes clusters with repeatable release discipline.</w:t>
+        <w:t xml:space="preserve">• Spearheaded cloud-native migration from Spring MVC to Java 17 and Spring Boot microservices for retail and restaurant POS—cut production incidents 40% and deployment time from 2 hours to 15 minutes.</w:t>
+      </w:r>
+    </w:p>
+    <w:p>
+      <w:pPr>
+        <w:spacing w:after="20"/>
+      </w:pPr>
+      <w:r>
+        <w:rPr>
+          <w:rFonts w:ascii="Times New Roman" w:cs="Times New Roman" w:eastAsia="Times New Roman" w:hAnsi="Times New Roman"/>
+          <w:sz w:val="22"/>
+          <w:szCs w:val="22"/>
+        </w:rPr>
+        <w:t xml:space="preserve">• Architected distributed, event-driven integration (Kafka, RabbitMQ, Redis) for 10K+ daily transactions at 99.9% availability with circuit breakers and retries for fault-tolerant order and payment flows.</w:t>
+      </w:r>
+    </w:p>
+    <w:p>
+      <w:pPr>
+        <w:spacing w:after="20"/>
+      </w:pPr>
+      <w:r>
+        <w:rPr>
+          <w:rFonts w:ascii="Times New Roman" w:cs="Times New Roman" w:eastAsia="Times New Roman" w:hAnsi="Times New Roman"/>
+          <w:sz w:val="22"/>
+          <w:szCs w:val="22"/>
+        </w:rPr>
+        <w:t xml:space="preserve">• Engineered sub-200ms REST APIs with OAuth2, JWT, and RBAC (Spring Security) for 500+ concurrent users; delivered Angular and React UIs for peak-hour restaurant throughput.</w:t>
+      </w:r>
+    </w:p>
+    <w:p>
+      <w:pPr>
+        <w:spacing w:after="20"/>
+      </w:pPr>
+      <w:r>
+        <w:rPr>
+          <w:rFonts w:ascii="Times New Roman" w:cs="Times New Roman" w:eastAsia="Times New Roman" w:hAnsi="Times New Roman"/>
+          <w:sz w:val="22"/>
+          <w:szCs w:val="22"/>
+        </w:rPr>
+        <w:t xml:space="preserve">• Led full-stack delivery (Spring Data JPA, Oracle, MongoDB, HTML5/CSS3/JavaScript) with Docker images and Kubernetes on AWS (EC2, ECS)—horizontally scalable systems aligned to 10K+ daily transaction volume.</w:t>
+      </w:r>
+    </w:p>
+    <w:p>
+      <w:pPr>
+        <w:spacing w:after="20"/>
+      </w:pPr>
+      <w:r>
+        <w:rPr>
+          <w:rFonts w:ascii="Times New Roman" w:cs="Times New Roman" w:eastAsia="Times New Roman" w:hAnsi="Times New Roman"/>
+          <w:sz w:val="22"/>
+          <w:szCs w:val="22"/>
+        </w:rPr>
+        <w:t xml:space="preserve">• Optimized Jenkins and Bitbucket CI/CD with build, scan, and deploy gates and DevSecOps checks, promoting Docker workloads into production Kubernetes on the 15-minute release cadence.</w:t>
       </w:r>
     </w:p>
     <w:p>
@@ -269,7 +269,7 @@
           <w:sz w:val="22"/>
           <w:szCs w:val="22"/>
         </w:rPr>
-        <w:t xml:space="preserve">• Raised observability and resiliency with Prometheus and Grafana dashboards plus JUnit and Mockito gates tied to latency, error-rate, and defect KPIs before production cutover.</w:t>
+        <w:t xml:space="preserve">• Delivered observability and resiliency via Prometheus, Grafana, and JUnit/Mockito gates tracking latency, errors, and defect KPIs against 500+ concurrent user traffic.</w:t>
       </w:r>
     </w:p>
     <w:p>
@@ -310,59 +310,59 @@
           <w:sz w:val="22"/>
           <w:szCs w:val="22"/>
         </w:rPr>
-        <w:t xml:space="preserve">• Architected cloud-native Spring Boot microservices with Hibernate/JPA for insurance, retirement, and asset management—distributed, high-availability services behind customer and agent financial portals.</w:t>
-      </w:r>
-    </w:p>
-    <w:p>
-      <w:pPr>
-        <w:spacing w:after="20"/>
-      </w:pPr>
-      <w:r>
-        <w:rPr>
-          <w:rFonts w:ascii="Times New Roman" w:cs="Times New Roman" w:eastAsia="Times New Roman" w:hAnsi="Times New Roman"/>
-          <w:sz w:val="22"/>
-          <w:szCs w:val="22"/>
-        </w:rPr>
-        <w:t xml:space="preserve">• Owned Docker image pipelines and Kubernetes releases on AWS (EC2, S3, RDS, Lambda) with OAuth2, JWT, Redis-backed sessions, and RBAC for secure, compliant financial traffic at enterprise scale.</w:t>
-      </w:r>
-    </w:p>
-    <w:p>
-      <w:pPr>
-        <w:spacing w:after="20"/>
-      </w:pPr>
-      <w:r>
-        <w:rPr>
-          <w:rFonts w:ascii="Times New Roman" w:cs="Times New Roman" w:eastAsia="Times New Roman" w:hAnsi="Times New Roman"/>
-          <w:sz w:val="22"/>
-          <w:szCs w:val="22"/>
-        </w:rPr>
-        <w:t xml:space="preserve">• Optimized policy and claims experiences: cut data defects 90% and improved API response time 25% by pairing validated Spring Boot services with Angular and React (HTML5, CSS3, JavaScript) UIs.</w:t>
-      </w:r>
-    </w:p>
-    <w:p>
-      <w:pPr>
-        <w:spacing w:after="20"/>
-      </w:pPr>
-      <w:r>
-        <w:rPr>
-          <w:rFonts w:ascii="Times New Roman" w:cs="Times New Roman" w:eastAsia="Times New Roman" w:hAnsi="Times New Roman"/>
-          <w:sz w:val="22"/>
-          <w:szCs w:val="22"/>
-        </w:rPr>
-        <w:t xml:space="preserve">• Led API contracts, technical specifications, and integration design with architecture and compliance stakeholders—reducing ambiguity in scalable financial workflow integrations.</w:t>
-      </w:r>
-    </w:p>
-    <w:p>
-      <w:pPr>
-        <w:spacing w:after="20"/>
-      </w:pPr>
-      <w:r>
-        <w:rPr>
-          <w:rFonts w:ascii="Times New Roman" w:cs="Times New Roman" w:eastAsia="Times New Roman" w:hAnsi="Times New Roman"/>
-          <w:sz w:val="22"/>
-          <w:szCs w:val="22"/>
-        </w:rPr>
-        <w:t xml:space="preserve">• Delivered 8+ production features on schedule (policy, claims, reporting) through Agile partnership with Product and QA, accelerated by Jenkins and Bitbucket CI/CD and faster test-to-prod feedback.</w:t>
+        <w:t xml:space="preserve">• Architected cloud-native Spring Boot microservices with Hibernate/JPA for insurance, retirement, and asset management—high-availability, distributed services behind customer and agent portals.</w:t>
+      </w:r>
+    </w:p>
+    <w:p>
+      <w:pPr>
+        <w:spacing w:after="20"/>
+      </w:pPr>
+      <w:r>
+        <w:rPr>
+          <w:rFonts w:ascii="Times New Roman" w:cs="Times New Roman" w:eastAsia="Times New Roman" w:hAnsi="Times New Roman"/>
+          <w:sz w:val="22"/>
+          <w:szCs w:val="22"/>
+        </w:rPr>
+        <w:t xml:space="preserve">• Led Docker image lifecycle and Kubernetes releases on AWS (EC2, S3, RDS, Lambda) with OAuth2, JWT, Redis sessions, and RBAC for compliant financial traffic at enterprise scale.</w:t>
+      </w:r>
+    </w:p>
+    <w:p>
+      <w:pPr>
+        <w:spacing w:after="20"/>
+      </w:pPr>
+      <w:r>
+        <w:rPr>
+          <w:rFonts w:ascii="Times New Roman" w:cs="Times New Roman" w:eastAsia="Times New Roman" w:hAnsi="Times New Roman"/>
+          <w:sz w:val="22"/>
+          <w:szCs w:val="22"/>
+        </w:rPr>
+        <w:t xml:space="preserve">• Optimized Angular and React (HTML5, CSS3, JavaScript) on Spring Boot APIs—cut data defects 90% and improved API response time 25% on policy and claims journeys.</w:t>
+      </w:r>
+    </w:p>
+    <w:p>
+      <w:pPr>
+        <w:spacing w:after="20"/>
+      </w:pPr>
+      <w:r>
+        <w:rPr>
+          <w:rFonts w:ascii="Times New Roman" w:cs="Times New Roman" w:eastAsia="Times New Roman" w:hAnsi="Times New Roman"/>
+          <w:sz w:val="22"/>
+          <w:szCs w:val="22"/>
+        </w:rPr>
+        <w:t xml:space="preserve">• Led API contracts, technical specifications, and integration design with architecture and compliance—de-risking 8+ on-schedule policy, claims, and reporting deliveries.</w:t>
+      </w:r>
+    </w:p>
+    <w:p>
+      <w:pPr>
+        <w:spacing w:after="20"/>
+      </w:pPr>
+      <w:r>
+        <w:rPr>
+          <w:rFonts w:ascii="Times New Roman" w:cs="Times New Roman" w:eastAsia="Times New Roman" w:hAnsi="Times New Roman"/>
+          <w:sz w:val="22"/>
+          <w:szCs w:val="22"/>
+        </w:rPr>
+        <w:t xml:space="preserve">• Delivered those features through Agile Product/QA partnership and Jenkins/Bitbucket CI/CD, shortening test-to-production feedback on each financial release.</w:t>
       </w:r>
     </w:p>
     <w:p>
@@ -375,7 +375,7 @@
           <w:sz w:val="22"/>
           <w:szCs w:val="22"/>
         </w:rPr>
-        <w:t xml:space="preserve">• Strengthened fault tolerance on money-movement paths with JUnit and Mockito; used Prometheus and Grafana for production observability of latency and error budgets on critical services.</w:t>
+        <w:t xml:space="preserve">• Engineered fault tolerance on monetary paths with JUnit and Mockito; used Prometheus and Grafana for production observability of latency and error budgets on critical services.</w:t>
       </w:r>
     </w:p>
     <w:p>
@@ -416,59 +416,59 @@
           <w:sz w:val="22"/>
           <w:szCs w:val="22"/>
         </w:rPr>
-        <w:t xml:space="preserve">• Architected Java 11, Spring Boot, and Spring Data JPA services for oil and gas portfolio and asset tracking—scalable systems sustaining 500+ users and 10K+ daily transactions across distributed energy operations.</w:t>
-      </w:r>
-    </w:p>
-    <w:p>
-      <w:pPr>
-        <w:spacing w:after="20"/>
-      </w:pPr>
-      <w:r>
-        <w:rPr>
-          <w:rFonts w:ascii="Times New Roman" w:cs="Times New Roman" w:eastAsia="Times New Roman" w:hAnsi="Times New Roman"/>
-          <w:sz w:val="22"/>
-          <w:szCs w:val="22"/>
-        </w:rPr>
-        <w:t xml:space="preserve">• Delivered React dashboards (HTML5, CSS3, JavaScript) on Spring Boot REST APIs that cut manual reporting time 50%, improving field and office decision velocity on production and asset data.</w:t>
-      </w:r>
-    </w:p>
-    <w:p>
-      <w:pPr>
-        <w:spacing w:after="20"/>
-      </w:pPr>
-      <w:r>
-        <w:rPr>
-          <w:rFonts w:ascii="Times New Roman" w:cs="Times New Roman" w:eastAsia="Times New Roman" w:hAnsi="Times New Roman"/>
-          <w:sz w:val="22"/>
-          <w:szCs w:val="22"/>
-        </w:rPr>
-        <w:t xml:space="preserve">• Owned Terraform and Jenkins pipelines with infrastructure as code, reducing environment provisioning time 60% and increasing deployment repeatability for cloud-bound energy workloads.</w:t>
-      </w:r>
-    </w:p>
-    <w:p>
-      <w:pPr>
-        <w:spacing w:after="20"/>
-      </w:pPr>
-      <w:r>
-        <w:rPr>
-          <w:rFonts w:ascii="Times New Roman" w:cs="Times New Roman" w:eastAsia="Times New Roman" w:hAnsi="Times New Roman"/>
-          <w:sz w:val="22"/>
-          <w:szCs w:val="22"/>
-        </w:rPr>
-        <w:t xml:space="preserve">• Operated containerized services on Kubernetes—health checks, readiness probes, auto-scaling—with Oracle and MySQL on AWS for resilient, high-availability upstream and downstream data exchange.</w:t>
-      </w:r>
-    </w:p>
-    <w:p>
-      <w:pPr>
-        <w:spacing w:after="20"/>
-      </w:pPr>
-      <w:r>
-        <w:rPr>
-          <w:rFonts w:ascii="Times New Roman" w:cs="Times New Roman" w:eastAsia="Times New Roman" w:hAnsi="Times New Roman"/>
-          <w:sz w:val="22"/>
-          <w:szCs w:val="22"/>
-        </w:rPr>
-        <w:t xml:space="preserve">• Hardened REST contracts and integration documentation for distributed energy consumers, shortening operations handoffs and reducing integration defects on production interfaces.</w:t>
+        <w:t xml:space="preserve">• Architected Java 11, Spring Boot, and Spring Data JPA services for oil and gas portfolio and asset tracking—500+ users, 10K+ daily transactions across distributed energy operations.</w:t>
+      </w:r>
+    </w:p>
+    <w:p>
+      <w:pPr>
+        <w:spacing w:after="20"/>
+      </w:pPr>
+      <w:r>
+        <w:rPr>
+          <w:rFonts w:ascii="Times New Roman" w:cs="Times New Roman" w:eastAsia="Times New Roman" w:hAnsi="Times New Roman"/>
+          <w:sz w:val="22"/>
+          <w:szCs w:val="22"/>
+        </w:rPr>
+        <w:t xml:space="preserve">• Delivered React dashboards (HTML5, CSS3, JavaScript) on Spring Boot REST APIs, cutting manual reporting time 50% for field and office production and asset decisions.</w:t>
+      </w:r>
+    </w:p>
+    <w:p>
+      <w:pPr>
+        <w:spacing w:after="20"/>
+      </w:pPr>
+      <w:r>
+        <w:rPr>
+          <w:rFonts w:ascii="Times New Roman" w:cs="Times New Roman" w:eastAsia="Times New Roman" w:hAnsi="Times New Roman"/>
+          <w:sz w:val="22"/>
+          <w:szCs w:val="22"/>
+        </w:rPr>
+        <w:t xml:space="preserve">• Optimized Terraform and Jenkins infrastructure-as-code pipelines, reducing environment provisioning time 60% for AWS-bound energy workloads.</w:t>
+      </w:r>
+    </w:p>
+    <w:p>
+      <w:pPr>
+        <w:spacing w:after="20"/>
+      </w:pPr>
+      <w:r>
+        <w:rPr>
+          <w:rFonts w:ascii="Times New Roman" w:cs="Times New Roman" w:eastAsia="Times New Roman" w:hAnsi="Times New Roman"/>
+          <w:sz w:val="22"/>
+          <w:szCs w:val="22"/>
+        </w:rPr>
+        <w:t xml:space="preserve">• Engineered Kubernetes operations (health checks, readiness probes, auto-scaling) with Oracle and MySQL on AWS for fault-tolerant exchange of energy data at 10K+ daily transaction volume.</w:t>
+      </w:r>
+    </w:p>
+    <w:p>
+      <w:pPr>
+        <w:spacing w:after="20"/>
+      </w:pPr>
+      <w:r>
+        <w:rPr>
+          <w:rFonts w:ascii="Times New Roman" w:cs="Times New Roman" w:eastAsia="Times New Roman" w:hAnsi="Times New Roman"/>
+          <w:sz w:val="22"/>
+          <w:szCs w:val="22"/>
+        </w:rPr>
+        <w:t xml:space="preserve">• Hardened REST contracts and integration documentation for interfaces supporting 500+ users and high-volume field reporting across upstream/downstream systems.</w:t>
       </w:r>
     </w:p>
     <w:p>
@@ -481,7 +481,7 @@
           <w:sz w:val="22"/>
           <w:szCs w:val="22"/>
         </w:rPr>
-        <w:t xml:space="preserve">• Expanded JUnit and Mockito coverage on core services to improve regression detection and release confidence for production-grade energy analytics.</w:t>
+        <w:t xml:space="preserve">• Optimized regression safety with JUnit and Mockito on services underpinning 10K+ daily production and asset transactions before each production deploy.</w:t>
       </w:r>
     </w:p>
     <w:p>
@@ -522,59 +522,59 @@
           <w:sz w:val="22"/>
           <w:szCs w:val="22"/>
         </w:rPr>
-        <w:t xml:space="preserve">• Engineered distributed Java and Spring Boot REST services on Oracle and PostgreSQL for automotive manufacturing and supply-chain analytics—scalable integrations across plants, dealers, and logistics networks.</w:t>
-      </w:r>
-    </w:p>
-    <w:p>
-      <w:pPr>
-        <w:spacing w:after="20"/>
-      </w:pPr>
-      <w:r>
-        <w:rPr>
-          <w:rFonts w:ascii="Times New Roman" w:cs="Times New Roman" w:eastAsia="Times New Roman" w:hAnsi="Times New Roman"/>
-          <w:sz w:val="22"/>
-          <w:szCs w:val="22"/>
-        </w:rPr>
-        <w:t xml:space="preserve">• Optimized SQL and indexing to improve query performance 30%, cutting dashboard latency for 100+ manufacturing, dealer, and logistics users on high-throughput analytics workloads.</w:t>
-      </w:r>
-    </w:p>
-    <w:p>
-      <w:pPr>
-        <w:spacing w:after="20"/>
-      </w:pPr>
-      <w:r>
-        <w:rPr>
-          <w:rFonts w:ascii="Times New Roman" w:cs="Times New Roman" w:eastAsia="Times New Roman" w:hAnsi="Times New Roman"/>
-          <w:sz w:val="22"/>
-          <w:szCs w:val="22"/>
-        </w:rPr>
-        <w:t xml:space="preserve">• Built resilient ETL from vehicle production, dealer, and logistics sources into analytics stores, enabling batch and near-real-time reporting for supply-chain observability and planning.</w:t>
-      </w:r>
-    </w:p>
-    <w:p>
-      <w:pPr>
-        <w:spacing w:after="20"/>
-      </w:pPr>
-      <w:r>
-        <w:rPr>
-          <w:rFonts w:ascii="Times New Roman" w:cs="Times New Roman" w:eastAsia="Times New Roman" w:hAnsi="Times New Roman"/>
-          <w:sz w:val="22"/>
-          <w:szCs w:val="22"/>
-        </w:rPr>
-        <w:t xml:space="preserve">• Defined contract-first REST layers between operational systems and analytics consumers, stabilizing JSON payloads and error semantics for JavaScript KPI dashboards under load.</w:t>
-      </w:r>
-    </w:p>
-    <w:p>
-      <w:pPr>
-        <w:spacing w:after="20"/>
-      </w:pPr>
-      <w:r>
-        <w:rPr>
-          <w:rFonts w:ascii="Times New Roman" w:cs="Times New Roman" w:eastAsia="Times New Roman" w:hAnsi="Times New Roman"/>
-          <w:sz w:val="22"/>
-          <w:szCs w:val="22"/>
-        </w:rPr>
-        <w:t xml:space="preserve">• Implemented validation and reconciliation logic in Java so cross-plant and cross-dealer feeds stayed consistent—improving downstream reporting reliability and fault tolerance for analytics pipelines.</w:t>
+        <w:t xml:space="preserve">• Architected distributed Java and Spring Boot REST services on Oracle and PostgreSQL for automotive manufacturing and supply-chain analytics across plants, dealers, and logistics networks.</w:t>
+      </w:r>
+    </w:p>
+    <w:p>
+      <w:pPr>
+        <w:spacing w:after="20"/>
+      </w:pPr>
+      <w:r>
+        <w:rPr>
+          <w:rFonts w:ascii="Times New Roman" w:cs="Times New Roman" w:eastAsia="Times New Roman" w:hAnsi="Times New Roman"/>
+          <w:sz w:val="22"/>
+          <w:szCs w:val="22"/>
+        </w:rPr>
+        <w:t xml:space="preserve">• Optimized SQL and indexing for 30% faster queries, reducing dashboard latency for 100+ manufacturing, dealer, and logistics users on high-throughput analytics.</w:t>
+      </w:r>
+    </w:p>
+    <w:p>
+      <w:pPr>
+        <w:spacing w:after="20"/>
+      </w:pPr>
+      <w:r>
+        <w:rPr>
+          <w:rFonts w:ascii="Times New Roman" w:cs="Times New Roman" w:eastAsia="Times New Roman" w:hAnsi="Times New Roman"/>
+          <w:sz w:val="22"/>
+          <w:szCs w:val="22"/>
+        </w:rPr>
+        <w:t xml:space="preserve">• Engineered resilient ETL from three core sources—vehicle production, dealer systems, and logistics—into analytics stores for batch and near-real-time, event-style reporting.</w:t>
+      </w:r>
+    </w:p>
+    <w:p>
+      <w:pPr>
+        <w:spacing w:after="20"/>
+      </w:pPr>
+      <w:r>
+        <w:rPr>
+          <w:rFonts w:ascii="Times New Roman" w:cs="Times New Roman" w:eastAsia="Times New Roman" w:hAnsi="Times New Roman"/>
+          <w:sz w:val="22"/>
+          <w:szCs w:val="22"/>
+        </w:rPr>
+        <w:t xml:space="preserve">• Delivered contract-first REST layers with stable JSON and fault-tolerant error semantics for JavaScript KPI dashboards under concurrent analytics load.</w:t>
+      </w:r>
+    </w:p>
+    <w:p>
+      <w:pPr>
+        <w:spacing w:after="20"/>
+      </w:pPr>
+      <w:r>
+        <w:rPr>
+          <w:rFonts w:ascii="Times New Roman" w:cs="Times New Roman" w:eastAsia="Times New Roman" w:hAnsi="Times New Roman"/>
+          <w:sz w:val="22"/>
+          <w:szCs w:val="22"/>
+        </w:rPr>
+        <w:t xml:space="preserve">• Implemented Java validation and reconciliation across plant and dealer feeds, improving downstream reporting reliability for analytics consumed by 100+ business users.</w:t>
       </w:r>
     </w:p>
     <w:p>
@@ -587,7 +587,7 @@
           <w:sz w:val="22"/>
           <w:szCs w:val="22"/>
         </w:rPr>
-        <w:t xml:space="preserve">• Drove a 12-month Agile cadence with analysts and QA, shipping incremental capabilities with automated JUnit regression prior to each production analytics release.</w:t>
+        <w:t xml:space="preserve">• Led a 12-month Agile cadence with analysts and QA, shipping increments with automated JUnit regression prior to each production analytics release.</w:t>
       </w:r>
     </w:p>
     <w:p>
@@ -628,59 +628,59 @@
           <w:sz w:val="22"/>
           <w:szCs w:val="22"/>
         </w:rPr>
-        <w:t xml:space="preserve">• Architected Spring Boot and Node.js REST services for production monitoring and ERP integration on Oracle and PostgreSQL—compliance-bound, distributed backends for regulated pharmaceutical operations.</w:t>
-      </w:r>
-    </w:p>
-    <w:p>
-      <w:pPr>
-        <w:spacing w:after="20"/>
-      </w:pPr>
-      <w:r>
-        <w:rPr>
-          <w:rFonts w:ascii="Times New Roman" w:cs="Times New Roman" w:eastAsia="Times New Roman" w:hAnsi="Times New Roman"/>
-          <w:sz w:val="22"/>
-          <w:szCs w:val="22"/>
-        </w:rPr>
-        <w:t xml:space="preserve">• Spearheaded AngularJS and React dashboards (HTML5, CSS3, JavaScript) on secure APIs, cutting manual laboratory, QC, and inventory data entry 70% and accelerating quality review cycles.</w:t>
-      </w:r>
-    </w:p>
-    <w:p>
-      <w:pPr>
-        <w:spacing w:after="20"/>
-      </w:pPr>
-      <w:r>
-        <w:rPr>
-          <w:rFonts w:ascii="Times New Roman" w:cs="Times New Roman" w:eastAsia="Times New Roman" w:hAnsi="Times New Roman"/>
-          <w:sz w:val="22"/>
-          <w:szCs w:val="22"/>
-        </w:rPr>
-        <w:t xml:space="preserve">• Engineered ETL consolidating lab, QC, and inventory data into validated reporting models; delivered SQL-based compliance reports aligned to GxP-style controls and audit expectations.</w:t>
-      </w:r>
-    </w:p>
-    <w:p>
-      <w:pPr>
-        <w:spacing w:after="20"/>
-      </w:pPr>
-      <w:r>
-        <w:rPr>
-          <w:rFonts w:ascii="Times New Roman" w:cs="Times New Roman" w:eastAsia="Times New Roman" w:hAnsi="Times New Roman"/>
-          <w:sz w:val="22"/>
-          <w:szCs w:val="22"/>
-        </w:rPr>
-        <w:t xml:space="preserve">• Implemented RBAC-aware validation, audit trails, and reporting pipelines so manufacturing and quality teams could trace regulated data lineage with higher reliability across distributed sites.</w:t>
-      </w:r>
-    </w:p>
-    <w:p>
-      <w:pPr>
-        <w:spacing w:after="20"/>
-      </w:pPr>
-      <w:r>
-        <w:rPr>
-          <w:rFonts w:ascii="Times New Roman" w:cs="Times New Roman" w:eastAsia="Times New Roman" w:hAnsi="Times New Roman"/>
-          <w:sz w:val="22"/>
-          <w:szCs w:val="22"/>
-        </w:rPr>
-        <w:t xml:space="preserve">• Owned Jenkins and Maven CI/CD with JUnit quality gates for compliance-critical builds, tightening promotion discipline into controlled environments without slowing delivery cadence.</w:t>
+        <w:t xml:space="preserve">• Architected Spring Boot and Node.js REST services for production monitoring and ERP integration on Oracle and PostgreSQL—compliance-bound services in a regulated, distributed pharma environment.</w:t>
+      </w:r>
+    </w:p>
+    <w:p>
+      <w:pPr>
+        <w:spacing w:after="20"/>
+      </w:pPr>
+      <w:r>
+        <w:rPr>
+          <w:rFonts w:ascii="Times New Roman" w:cs="Times New Roman" w:eastAsia="Times New Roman" w:hAnsi="Times New Roman"/>
+          <w:sz w:val="22"/>
+          <w:szCs w:val="22"/>
+        </w:rPr>
+        <w:t xml:space="preserve">• Spearheaded AngularJS and React dashboards (HTML5, CSS3, JavaScript) on secure APIs, cutting manual laboratory, QC, and inventory entry 70% and accelerating quality review cycles.</w:t>
+      </w:r>
+    </w:p>
+    <w:p>
+      <w:pPr>
+        <w:spacing w:after="20"/>
+      </w:pPr>
+      <w:r>
+        <w:rPr>
+          <w:rFonts w:ascii="Times New Roman" w:cs="Times New Roman" w:eastAsia="Times New Roman" w:hAnsi="Times New Roman"/>
+          <w:sz w:val="22"/>
+          <w:szCs w:val="22"/>
+        </w:rPr>
+        <w:t xml:space="preserve">• Engineered ETL consolidating lab, QC, and inventory data into validated reporting models; delivered SQL compliance reports aligned to GxP-style controls across three regulated functional streams.</w:t>
+      </w:r>
+    </w:p>
+    <w:p>
+      <w:pPr>
+        <w:spacing w:after="20"/>
+      </w:pPr>
+      <w:r>
+        <w:rPr>
+          <w:rFonts w:ascii="Times New Roman" w:cs="Times New Roman" w:eastAsia="Times New Roman" w:hAnsi="Times New Roman"/>
+          <w:sz w:val="22"/>
+          <w:szCs w:val="22"/>
+        </w:rPr>
+        <w:t xml:space="preserve">• Implemented RBAC-aware validation, audit trails, and reporting pipelines so manufacturing and quality could trace lineage across distributed sites after the 70% automation gain.</w:t>
+      </w:r>
+    </w:p>
+    <w:p>
+      <w:pPr>
+        <w:spacing w:after="20"/>
+      </w:pPr>
+      <w:r>
+        <w:rPr>
+          <w:rFonts w:ascii="Times New Roman" w:cs="Times New Roman" w:eastAsia="Times New Roman" w:hAnsi="Times New Roman"/>
+          <w:sz w:val="22"/>
+          <w:szCs w:val="22"/>
+        </w:rPr>
+        <w:t xml:space="preserve">• Led Jenkins and Maven CI/CD with mandatory JUnit gates on compliance-critical builds before promotion to controlled environments.</w:t>
       </w:r>
     </w:p>
     <w:p>
@@ -693,7 +693,7 @@
           <w:sz w:val="22"/>
           <w:szCs w:val="22"/>
         </w:rPr>
-        <w:t xml:space="preserve">• Partnered with operations and quality for 24 months on incremental, audit-friendly releases—improving stability and predictability of pharma reporting and integration rollouts.</w:t>
+        <w:t xml:space="preserve">• Delivered 24 months of incremental, audit-friendly releases with operations and quality—stabilizing regulated reporting and ERP integration cadence.</w:t>
       </w:r>
     </w:p>
     <w:p>
@@ -940,20 +940,7 @@
           <w:sz w:val="22"/>
           <w:szCs w:val="22"/>
         </w:rPr>
-        <w:t xml:space="preserve">• Full stack: Spring Boot, JWT auth, React; AWS and Docker for retirement and portfolio management.</w:t>
-      </w:r>
-    </w:p>
-    <w:p>
-      <w:pPr>
-        <w:spacing w:after="20"/>
-      </w:pPr>
-      <w:r>
-        <w:rPr>
-          <w:rFonts w:ascii="Times New Roman" w:cs="Times New Roman" w:eastAsia="Times New Roman" w:hAnsi="Times New Roman"/>
-          <w:sz w:val="22"/>
-          <w:szCs w:val="22"/>
-        </w:rPr>
-        <w:t xml:space="preserve">• REST APIs for authentication and portfolio tracking; PostgreSQL and Redis.</w:t>
+        <w:t xml:space="preserve">• Delivered a cloud-native retirement and portfolio stack: Spring Boot, JWT with RBAC, React on AWS and Docker.</w:t>
       </w:r>
     </w:p>
     <w:p>
@@ -966,7 +953,7 @@
           <w:sz w:val="22"/>
           <w:szCs w:val="22"/>
         </w:rPr>
-        <w:t xml:space="preserve">• React UI: dashboards, portfolio views, transaction history; role-based access.</w:t>
+        <w:t xml:space="preserve">• Engineered REST APIs for authentication and portfolio tracking; PostgreSQL and Redis for persistence and sessions.</w:t>
       </w:r>
     </w:p>
     <w:p>
@@ -994,7 +981,7 @@
           <w:sz w:val="22"/>
           <w:szCs w:val="22"/>
         </w:rPr>
-        <w:t xml:space="preserve">• Spring Boot, React, MySQL for menus, orders, inventory, and sales analytics.</w:t>
+        <w:t xml:space="preserve">• Built Spring Boot, React, and MySQL flows for menus, orders, inventory, and sales analytics.</w:t>
       </w:r>
     </w:p>
     <w:p>
@@ -1007,7 +994,7 @@
           <w:sz w:val="22"/>
           <w:szCs w:val="22"/>
         </w:rPr>
-        <w:t xml:space="preserve">• REST APIs for orders, inventory, and reporting; admin React dashboard; 60% less manual operations.</w:t>
+        <w:t xml:space="preserve">• Delivered REST APIs for orders and inventory sync; React admin UI that cut manual operations 60%.</w:t>
       </w:r>
     </w:p>
     <w:p>
@@ -1035,7 +1022,7 @@
           <w:sz w:val="22"/>
           <w:szCs w:val="22"/>
         </w:rPr>
-        <w:t xml:space="preserve">• Spring Boot, JPA, H2; JWT and RBAC with Spring Security.</w:t>
+        <w:t xml:space="preserve">• Implemented Spring Boot, JPA, and H2 with JWT authentication and RBAC using Spring Security.</w:t>
       </w:r>
     </w:p>
     <w:p>
@@ -1048,7 +1035,7 @@
           <w:sz w:val="22"/>
           <w:szCs w:val="22"/>
         </w:rPr>
-        <w:t xml:space="preserve">• Registration, login, profiles, audit logging endpoints.</w:t>
+        <w:t xml:space="preserve">• Delivered registration, login, profile, and audit logging endpoints.</w:t>
       </w:r>
     </w:p>
     <w:p>
@@ -1076,7 +1063,7 @@
           <w:sz w:val="22"/>
           <w:szCs w:val="22"/>
         </w:rPr>
-        <w:t xml:space="preserve">• Spring Boot and React for assets, performance tracking, and financial analytics.</w:t>
+        <w:t xml:space="preserve">• Delivered Spring Boot and React for asset tracking, performance views, and financial analytics.</w:t>
       </w:r>
     </w:p>
     <w:p>
@@ -1089,7 +1076,7 @@
           <w:sz w:val="22"/>
           <w:szCs w:val="22"/>
         </w:rPr>
-        <w:t xml:space="preserve">• REST APIs for portfolio CRUD and metrics; dashboards with charts and updates.</w:t>
+        <w:t xml:space="preserve">• Engineered REST APIs for portfolio CRUD and metrics; dashboards with charts and updates.</w:t>
       </w:r>
     </w:p>
     <w:sectPr>

--- a/public/resume-c2c.docx
+++ b/public/resume-c2c.docx
@@ -43,7 +43,7 @@
           <w:sz w:val="22"/>
           <w:szCs w:val="22"/>
         </w:rPr>
-        <w:t xml:space="preserve">Senior Java Full Stack Engineer | Spring Boot | React | Angular | AWS</w:t>
+        <w:t xml:space="preserve">Java Full Stack Engineer | Spring Boot | React | Angular | AWS</w:t>
       </w:r>
     </w:p>
     <w:p>
@@ -88,7 +88,7 @@
           <w:sz w:val="22"/>
           <w:szCs w:val="22"/>
         </w:rPr>
-        <w:t xml:space="preserve">Senior Java Full Stack Engineer, 5+ years: cloud-native architecture and distributed systems for retail/restaurant POS, insurance and retirement, energy, automotive supply chain, and pharma compliance. Delivers Java/Spring Boot microservices, REST APIs, React and Angular, AWS, Docker, Kubernetes, Jenkins/Bitbucket CI/CD, DevSecOps practices, and observability. AWS Certified DevOps Engineer – Professional; Solutions Architect – Associate; HashiCorp Terraform Associate. Available for C2C, contract, and W2 engagements.</w:t>
+        <w:t xml:space="preserve">Java Full Stack Engineer with 4+ years of professional experience: cloud-native architecture and distributed systems for retail/restaurant POS, insurance and retirement, energy, automotive supply chain, and pharma compliance. Delivers Java/Spring Boot microservices, REST APIs, React and Angular, AWS, Docker, Kubernetes, Jenkins/Bitbucket CI/CD, DevSecOps practices, and observability. AWS Certified DevOps Engineer – Professional; Solutions Architect – Associate; HashiCorp Terraform Associate. Available for C2C, contract, and W2 engagements.</w:t>
       </w:r>
     </w:p>
     <w:p>

--- a/public/resume-c2c.docx
+++ b/public/resume-c2c.docx
@@ -403,7 +403,7 @@
           <w:sz w:val="22"/>
           <w:szCs w:val="22"/>
         </w:rPr>
-        <w:t xml:space="preserve">Role: Java Full Stack Engineer  |  Duration: Feb 2024 – Dec 2024</w:t>
+        <w:t xml:space="preserve">Role: Java Developer  |  Duration: Feb 2024 – Dec 2024</w:t>
       </w:r>
     </w:p>
     <w:p>

--- a/public/resume-c2c.docx
+++ b/public/resume-c2c.docx
@@ -88,7 +88,7 @@
           <w:sz w:val="22"/>
           <w:szCs w:val="22"/>
         </w:rPr>
-        <w:t xml:space="preserve">Java Full Stack Engineer with 4+ years of professional experience: cloud-native architecture and distributed systems for retail/restaurant POS, insurance and retirement, energy, automotive supply chain, and pharma compliance. Delivers Java/Spring Boot microservices, REST APIs, React and Angular, AWS, Docker, Kubernetes, Jenkins/Bitbucket CI/CD, DevSecOps practices, and observability. AWS Certified DevOps Engineer – Professional; Solutions Architect – Associate; HashiCorp Terraform Associate. Available for C2C, contract, and W2 engagements.</w:t>
+        <w:t xml:space="preserve">Java Full Stack Engineer with 4+ to 5+ years of professional experience: cloud-native architecture and distributed systems for retail/restaurant POS, insurance and retirement, energy, automotive supply chain, and pharma compliance. Delivers Java/Spring Boot microservices, REST APIs, React and Angular, AWS, Docker, Kubernetes, Jenkins/Bitbucket CI/CD, DevSecOps practices, and observability. AWS Certified DevOps Engineer – Professional; Solutions Architect – Associate; HashiCorp Terraform Associate. Available for C2C, contract, and W2 engagements.</w:t>
       </w:r>
     </w:p>
     <w:p>

--- a/public/resume-c2c.docx
+++ b/public/resume-c2c.docx
@@ -13,7 +13,7 @@
           <w:sz w:val="22"/>
           <w:szCs w:val="22"/>
         </w:rPr>
-        <w:t xml:space="preserve"/>
+        <w:t xml:space="preserve">456-961-7695</w:t>
       </w:r>
     </w:p>
     <w:p>
@@ -57,7 +57,7 @@
           <w:sz w:val="22"/>
           <w:szCs w:val="22"/>
         </w:rPr>
-        <w:t xml:space="preserve">Tampa, FL, USA  •  gsg1499@gmail.com  •  linkedin.com/in/ganeshg7  •  github.com/sivaganesh1407</w:t>
+        <w:t xml:space="preserve">gsg1499@gmail.com  •  linkedin.com/in/ganeshg7  •  github.com/sivaganesh1407</w:t>
       </w:r>
     </w:p>
     <w:p>
@@ -119,7 +119,7 @@
           <w:sz w:val="22"/>
           <w:szCs w:val="22"/>
         </w:rPr>
-        <w:t xml:space="preserve">Backend: Java, Spring Boot, microservices, REST APIs, Spring Security (OAuth2, JWT, RBAC), Hibernate/JPA | Frontend: React, Angular, HTML5, CSS3, JavaScript, Bootstrap | Cloud &amp; DevOps: AWS (EC2, S3, RDS, Lambda, ECS, ECR), Docker, Kubernetes, Jenkins, Bitbucket, CI/CD, DevSecOps, Terraform, Ansible, Maven, Git | Event-driven architecture &amp; messaging: Kafka, RabbitMQ, Redis | Databases: Oracle, MySQL, PostgreSQL, MongoDB</w:t>
+        <w:t xml:space="preserve">Backend: Java, Spring Boot, microservices, REST APIs, Spring Security (OAuth2, JWT, RBAC), Hibernate/JPA | Frontend: React, Angular, HTML5, CSS3, JavaScript | Cloud &amp; DevOps: AWS (EC2, S3, RDS, Lambda, ECS), Docker, Kubernetes, Jenkins, Bitbucket, CI/CD, DevSecOps, Terraform, infrastructure as code | Event-driven architecture &amp; messaging: Kafka, RabbitMQ, Redis | Databases: Oracle, MySQL, PostgreSQL, MongoDB</w:t>
       </w:r>
     </w:p>
     <w:p>
@@ -132,7 +132,7 @@
           <w:sz w:val="22"/>
           <w:szCs w:val="22"/>
         </w:rPr>
-        <w:t xml:space="preserve">Quality &amp; observability: JUnit, Mockito, Selenium, Postman, Prometheus, Grafana, JIRA, Swagger</w:t>
+        <w:t xml:space="preserve">Quality &amp; observability: JUnit, Mockito, Prometheus, Grafana</w:t>
       </w:r>
     </w:p>
     <w:p>
@@ -796,7 +796,7 @@
           <w:sz w:val="22"/>
           <w:szCs w:val="22"/>
         </w:rPr>
-        <w:t xml:space="preserve">HashiCorp Certified: Terraform Associate (003)</w:t>
+        <w:t xml:space="preserve">HashiCorp Certified: Terraform Associate</w:t>
       </w:r>
       <w:r>
         <w:rPr>
@@ -858,7 +858,7 @@
           <w:sz w:val="22"/>
           <w:szCs w:val="22"/>
         </w:rPr>
-        <w:t xml:space="preserve">Grade: 3.45/5. Coursework: Information Systems Management, IT Infrastructure, Database Systems, Cloud Computing, Cybersecurity Fundamentals.</w:t>
+        <w:t xml:space="preserve">Grade: 3.45/5. Coursework: Information Systems Management, Database Systems, Cloud Computing.</w:t>
       </w:r>
     </w:p>
     <w:p>
@@ -894,7 +894,7 @@
           <w:sz w:val="22"/>
           <w:szCs w:val="22"/>
         </w:rPr>
-        <w:t xml:space="preserve">Grade: 7.2/10. Coursework: Communication Systems, Embedded Systems, Microprocessors, Digital Electronics, Computer Engineering. Active volunteer, National Service Scheme (NSS).</w:t>
+        <w:t xml:space="preserve">Grade: 7.2/10. Coursework: Communication Systems, Embedded Systems, Computer Engineering.</w:t>
       </w:r>
     </w:p>
     <w:p>

--- a/public/resume-c2c.docx
+++ b/public/resume-c2c.docx
@@ -88,7 +88,7 @@
           <w:sz w:val="22"/>
           <w:szCs w:val="22"/>
         </w:rPr>
-        <w:t xml:space="preserve">Java Full Stack Engineer with 4+ to 5+ years of professional experience: cloud-native architecture and distributed systems for retail/restaurant POS, insurance and retirement, energy, automotive supply chain, and pharma compliance. Delivers Java/Spring Boot microservices, REST APIs, React and Angular, AWS, Docker, Kubernetes, Jenkins/Bitbucket CI/CD, DevSecOps practices, and observability. AWS Certified DevOps Engineer – Professional; Solutions Architect – Associate; HashiCorp Terraform Associate. Available for C2C, contract, and W2 engagements.</w:t>
+        <w:t xml:space="preserve">Java Full Stack Engineer with 5+ years of professional experience: cloud-native architecture and distributed systems for retail/restaurant POS, insurance and retirement, energy, automotive supply chain, and pharma compliance. Delivers Java/Spring Boot microservices, REST APIs, React and Angular, AWS, Docker, Kubernetes, Jenkins/Bitbucket CI/CD, DevSecOps practices, and observability. AWS Certified DevOps Engineer – Professional; Solutions Architect – Associate; HashiCorp Terraform Associate. Available for C2C, contract, and W2 engagements.</w:t>
       </w:r>
     </w:p>
     <w:p>

--- a/public/resume-c2c.docx
+++ b/public/resume-c2c.docx
@@ -80,6 +80,19 @@
     </w:p>
     <w:p>
       <w:pPr>
+        <w:spacing w:after="60"/>
+      </w:pPr>
+      <w:r>
+        <w:rPr>
+          <w:rFonts w:ascii="Times New Roman" w:cs="Times New Roman" w:eastAsia="Times New Roman" w:hAnsi="Times New Roman"/>
+          <w:sz w:val="22"/>
+          <w:szCs w:val="22"/>
+        </w:rPr>
+        <w:t xml:space="preserve">Java Full Stack Engineer with 5+ years of professional experience:</w:t>
+      </w:r>
+    </w:p>
+    <w:p>
+      <w:pPr>
         <w:spacing w:after="120"/>
       </w:pPr>
       <w:r>
@@ -88,7 +101,7 @@
           <w:sz w:val="22"/>
           <w:szCs w:val="22"/>
         </w:rPr>
-        <w:t xml:space="preserve">Java Full Stack Engineer with 5+ years of professional experience: cloud-native architecture and distributed systems for retail/restaurant POS, insurance and retirement, energy, automotive supply chain, and pharma compliance. Delivers Java/Spring Boot microservices, REST APIs, React and Angular, AWS, Docker, Kubernetes, Jenkins/Bitbucket CI/CD, DevSecOps practices, and observability. AWS Certified DevOps Engineer – Professional; Solutions Architect – Associate; HashiCorp Terraform Associate. Available for C2C, contract, and W2 engagements.</w:t>
+        <w:t xml:space="preserve">Cloud-native architecture and distributed systems for retail/restaurant POS, insurance and retirement, energy, automotive supply chain, and pharma compliance. Delivers Java/Spring Boot microservices, REST APIs, React and Angular, AWS, Docker, Kubernetes, Jenkins/Bitbucket CI/CD, DevSecOps practices, and observability. AWS Certified DevOps Engineer – Professional; Solutions Architect – Associate; HashiCorp Terraform Associate. Available for C2C, contract, and W2 engagements.</w:t>
       </w:r>
     </w:p>
     <w:p>

--- a/public/resume-c2c.docx
+++ b/public/resume-c2c.docx
@@ -57,7 +57,7 @@
           <w:sz w:val="22"/>
           <w:szCs w:val="22"/>
         </w:rPr>
-        <w:t xml:space="preserve">gsg1499@gmail.com  •  linkedin.com/in/ganeshg7  •  github.com/sivaganesh1407</w:t>
+        <w:t xml:space="preserve">gsg1499@gmail.com  •  github.com/sivaganesh1407  •  linkedin.com/in/ganeshg7</w:t>
       </w:r>
     </w:p>
     <w:p>
@@ -88,7 +88,7 @@
           <w:sz w:val="22"/>
           <w:szCs w:val="22"/>
         </w:rPr>
-        <w:t xml:space="preserve">Java Full Stack Engineer with 5+ years of professional experience:</w:t>
+        <w:t xml:space="preserve">Java Full Stack Engineer with 6+ years of professional experience:</w:t>
       </w:r>
     </w:p>
     <w:p>
@@ -101,7 +101,7 @@
           <w:sz w:val="22"/>
           <w:szCs w:val="22"/>
         </w:rPr>
-        <w:t xml:space="preserve">Cloud-native architecture and distributed systems for retail/restaurant POS, insurance and retirement, energy, automotive supply chain, and pharma compliance. Delivers Java/Spring Boot microservices, REST APIs, React and Angular, AWS, Docker, Kubernetes, Jenkins/Bitbucket CI/CD, DevSecOps practices, and observability. AWS Certified DevOps Engineer – Professional; Solutions Architect – Associate; HashiCorp Terraform Associate. Available for C2C, contract, and W2 engagements.</w:t>
+        <w:t xml:space="preserve">Cloud-native architecture and distributed systems for retail/restaurant POS, insurance and retirement, energy, automotive supply chain, and pharma compliance. Delivers Java/Spring Boot microservices, REST APIs, React and Angular, AWS, Docker, Kubernetes, Jenkins/Bitbucket CI/CD, DevSecOps practices, and observability. Familiar with AI-assisted developer tools including GitHub Copilot and Cursor AI for development acceleration and documentation support. Available for C2C, contract, and W2 engagements.</w:t>
       </w:r>
     </w:p>
     <w:p>
@@ -132,7 +132,7 @@
           <w:sz w:val="22"/>
           <w:szCs w:val="22"/>
         </w:rPr>
-        <w:t xml:space="preserve">Backend: Java, Spring Boot, microservices, REST APIs, Spring Security (OAuth2, JWT, RBAC), Hibernate/JPA | Frontend: React, Angular, HTML5, CSS3, JavaScript | Cloud &amp; DevOps: AWS (EC2, S3, RDS, Lambda, ECS), Docker, Kubernetes, Jenkins, Bitbucket, CI/CD, DevSecOps, Terraform, infrastructure as code | Event-driven architecture &amp; messaging: Kafka, RabbitMQ, Redis | Databases: Oracle, MySQL, PostgreSQL, MongoDB</w:t>
+        <w:t xml:space="preserve">Backend: Java, Java 17, Spring Boot, microservices, REST APIs, Spring Security (OAuth2, JWT, RBAC), Hibernate/JPA | Frontend: React, Angular, HTML5, CSS3, JavaScript | Cloud &amp; DevOps: AWS (EC2, S3, RDS, Lambda, ECS), Docker, Kubernetes, Jenkins, Bitbucket, CI/CD, DevSecOps, Terraform, infrastructure as code | Event-driven architecture &amp; messaging: Kafka, RabbitMQ, Redis | Databases: Oracle, MySQL, PostgreSQL, MongoDB</w:t>
       </w:r>
     </w:p>
     <w:p>
@@ -217,59 +217,59 @@
           <w:sz w:val="22"/>
           <w:szCs w:val="22"/>
         </w:rPr>
-        <w:t xml:space="preserve">• Spearheaded cloud-native migration from Spring MVC to Java 17 and Spring Boot microservices for retail and restaurant POS—cut production incidents 40% and deployment time from 2 hours to 15 minutes.</w:t>
-      </w:r>
-    </w:p>
-    <w:p>
-      <w:pPr>
-        <w:spacing w:after="20"/>
-      </w:pPr>
-      <w:r>
-        <w:rPr>
-          <w:rFonts w:ascii="Times New Roman" w:cs="Times New Roman" w:eastAsia="Times New Roman" w:hAnsi="Times New Roman"/>
-          <w:sz w:val="22"/>
-          <w:szCs w:val="22"/>
-        </w:rPr>
-        <w:t xml:space="preserve">• Architected distributed, event-driven integration (Kafka, RabbitMQ, Redis) for 10K+ daily transactions at 99.9% availability with circuit breakers and retries for fault-tolerant order and payment flows.</w:t>
-      </w:r>
-    </w:p>
-    <w:p>
-      <w:pPr>
-        <w:spacing w:after="20"/>
-      </w:pPr>
-      <w:r>
-        <w:rPr>
-          <w:rFonts w:ascii="Times New Roman" w:cs="Times New Roman" w:eastAsia="Times New Roman" w:hAnsi="Times New Roman"/>
-          <w:sz w:val="22"/>
-          <w:szCs w:val="22"/>
-        </w:rPr>
-        <w:t xml:space="preserve">• Engineered sub-200ms REST APIs with OAuth2, JWT, and RBAC (Spring Security) for 500+ concurrent users; delivered Angular and React UIs for peak-hour restaurant throughput.</w:t>
-      </w:r>
-    </w:p>
-    <w:p>
-      <w:pPr>
-        <w:spacing w:after="20"/>
-      </w:pPr>
-      <w:r>
-        <w:rPr>
-          <w:rFonts w:ascii="Times New Roman" w:cs="Times New Roman" w:eastAsia="Times New Roman" w:hAnsi="Times New Roman"/>
-          <w:sz w:val="22"/>
-          <w:szCs w:val="22"/>
-        </w:rPr>
-        <w:t xml:space="preserve">• Led full-stack delivery (Spring Data JPA, Oracle, MongoDB, HTML5/CSS3/JavaScript) with Docker images and Kubernetes on AWS (EC2, ECS)—horizontally scalable systems aligned to 10K+ daily transaction volume.</w:t>
-      </w:r>
-    </w:p>
-    <w:p>
-      <w:pPr>
-        <w:spacing w:after="20"/>
-      </w:pPr>
-      <w:r>
-        <w:rPr>
-          <w:rFonts w:ascii="Times New Roman" w:cs="Times New Roman" w:eastAsia="Times New Roman" w:hAnsi="Times New Roman"/>
-          <w:sz w:val="22"/>
-          <w:szCs w:val="22"/>
-        </w:rPr>
-        <w:t xml:space="preserve">• Optimized Jenkins and Bitbucket CI/CD with build, scan, and deploy gates and DevSecOps checks, promoting Docker workloads into production Kubernetes on the 15-minute release cadence.</w:t>
+        <w:t xml:space="preserve">• Worked on Spring Boot microservices supporting high-volume checkout and kiosk flows across distributed retail environments.</w:t>
+      </w:r>
+    </w:p>
+    <w:p>
+      <w:pPr>
+        <w:spacing w:after="20"/>
+      </w:pPr>
+      <w:r>
+        <w:rPr>
+          <w:rFonts w:ascii="Times New Roman" w:cs="Times New Roman" w:eastAsia="Times New Roman" w:hAnsi="Times New Roman"/>
+          <w:sz w:val="22"/>
+          <w:szCs w:val="22"/>
+        </w:rPr>
+        <w:t xml:space="preserve">• Collaborated on migration from Spring MVC to Java 17 and Spring Boot microservices for retail and restaurant POS; helped reduce deployment effort by ~25% and improve release stability.</w:t>
+      </w:r>
+    </w:p>
+    <w:p>
+      <w:pPr>
+        <w:spacing w:after="20"/>
+      </w:pPr>
+      <w:r>
+        <w:rPr>
+          <w:rFonts w:ascii="Times New Roman" w:cs="Times New Roman" w:eastAsia="Times New Roman" w:hAnsi="Times New Roman"/>
+          <w:sz w:val="22"/>
+          <w:szCs w:val="22"/>
+        </w:rPr>
+        <w:t xml:space="preserve">• Participated in event-driven integration (Kafka, RabbitMQ, Redis) for 10K+ daily transactions with circuit breakers for resilient order and payment flows.</w:t>
+      </w:r>
+    </w:p>
+    <w:p>
+      <w:pPr>
+        <w:spacing w:after="20"/>
+      </w:pPr>
+      <w:r>
+        <w:rPr>
+          <w:rFonts w:ascii="Times New Roman" w:cs="Times New Roman" w:eastAsia="Times New Roman" w:hAnsi="Times New Roman"/>
+          <w:sz w:val="22"/>
+          <w:szCs w:val="22"/>
+        </w:rPr>
+        <w:t xml:space="preserve">• Built REST APIs with OAuth2, JWT, and RBAC (Spring Security) for 500+ concurrent users; enhanced Angular and React UIs for peak-hour restaurant throughput.</w:t>
+      </w:r>
+    </w:p>
+    <w:p>
+      <w:pPr>
+        <w:spacing w:after="20"/>
+      </w:pPr>
+      <w:r>
+        <w:rPr>
+          <w:rFonts w:ascii="Times New Roman" w:cs="Times New Roman" w:eastAsia="Times New Roman" w:hAnsi="Times New Roman"/>
+          <w:sz w:val="22"/>
+          <w:szCs w:val="22"/>
+        </w:rPr>
+        <w:t xml:space="preserve">• Supported Spring Data JPA, Oracle, and MongoDB with Docker and Kubernetes on AWS (EC2, ECS) for scalable POS services.</w:t>
       </w:r>
     </w:p>
     <w:p>
@@ -282,7 +282,7 @@
           <w:sz w:val="22"/>
           <w:szCs w:val="22"/>
         </w:rPr>
-        <w:t xml:space="preserve">• Delivered observability and resiliency via Prometheus, Grafana, and JUnit/Mockito gates tracking latency, errors, and defect KPIs against 500+ concurrent user traffic.</w:t>
+        <w:t xml:space="preserve">• Coordinated Jenkins and Bitbucket CI/CD with quality gates; extended observability with Prometheus, Grafana, and JUnit/Mockito.</w:t>
       </w:r>
     </w:p>
     <w:p>
@@ -323,59 +323,59 @@
           <w:sz w:val="22"/>
           <w:szCs w:val="22"/>
         </w:rPr>
-        <w:t xml:space="preserve">• Architected cloud-native Spring Boot microservices with Hibernate/JPA for insurance, retirement, and asset management—high-availability, distributed services behind customer and agent portals.</w:t>
-      </w:r>
-    </w:p>
-    <w:p>
-      <w:pPr>
-        <w:spacing w:after="20"/>
-      </w:pPr>
-      <w:r>
-        <w:rPr>
-          <w:rFonts w:ascii="Times New Roman" w:cs="Times New Roman" w:eastAsia="Times New Roman" w:hAnsi="Times New Roman"/>
-          <w:sz w:val="22"/>
-          <w:szCs w:val="22"/>
-        </w:rPr>
-        <w:t xml:space="preserve">• Led Docker image lifecycle and Kubernetes releases on AWS (EC2, S3, RDS, Lambda) with OAuth2, JWT, Redis sessions, and RBAC for compliant financial traffic at enterprise scale.</w:t>
-      </w:r>
-    </w:p>
-    <w:p>
-      <w:pPr>
-        <w:spacing w:after="20"/>
-      </w:pPr>
-      <w:r>
-        <w:rPr>
-          <w:rFonts w:ascii="Times New Roman" w:cs="Times New Roman" w:eastAsia="Times New Roman" w:hAnsi="Times New Roman"/>
-          <w:sz w:val="22"/>
-          <w:szCs w:val="22"/>
-        </w:rPr>
-        <w:t xml:space="preserve">• Optimized Angular and React (HTML5, CSS3, JavaScript) on Spring Boot APIs—cut data defects 90% and improved API response time 25% on policy and claims journeys.</w:t>
-      </w:r>
-    </w:p>
-    <w:p>
-      <w:pPr>
-        <w:spacing w:after="20"/>
-      </w:pPr>
-      <w:r>
-        <w:rPr>
-          <w:rFonts w:ascii="Times New Roman" w:cs="Times New Roman" w:eastAsia="Times New Roman" w:hAnsi="Times New Roman"/>
-          <w:sz w:val="22"/>
-          <w:szCs w:val="22"/>
-        </w:rPr>
-        <w:t xml:space="preserve">• Led API contracts, technical specifications, and integration design with architecture and compliance—de-risking 8+ on-schedule policy, claims, and reporting deliveries.</w:t>
-      </w:r>
-    </w:p>
-    <w:p>
-      <w:pPr>
-        <w:spacing w:after="20"/>
-      </w:pPr>
-      <w:r>
-        <w:rPr>
-          <w:rFonts w:ascii="Times New Roman" w:cs="Times New Roman" w:eastAsia="Times New Roman" w:hAnsi="Times New Roman"/>
-          <w:sz w:val="22"/>
-          <w:szCs w:val="22"/>
-        </w:rPr>
-        <w:t xml:space="preserve">• Delivered those features through Agile Product/QA partnership and Jenkins/Bitbucket CI/CD, shortening test-to-production feedback on each financial release.</w:t>
+        <w:t xml:space="preserve">• Collaborated on Spring Boot microservices with Hibernate/JPA for insurance, retirement, and asset management behind customer and agent portals.</w:t>
+      </w:r>
+    </w:p>
+    <w:p>
+      <w:pPr>
+        <w:spacing w:after="20"/>
+      </w:pPr>
+      <w:r>
+        <w:rPr>
+          <w:rFonts w:ascii="Times New Roman" w:cs="Times New Roman" w:eastAsia="Times New Roman" w:hAnsi="Times New Roman"/>
+          <w:sz w:val="22"/>
+          <w:szCs w:val="22"/>
+        </w:rPr>
+        <w:t xml:space="preserve">• Supported Docker and Kubernetes releases on AWS (EC2, S3, RDS, Lambda) with OAuth2, JWT, Redis sessions, and RBAC for compliant financial workloads.</w:t>
+      </w:r>
+    </w:p>
+    <w:p>
+      <w:pPr>
+        <w:spacing w:after="20"/>
+      </w:pPr>
+      <w:r>
+        <w:rPr>
+          <w:rFonts w:ascii="Times New Roman" w:cs="Times New Roman" w:eastAsia="Times New Roman" w:hAnsi="Times New Roman"/>
+          <w:sz w:val="22"/>
+          <w:szCs w:val="22"/>
+        </w:rPr>
+        <w:t xml:space="preserve">• Enhanced Angular and React (HTML5, CSS3, JavaScript) on Spring Boot APIs; improved API latency by ~20% and reduced data issues on policy and claims journeys.</w:t>
+      </w:r>
+    </w:p>
+    <w:p>
+      <w:pPr>
+        <w:spacing w:after="20"/>
+      </w:pPr>
+      <w:r>
+        <w:rPr>
+          <w:rFonts w:ascii="Times New Roman" w:cs="Times New Roman" w:eastAsia="Times New Roman" w:hAnsi="Times New Roman"/>
+          <w:sz w:val="22"/>
+          <w:szCs w:val="22"/>
+        </w:rPr>
+        <w:t xml:space="preserve">• Coordinated API specifications and integrations with architecture and compliance partners; participated in on-schedule policy, claims, and reporting deliveries.</w:t>
+      </w:r>
+    </w:p>
+    <w:p>
+      <w:pPr>
+        <w:spacing w:after="20"/>
+      </w:pPr>
+      <w:r>
+        <w:rPr>
+          <w:rFonts w:ascii="Times New Roman" w:cs="Times New Roman" w:eastAsia="Times New Roman" w:hAnsi="Times New Roman"/>
+          <w:sz w:val="22"/>
+          <w:szCs w:val="22"/>
+        </w:rPr>
+        <w:t xml:space="preserve">• Participated in Agile delivery with Product/QA and Jenkins/Bitbucket CI/CD, improving feedback from test to production.</w:t>
       </w:r>
     </w:p>
     <w:p>
@@ -388,7 +388,7 @@
           <w:sz w:val="22"/>
           <w:szCs w:val="22"/>
         </w:rPr>
-        <w:t xml:space="preserve">• Engineered fault tolerance on monetary paths with JUnit and Mockito; used Prometheus and Grafana for production observability of latency and error budgets on critical services.</w:t>
+        <w:t xml:space="preserve">• Extended fault-tolerance patterns with JUnit and Mockito; supported production observability with Prometheus and Grafana on critical services.</w:t>
       </w:r>
     </w:p>
     <w:p>
@@ -429,59 +429,59 @@
           <w:sz w:val="22"/>
           <w:szCs w:val="22"/>
         </w:rPr>
-        <w:t xml:space="preserve">• Architected Java 11, Spring Boot, and Spring Data JPA services for oil and gas portfolio and asset tracking—500+ users, 10K+ daily transactions across distributed energy operations.</w:t>
-      </w:r>
-    </w:p>
-    <w:p>
-      <w:pPr>
-        <w:spacing w:after="20"/>
-      </w:pPr>
-      <w:r>
-        <w:rPr>
-          <w:rFonts w:ascii="Times New Roman" w:cs="Times New Roman" w:eastAsia="Times New Roman" w:hAnsi="Times New Roman"/>
-          <w:sz w:val="22"/>
-          <w:szCs w:val="22"/>
-        </w:rPr>
-        <w:t xml:space="preserve">• Delivered React dashboards (HTML5, CSS3, JavaScript) on Spring Boot REST APIs, cutting manual reporting time 50% for field and office production and asset decisions.</w:t>
-      </w:r>
-    </w:p>
-    <w:p>
-      <w:pPr>
-        <w:spacing w:after="20"/>
-      </w:pPr>
-      <w:r>
-        <w:rPr>
-          <w:rFonts w:ascii="Times New Roman" w:cs="Times New Roman" w:eastAsia="Times New Roman" w:hAnsi="Times New Roman"/>
-          <w:sz w:val="22"/>
-          <w:szCs w:val="22"/>
-        </w:rPr>
-        <w:t xml:space="preserve">• Optimized Terraform and Jenkins infrastructure-as-code pipelines, reducing environment provisioning time 60% for AWS-bound energy workloads.</w:t>
-      </w:r>
-    </w:p>
-    <w:p>
-      <w:pPr>
-        <w:spacing w:after="20"/>
-      </w:pPr>
-      <w:r>
-        <w:rPr>
-          <w:rFonts w:ascii="Times New Roman" w:cs="Times New Roman" w:eastAsia="Times New Roman" w:hAnsi="Times New Roman"/>
-          <w:sz w:val="22"/>
-          <w:szCs w:val="22"/>
-        </w:rPr>
-        <w:t xml:space="preserve">• Engineered Kubernetes operations (health checks, readiness probes, auto-scaling) with Oracle and MySQL on AWS for fault-tolerant exchange of energy data at 10K+ daily transaction volume.</w:t>
-      </w:r>
-    </w:p>
-    <w:p>
-      <w:pPr>
-        <w:spacing w:after="20"/>
-      </w:pPr>
-      <w:r>
-        <w:rPr>
-          <w:rFonts w:ascii="Times New Roman" w:cs="Times New Roman" w:eastAsia="Times New Roman" w:hAnsi="Times New Roman"/>
-          <w:sz w:val="22"/>
-          <w:szCs w:val="22"/>
-        </w:rPr>
-        <w:t xml:space="preserve">• Hardened REST contracts and integration documentation for interfaces supporting 500+ users and high-volume field reporting across upstream/downstream systems.</w:t>
+        <w:t xml:space="preserve">• Collaborated on Java 11, Spring Boot, and Spring Data JPA services for oil and gas portfolio and asset tracking for 500+ users and high daily transaction volume.</w:t>
+      </w:r>
+    </w:p>
+    <w:p>
+      <w:pPr>
+        <w:spacing w:after="20"/>
+      </w:pPr>
+      <w:r>
+        <w:rPr>
+          <w:rFonts w:ascii="Times New Roman" w:cs="Times New Roman" w:eastAsia="Times New Roman" w:hAnsi="Times New Roman"/>
+          <w:sz w:val="22"/>
+          <w:szCs w:val="22"/>
+        </w:rPr>
+        <w:t xml:space="preserve">• Built React dashboards (HTML5, CSS3, JavaScript) on Spring Boot REST APIs; reduced reporting runtime by ~40% for field and office production decisions.</w:t>
+      </w:r>
+    </w:p>
+    <w:p>
+      <w:pPr>
+        <w:spacing w:after="20"/>
+      </w:pPr>
+      <w:r>
+        <w:rPr>
+          <w:rFonts w:ascii="Times New Roman" w:cs="Times New Roman" w:eastAsia="Times New Roman" w:hAnsi="Times New Roman"/>
+          <w:sz w:val="22"/>
+          <w:szCs w:val="22"/>
+        </w:rPr>
+        <w:t xml:space="preserve">• Supported Terraform and Jenkins infrastructure-as-code pipelines; reduced environment provisioning effort by ~25% for AWS-bound workloads.</w:t>
+      </w:r>
+    </w:p>
+    <w:p>
+      <w:pPr>
+        <w:spacing w:after="20"/>
+      </w:pPr>
+      <w:r>
+        <w:rPr>
+          <w:rFonts w:ascii="Times New Roman" w:cs="Times New Roman" w:eastAsia="Times New Roman" w:hAnsi="Times New Roman"/>
+          <w:sz w:val="22"/>
+          <w:szCs w:val="22"/>
+        </w:rPr>
+        <w:t xml:space="preserve">• Participated in Kubernetes operations (health checks, readiness probes, auto-scaling) with Oracle and MySQL on AWS for resilient energy data exchange.</w:t>
+      </w:r>
+    </w:p>
+    <w:p>
+      <w:pPr>
+        <w:spacing w:after="20"/>
+      </w:pPr>
+      <w:r>
+        <w:rPr>
+          <w:rFonts w:ascii="Times New Roman" w:cs="Times New Roman" w:eastAsia="Times New Roman" w:hAnsi="Times New Roman"/>
+          <w:sz w:val="22"/>
+          <w:szCs w:val="22"/>
+        </w:rPr>
+        <w:t xml:space="preserve">• Enhanced REST contracts and integration documentation for interfaces supporting high-volume field reporting across upstream/downstream systems.</w:t>
       </w:r>
     </w:p>
     <w:p>
@@ -494,7 +494,7 @@
           <w:sz w:val="22"/>
           <w:szCs w:val="22"/>
         </w:rPr>
-        <w:t xml:space="preserve">• Optimized regression safety with JUnit and Mockito on services underpinning 10K+ daily production and asset transactions before each production deploy.</w:t>
+        <w:t xml:space="preserve">• Extended regression safety with JUnit and Mockito before production deployments on production-critical services.</w:t>
       </w:r>
     </w:p>
     <w:p>
@@ -535,59 +535,72 @@
           <w:sz w:val="22"/>
           <w:szCs w:val="22"/>
         </w:rPr>
-        <w:t xml:space="preserve">• Architected distributed Java and Spring Boot REST services on Oracle and PostgreSQL for automotive manufacturing and supply-chain analytics across plants, dealers, and logistics networks.</w:t>
-      </w:r>
-    </w:p>
-    <w:p>
-      <w:pPr>
-        <w:spacing w:after="20"/>
-      </w:pPr>
-      <w:r>
-        <w:rPr>
-          <w:rFonts w:ascii="Times New Roman" w:cs="Times New Roman" w:eastAsia="Times New Roman" w:hAnsi="Times New Roman"/>
-          <w:sz w:val="22"/>
-          <w:szCs w:val="22"/>
-        </w:rPr>
-        <w:t xml:space="preserve">• Optimized SQL and indexing for 30% faster queries, reducing dashboard latency for 100+ manufacturing, dealer, and logistics users on high-throughput analytics.</w:t>
-      </w:r>
-    </w:p>
-    <w:p>
-      <w:pPr>
-        <w:spacing w:after="20"/>
-      </w:pPr>
-      <w:r>
-        <w:rPr>
-          <w:rFonts w:ascii="Times New Roman" w:cs="Times New Roman" w:eastAsia="Times New Roman" w:hAnsi="Times New Roman"/>
-          <w:sz w:val="22"/>
-          <w:szCs w:val="22"/>
-        </w:rPr>
-        <w:t xml:space="preserve">• Engineered resilient ETL from three core sources—vehicle production, dealer systems, and logistics—into analytics stores for batch and near-real-time, event-style reporting.</w:t>
-      </w:r>
-    </w:p>
-    <w:p>
-      <w:pPr>
-        <w:spacing w:after="20"/>
-      </w:pPr>
-      <w:r>
-        <w:rPr>
-          <w:rFonts w:ascii="Times New Roman" w:cs="Times New Roman" w:eastAsia="Times New Roman" w:hAnsi="Times New Roman"/>
-          <w:sz w:val="22"/>
-          <w:szCs w:val="22"/>
-        </w:rPr>
-        <w:t xml:space="preserve">• Delivered contract-first REST layers with stable JSON and fault-tolerant error semantics for JavaScript KPI dashboards under concurrent analytics load.</w:t>
-      </w:r>
-    </w:p>
-    <w:p>
-      <w:pPr>
-        <w:spacing w:after="20"/>
-      </w:pPr>
-      <w:r>
-        <w:rPr>
-          <w:rFonts w:ascii="Times New Roman" w:cs="Times New Roman" w:eastAsia="Times New Roman" w:hAnsi="Times New Roman"/>
-          <w:sz w:val="22"/>
-          <w:szCs w:val="22"/>
-        </w:rPr>
-        <w:t xml:space="preserve">• Implemented Java validation and reconciliation across plant and dealer feeds, improving downstream reporting reliability for analytics consumed by 100+ business users.</w:t>
+        <w:t xml:space="preserve">• Collaborated on Java and Spring Boot REST services on Oracle and PostgreSQL for automotive manufacturing and supply-chain analytics across plants, dealers, and logistics.</w:t>
+      </w:r>
+    </w:p>
+    <w:p>
+      <w:pPr>
+        <w:spacing w:after="20"/>
+      </w:pPr>
+      <w:r>
+        <w:rPr>
+          <w:rFonts w:ascii="Times New Roman" w:cs="Times New Roman" w:eastAsia="Times New Roman" w:hAnsi="Times New Roman"/>
+          <w:sz w:val="22"/>
+          <w:szCs w:val="22"/>
+        </w:rPr>
+        <w:t xml:space="preserve">• Improved SQL and indexing for ~20% faster queries, reducing dashboard latency for 100+ manufacturing, dealer, and logistics users.</w:t>
+      </w:r>
+    </w:p>
+    <w:p>
+      <w:pPr>
+        <w:spacing w:after="20"/>
+      </w:pPr>
+      <w:r>
+        <w:rPr>
+          <w:rFonts w:ascii="Times New Roman" w:cs="Times New Roman" w:eastAsia="Times New Roman" w:hAnsi="Times New Roman"/>
+          <w:sz w:val="22"/>
+          <w:szCs w:val="22"/>
+        </w:rPr>
+        <w:t xml:space="preserve">• Supported ETL from vehicle production, dealer systems, and logistics into analytics stores for batch and near-real-time reporting.</w:t>
+      </w:r>
+    </w:p>
+    <w:p>
+      <w:pPr>
+        <w:spacing w:after="20"/>
+      </w:pPr>
+      <w:r>
+        <w:rPr>
+          <w:rFonts w:ascii="Times New Roman" w:cs="Times New Roman" w:eastAsia="Times New Roman" w:hAnsi="Times New Roman"/>
+          <w:sz w:val="22"/>
+          <w:szCs w:val="22"/>
+        </w:rPr>
+        <w:t xml:space="preserve">• Delivered contract-first REST layers with stable JSON for JavaScript KPI dashboards under concurrent load.</w:t>
+      </w:r>
+    </w:p>
+    <w:p>
+      <w:pPr>
+        <w:spacing w:after="20"/>
+      </w:pPr>
+      <w:r>
+        <w:rPr>
+          <w:rFonts w:ascii="Times New Roman" w:cs="Times New Roman" w:eastAsia="Times New Roman" w:hAnsi="Times New Roman"/>
+          <w:sz w:val="22"/>
+          <w:szCs w:val="22"/>
+        </w:rPr>
+        <w:t xml:space="preserve">• Implemented validation and reconciliation across plant and dealer feeds, improving downstream reporting reliability for 100+ business users.</w:t>
+      </w:r>
+    </w:p>
+    <w:p>
+      <w:pPr>
+        <w:spacing w:after="20"/>
+      </w:pPr>
+      <w:r>
+        <w:rPr>
+          <w:rFonts w:ascii="Times New Roman" w:cs="Times New Roman" w:eastAsia="Times New Roman" w:hAnsi="Times New Roman"/>
+          <w:sz w:val="22"/>
+          <w:szCs w:val="22"/>
+        </w:rPr>
+        <w:t xml:space="preserve">• Supported Jenkins CI/CD pipelines and coordinated deployments across lower environments while enforcing automated testing and release validation.</w:t>
       </w:r>
     </w:p>
     <w:p>
@@ -600,7 +613,7 @@
           <w:sz w:val="22"/>
           <w:szCs w:val="22"/>
         </w:rPr>
-        <w:t xml:space="preserve">• Led a 12-month Agile cadence with analysts and QA, shipping increments with automated JUnit regression prior to each production analytics release.</w:t>
+        <w:t xml:space="preserve">• Participated in Agile delivery with analysts and QA, using JUnit regression prior to production releases.</w:t>
       </w:r>
     </w:p>
     <w:p>
@@ -641,59 +654,59 @@
           <w:sz w:val="22"/>
           <w:szCs w:val="22"/>
         </w:rPr>
-        <w:t xml:space="preserve">• Architected Spring Boot and Node.js REST services for production monitoring and ERP integration on Oracle and PostgreSQL—compliance-bound services in a regulated, distributed pharma environment.</w:t>
-      </w:r>
-    </w:p>
-    <w:p>
-      <w:pPr>
-        <w:spacing w:after="20"/>
-      </w:pPr>
-      <w:r>
-        <w:rPr>
-          <w:rFonts w:ascii="Times New Roman" w:cs="Times New Roman" w:eastAsia="Times New Roman" w:hAnsi="Times New Roman"/>
-          <w:sz w:val="22"/>
-          <w:szCs w:val="22"/>
-        </w:rPr>
-        <w:t xml:space="preserve">• Spearheaded AngularJS and React dashboards (HTML5, CSS3, JavaScript) on secure APIs, cutting manual laboratory, QC, and inventory entry 70% and accelerating quality review cycles.</w:t>
-      </w:r>
-    </w:p>
-    <w:p>
-      <w:pPr>
-        <w:spacing w:after="20"/>
-      </w:pPr>
-      <w:r>
-        <w:rPr>
-          <w:rFonts w:ascii="Times New Roman" w:cs="Times New Roman" w:eastAsia="Times New Roman" w:hAnsi="Times New Roman"/>
-          <w:sz w:val="22"/>
-          <w:szCs w:val="22"/>
-        </w:rPr>
-        <w:t xml:space="preserve">• Engineered ETL consolidating lab, QC, and inventory data into validated reporting models; delivered SQL compliance reports aligned to GxP-style controls across three regulated functional streams.</w:t>
-      </w:r>
-    </w:p>
-    <w:p>
-      <w:pPr>
-        <w:spacing w:after="20"/>
-      </w:pPr>
-      <w:r>
-        <w:rPr>
-          <w:rFonts w:ascii="Times New Roman" w:cs="Times New Roman" w:eastAsia="Times New Roman" w:hAnsi="Times New Roman"/>
-          <w:sz w:val="22"/>
-          <w:szCs w:val="22"/>
-        </w:rPr>
-        <w:t xml:space="preserve">• Implemented RBAC-aware validation, audit trails, and reporting pipelines so manufacturing and quality could trace lineage across distributed sites after the 70% automation gain.</w:t>
-      </w:r>
-    </w:p>
-    <w:p>
-      <w:pPr>
-        <w:spacing w:after="20"/>
-      </w:pPr>
-      <w:r>
-        <w:rPr>
-          <w:rFonts w:ascii="Times New Roman" w:cs="Times New Roman" w:eastAsia="Times New Roman" w:hAnsi="Times New Roman"/>
-          <w:sz w:val="22"/>
-          <w:szCs w:val="22"/>
-        </w:rPr>
-        <w:t xml:space="preserve">• Led Jenkins and Maven CI/CD with mandatory JUnit gates on compliance-critical builds before promotion to controlled environments.</w:t>
+        <w:t xml:space="preserve">• Collaborated on Spring Boot and Node.js REST services for production monitoring and ERP integration on Oracle and PostgreSQL in a regulated pharma environment.</w:t>
+      </w:r>
+    </w:p>
+    <w:p>
+      <w:pPr>
+        <w:spacing w:after="20"/>
+      </w:pPr>
+      <w:r>
+        <w:rPr>
+          <w:rFonts w:ascii="Times New Roman" w:cs="Times New Roman" w:eastAsia="Times New Roman" w:hAnsi="Times New Roman"/>
+          <w:sz w:val="22"/>
+          <w:szCs w:val="22"/>
+        </w:rPr>
+        <w:t xml:space="preserve">• Supported AngularJS and React dashboards (HTML5, CSS3, JavaScript) on secure APIs; reduced manual laboratory, QC, and inventory entry effort by ~40% and accelerated quality reviews.</w:t>
+      </w:r>
+    </w:p>
+    <w:p>
+      <w:pPr>
+        <w:spacing w:after="20"/>
+      </w:pPr>
+      <w:r>
+        <w:rPr>
+          <w:rFonts w:ascii="Times New Roman" w:cs="Times New Roman" w:eastAsia="Times New Roman" w:hAnsi="Times New Roman"/>
+          <w:sz w:val="22"/>
+          <w:szCs w:val="22"/>
+        </w:rPr>
+        <w:t xml:space="preserve">• Extended ETL consolidating lab, QC, and inventory data into validated reporting models; delivered SQL compliance reports aligned to GxP-style controls.</w:t>
+      </w:r>
+    </w:p>
+    <w:p>
+      <w:pPr>
+        <w:spacing w:after="20"/>
+      </w:pPr>
+      <w:r>
+        <w:rPr>
+          <w:rFonts w:ascii="Times New Roman" w:cs="Times New Roman" w:eastAsia="Times New Roman" w:hAnsi="Times New Roman"/>
+          <w:sz w:val="22"/>
+          <w:szCs w:val="22"/>
+        </w:rPr>
+        <w:t xml:space="preserve">• Implemented RBAC-aware validation, audit trails, and reporting pipelines for traceability across distributed manufacturing and quality sites.</w:t>
+      </w:r>
+    </w:p>
+    <w:p>
+      <w:pPr>
+        <w:spacing w:after="20"/>
+      </w:pPr>
+      <w:r>
+        <w:rPr>
+          <w:rFonts w:ascii="Times New Roman" w:cs="Times New Roman" w:eastAsia="Times New Roman" w:hAnsi="Times New Roman"/>
+          <w:sz w:val="22"/>
+          <w:szCs w:val="22"/>
+        </w:rPr>
+        <w:t xml:space="preserve">• Coordinated Jenkins and Maven CI/CD with mandatory JUnit gates on compliance-critical builds before promotion to controlled environments.</w:t>
       </w:r>
     </w:p>
     <w:p>
@@ -706,7 +719,7 @@
           <w:sz w:val="22"/>
           <w:szCs w:val="22"/>
         </w:rPr>
-        <w:t xml:space="preserve">• Delivered 24 months of incremental, audit-friendly releases with operations and quality—stabilizing regulated reporting and ERP integration cadence.</w:t>
+        <w:t xml:space="preserve">• Participated in incremental, audit-friendly releases with operations and quality over 24 months, stabilizing regulated reporting and ERP integration.</w:t>
       </w:r>
     </w:p>
     <w:p>
@@ -809,7 +822,7 @@
           <w:sz w:val="22"/>
           <w:szCs w:val="22"/>
         </w:rPr>
-        <w:t xml:space="preserve">HashiCorp Certified: Terraform Associate</w:t>
+        <w:t xml:space="preserve">HashiCorp Terraform Associate</w:t>
       </w:r>
       <w:r>
         <w:rPr>
@@ -871,7 +884,7 @@
           <w:sz w:val="22"/>
           <w:szCs w:val="22"/>
         </w:rPr>
-        <w:t xml:space="preserve">Grade: 3.45/5. Coursework: Information Systems Management, Database Systems, Cloud Computing.</w:t>
+        <w:t xml:space="preserve">2022 – 2024. Grade: 3.45/5. Coursework: Information Systems Management, Database Systems, Cloud Computing.</w:t>
       </w:r>
     </w:p>
     <w:p>
@@ -1007,7 +1020,7 @@
           <w:sz w:val="22"/>
           <w:szCs w:val="22"/>
         </w:rPr>
-        <w:t xml:space="preserve">• Delivered REST APIs for orders and inventory sync; React admin UI that cut manual operations 60%.</w:t>
+        <w:t xml:space="preserve">• Delivered REST APIs for orders and inventory sync; React admin UI that reduced manual operations by ~40%.</w:t>
       </w:r>
     </w:p>
     <w:p>

--- a/public/resume-c2c.docx
+++ b/public/resume-c2c.docx
@@ -88,7 +88,7 @@
           <w:sz w:val="22"/>
           <w:szCs w:val="22"/>
         </w:rPr>
-        <w:t xml:space="preserve">Java Full Stack Engineer with 6+ years of professional experience:</w:t>
+        <w:t xml:space="preserve">Java Full Stack Engineer with 6+ years delivering enterprise web platforms:</w:t>
       </w:r>
     </w:p>
     <w:p>
@@ -101,7 +101,7 @@
           <w:sz w:val="22"/>
           <w:szCs w:val="22"/>
         </w:rPr>
-        <w:t xml:space="preserve">Cloud-native architecture and distributed systems for retail/restaurant POS, insurance and retirement, energy, automotive supply chain, and pharma compliance. Delivers Java/Spring Boot microservices, REST APIs, React and Angular, AWS, Docker, Kubernetes, Jenkins/Bitbucket CI/CD, DevSecOps practices, and observability. Familiar with AI-assisted developer tools including GitHub Copilot and Cursor AI for development acceleration and documentation support. Available for C2C, contract, and W2 engagements.</w:t>
+        <w:t xml:space="preserve">Hands-on with Java 17, Spring Boot microservices, REST APIs, React, Angular, AWS, Docker, Kubernetes, Jenkins/Bitbucket CI/CD, DevSecOps, and observability. Certifications: AWS Certified DevOps Engineer – Professional, AWS Certified Solutions Architect – Associate, HashiCorp Terraform Associate; Oracle Certified Professional Java SE Developer (In Progress). Delivers cloud-native solutions for retail/restaurant POS, insurance and retirement, energy, automotive supply chain, and pharma compliance. Familiar with AI-assisted developer tools including GitHub Copilot and Cursor AI for development acceleration and documentation support. Available for C2C, contract, and W2 engagements.</w:t>
       </w:r>
     </w:p>
     <w:p>
@@ -132,7 +132,7 @@
           <w:sz w:val="22"/>
           <w:szCs w:val="22"/>
         </w:rPr>
-        <w:t xml:space="preserve">Backend: Java, Java 17, Spring Boot, microservices, REST APIs, Spring Security (OAuth2, JWT, RBAC), Hibernate/JPA | Frontend: React, Angular, HTML5, CSS3, JavaScript | Cloud &amp; DevOps: AWS (EC2, S3, RDS, Lambda, ECS), Docker, Kubernetes, Jenkins, Bitbucket, CI/CD, DevSecOps, Terraform, infrastructure as code | Event-driven architecture &amp; messaging: Kafka, RabbitMQ, Redis | Databases: Oracle, MySQL, PostgreSQL, MongoDB</w:t>
+        <w:t xml:space="preserve">Languages: Java, Java 17, TypeScript, JavaScript, SQL | Backend: Spring Boot, microservices, REST APIs, Spring Security (OAuth2, JWT, RBAC), Hibernate/JPA | Frontend: React, Angular, HTML5, CSS3 | Cloud &amp; DevOps: AWS (EC2, S3, RDS, Lambda, ECS), Docker, Kubernetes, Jenkins, Bitbucket, CI/CD, DevSecOps, Terraform, infrastructure as code | Event-driven architecture &amp; messaging: Kafka, RabbitMQ, Redis</w:t>
       </w:r>
     </w:p>
     <w:p>
@@ -145,7 +145,7 @@
           <w:sz w:val="22"/>
           <w:szCs w:val="22"/>
         </w:rPr>
-        <w:t xml:space="preserve">Quality &amp; observability: JUnit, Mockito, Prometheus, Grafana</w:t>
+        <w:t xml:space="preserve">Databases: Oracle, MySQL, PostgreSQL, MongoDB | Quality &amp; observability: JUnit, Mockito, Prometheus, Grafana</w:t>
       </w:r>
     </w:p>
     <w:p>
@@ -804,6 +804,37 @@
     </w:p>
     <w:p>
       <w:pPr>
+        <w:spacing w:after="60"/>
+      </w:pPr>
+      <w:r>
+        <w:rPr>
+          <w:rFonts w:ascii="Times New Roman" w:cs="Times New Roman" w:eastAsia="Times New Roman" w:hAnsi="Times New Roman"/>
+          <w:sz w:val="22"/>
+          <w:szCs w:val="22"/>
+        </w:rPr>
+        <w:t xml:space="preserve">• </w:t>
+      </w:r>
+      <w:r>
+        <w:rPr>
+          <w:rFonts w:ascii="Times New Roman" w:cs="Times New Roman" w:eastAsia="Times New Roman" w:hAnsi="Times New Roman"/>
+          <w:b/>
+          <w:bCs/>
+          <w:sz w:val="22"/>
+          <w:szCs w:val="22"/>
+        </w:rPr>
+        <w:t xml:space="preserve">HashiCorp Terraform Associate</w:t>
+      </w:r>
+      <w:r>
+        <w:rPr>
+          <w:rFonts w:ascii="Times New Roman" w:cs="Times New Roman" w:eastAsia="Times New Roman" w:hAnsi="Times New Roman"/>
+          <w:sz w:val="22"/>
+          <w:szCs w:val="22"/>
+        </w:rPr>
+        <w:t xml:space="preserve"> (March 2025 – March 2027)</w:t>
+      </w:r>
+    </w:p>
+    <w:p>
+      <w:pPr>
         <w:spacing w:after="120"/>
       </w:pPr>
       <w:r>
@@ -822,15 +853,15 @@
           <w:sz w:val="22"/>
           <w:szCs w:val="22"/>
         </w:rPr>
-        <w:t xml:space="preserve">HashiCorp Terraform Associate</w:t>
-      </w:r>
-      <w:r>
-        <w:rPr>
-          <w:rFonts w:ascii="Times New Roman" w:cs="Times New Roman" w:eastAsia="Times New Roman" w:hAnsi="Times New Roman"/>
-          <w:sz w:val="22"/>
-          <w:szCs w:val="22"/>
-        </w:rPr>
-        <w:t xml:space="preserve"> (March 2025 – March 2027)</w:t>
+        <w:t xml:space="preserve">Oracle Certified Professional Java SE Developer</w:t>
+      </w:r>
+      <w:r>
+        <w:rPr>
+          <w:rFonts w:ascii="Times New Roman" w:cs="Times New Roman" w:eastAsia="Times New Roman" w:hAnsi="Times New Roman"/>
+          <w:sz w:val="22"/>
+          <w:szCs w:val="22"/>
+        </w:rPr>
+        <w:t xml:space="preserve"> (In Progress)</w:t>
       </w:r>
     </w:p>
     <w:p>
@@ -921,188 +952,6 @@
           <w:szCs w:val="22"/>
         </w:rPr>
         <w:t xml:space="preserve">Grade: 7.2/10. Coursework: Communication Systems, Embedded Systems, Computer Engineering.</w:t>
-      </w:r>
-    </w:p>
-    <w:p>
-      <w:pPr>
-        <w:pBdr>
-          <w:bottom w:val="single" w:color="000000" w:sz="6" w:space="1"/>
-        </w:pBdr>
-        <w:spacing w:after="80" w:before="120"/>
-      </w:pPr>
-      <w:r>
-        <w:rPr>
-          <w:rFonts w:ascii="Times New Roman" w:cs="Times New Roman" w:eastAsia="Times New Roman" w:hAnsi="Times New Roman"/>
-          <w:b/>
-          <w:bCs/>
-          <w:sz w:val="24"/>
-          <w:szCs w:val="24"/>
-        </w:rPr>
-        <w:t xml:space="preserve">KEY PROJECTS</w:t>
-      </w:r>
-    </w:p>
-    <w:p>
-      <w:pPr>
-        <w:spacing w:after="20"/>
-      </w:pPr>
-      <w:r>
-        <w:rPr>
-          <w:rFonts w:ascii="Times New Roman" w:cs="Times New Roman" w:eastAsia="Times New Roman" w:hAnsi="Times New Roman"/>
-          <w:b/>
-          <w:bCs/>
-          <w:sz w:val="22"/>
-          <w:szCs w:val="22"/>
-        </w:rPr>
-        <w:t xml:space="preserve">Retirement Investment Management Platform</w:t>
-      </w:r>
-    </w:p>
-    <w:p>
-      <w:pPr>
-        <w:spacing w:after="20"/>
-      </w:pPr>
-      <w:r>
-        <w:rPr>
-          <w:rFonts w:ascii="Times New Roman" w:cs="Times New Roman" w:eastAsia="Times New Roman" w:hAnsi="Times New Roman"/>
-          <w:sz w:val="22"/>
-          <w:szCs w:val="22"/>
-        </w:rPr>
-        <w:t xml:space="preserve">• Delivered a cloud-native retirement and portfolio stack: Spring Boot, JWT with RBAC, React on AWS and Docker.</w:t>
-      </w:r>
-    </w:p>
-    <w:p>
-      <w:pPr>
-        <w:spacing w:after="60"/>
-      </w:pPr>
-      <w:r>
-        <w:rPr>
-          <w:rFonts w:ascii="Times New Roman" w:cs="Times New Roman" w:eastAsia="Times New Roman" w:hAnsi="Times New Roman"/>
-          <w:sz w:val="22"/>
-          <w:szCs w:val="22"/>
-        </w:rPr>
-        <w:t xml:space="preserve">• Engineered REST APIs for authentication and portfolio tracking; PostgreSQL and Redis for persistence and sessions.</w:t>
-      </w:r>
-    </w:p>
-    <w:p>
-      <w:pPr>
-        <w:spacing w:after="20"/>
-      </w:pPr>
-      <w:r>
-        <w:rPr>
-          <w:rFonts w:ascii="Times New Roman" w:cs="Times New Roman" w:eastAsia="Times New Roman" w:hAnsi="Times New Roman"/>
-          <w:b/>
-          <w:bCs/>
-          <w:sz w:val="22"/>
-          <w:szCs w:val="22"/>
-        </w:rPr>
-        <w:t xml:space="preserve">Smart Restaurant Platform</w:t>
-      </w:r>
-    </w:p>
-    <w:p>
-      <w:pPr>
-        <w:spacing w:after="20"/>
-      </w:pPr>
-      <w:r>
-        <w:rPr>
-          <w:rFonts w:ascii="Times New Roman" w:cs="Times New Roman" w:eastAsia="Times New Roman" w:hAnsi="Times New Roman"/>
-          <w:sz w:val="22"/>
-          <w:szCs w:val="22"/>
-        </w:rPr>
-        <w:t xml:space="preserve">• Built Spring Boot, React, and MySQL flows for menus, orders, inventory, and sales analytics.</w:t>
-      </w:r>
-    </w:p>
-    <w:p>
-      <w:pPr>
-        <w:spacing w:after="60"/>
-      </w:pPr>
-      <w:r>
-        <w:rPr>
-          <w:rFonts w:ascii="Times New Roman" w:cs="Times New Roman" w:eastAsia="Times New Roman" w:hAnsi="Times New Roman"/>
-          <w:sz w:val="22"/>
-          <w:szCs w:val="22"/>
-        </w:rPr>
-        <w:t xml:space="preserve">• Delivered REST APIs for orders and inventory sync; React admin UI that reduced manual operations by ~40%.</w:t>
-      </w:r>
-    </w:p>
-    <w:p>
-      <w:pPr>
-        <w:spacing w:after="20"/>
-      </w:pPr>
-      <w:r>
-        <w:rPr>
-          <w:rFonts w:ascii="Times New Roman" w:cs="Times New Roman" w:eastAsia="Times New Roman" w:hAnsi="Times New Roman"/>
-          <w:b/>
-          <w:bCs/>
-          <w:sz w:val="22"/>
-          <w:szCs w:val="22"/>
-        </w:rPr>
-        <w:t xml:space="preserve">User Management Service</w:t>
-      </w:r>
-    </w:p>
-    <w:p>
-      <w:pPr>
-        <w:spacing w:after="20"/>
-      </w:pPr>
-      <w:r>
-        <w:rPr>
-          <w:rFonts w:ascii="Times New Roman" w:cs="Times New Roman" w:eastAsia="Times New Roman" w:hAnsi="Times New Roman"/>
-          <w:sz w:val="22"/>
-          <w:szCs w:val="22"/>
-        </w:rPr>
-        <w:t xml:space="preserve">• Implemented Spring Boot, JPA, and H2 with JWT authentication and RBAC using Spring Security.</w:t>
-      </w:r>
-    </w:p>
-    <w:p>
-      <w:pPr>
-        <w:spacing w:after="60"/>
-      </w:pPr>
-      <w:r>
-        <w:rPr>
-          <w:rFonts w:ascii="Times New Roman" w:cs="Times New Roman" w:eastAsia="Times New Roman" w:hAnsi="Times New Roman"/>
-          <w:sz w:val="22"/>
-          <w:szCs w:val="22"/>
-        </w:rPr>
-        <w:t xml:space="preserve">• Delivered registration, login, profile, and audit logging endpoints.</w:t>
-      </w:r>
-    </w:p>
-    <w:p>
-      <w:pPr>
-        <w:spacing w:after="20"/>
-      </w:pPr>
-      <w:r>
-        <w:rPr>
-          <w:rFonts w:ascii="Times New Roman" w:cs="Times New Roman" w:eastAsia="Times New Roman" w:hAnsi="Times New Roman"/>
-          <w:b/>
-          <w:bCs/>
-          <w:sz w:val="22"/>
-          <w:szCs w:val="22"/>
-        </w:rPr>
-        <w:t xml:space="preserve">Investment Portfolio Manager</w:t>
-      </w:r>
-    </w:p>
-    <w:p>
-      <w:pPr>
-        <w:spacing w:after="20"/>
-      </w:pPr>
-      <w:r>
-        <w:rPr>
-          <w:rFonts w:ascii="Times New Roman" w:cs="Times New Roman" w:eastAsia="Times New Roman" w:hAnsi="Times New Roman"/>
-          <w:sz w:val="22"/>
-          <w:szCs w:val="22"/>
-        </w:rPr>
-        <w:t xml:space="preserve">• Delivered Spring Boot and React for asset tracking, performance views, and financial analytics.</w:t>
-      </w:r>
-    </w:p>
-    <w:p>
-      <w:pPr>
-        <w:spacing w:after="60"/>
-      </w:pPr>
-      <w:r>
-        <w:rPr>
-          <w:rFonts w:ascii="Times New Roman" w:cs="Times New Roman" w:eastAsia="Times New Roman" w:hAnsi="Times New Roman"/>
-          <w:sz w:val="22"/>
-          <w:szCs w:val="22"/>
-        </w:rPr>
-        <w:t xml:space="preserve">• Engineered REST APIs for portfolio CRUD and metrics; dashboards with charts and updates.</w:t>
       </w:r>
     </w:p>
     <w:sectPr>

--- a/public/resume-c2c.docx
+++ b/public/resume-c2c.docx
@@ -9,7 +9,8 @@
       </w:pPr>
       <w:r>
         <w:rPr>
-          <w:rFonts w:ascii="Times New Roman" w:cs="Times New Roman" w:eastAsia="Times New Roman" w:hAnsi="Times New Roman"/>
+          <w:rFonts w:ascii="Calibri" w:cs="Calibri" w:eastAsia="Calibri" w:hAnsi="Calibri"/>
+          <w:color w:val="000000"/>
           <w:sz w:val="22"/>
           <w:szCs w:val="22"/>
         </w:rPr>
@@ -23,9 +24,10 @@
       </w:pPr>
       <w:r>
         <w:rPr>
-          <w:rFonts w:ascii="Times New Roman" w:cs="Times New Roman" w:eastAsia="Times New Roman" w:hAnsi="Times New Roman"/>
-          <w:b/>
-          <w:bCs/>
+          <w:rFonts w:ascii="Calibri" w:cs="Calibri" w:eastAsia="Calibri" w:hAnsi="Calibri"/>
+          <w:b/>
+          <w:bCs/>
+          <w:color w:val="1F3A5F"/>
           <w:sz w:val="44"/>
           <w:szCs w:val="44"/>
         </w:rPr>
@@ -39,7 +41,8 @@
       </w:pPr>
       <w:r>
         <w:rPr>
-          <w:rFonts w:ascii="Times New Roman" w:cs="Times New Roman" w:eastAsia="Times New Roman" w:hAnsi="Times New Roman"/>
+          <w:rFonts w:ascii="Calibri" w:cs="Calibri" w:eastAsia="Calibri" w:hAnsi="Calibri"/>
+          <w:color w:val="000000"/>
           <w:sz w:val="22"/>
           <w:szCs w:val="22"/>
         </w:rPr>
@@ -53,7 +56,8 @@
       </w:pPr>
       <w:r>
         <w:rPr>
-          <w:rFonts w:ascii="Times New Roman" w:cs="Times New Roman" w:eastAsia="Times New Roman" w:hAnsi="Times New Roman"/>
+          <w:rFonts w:ascii="Calibri" w:cs="Calibri" w:eastAsia="Calibri" w:hAnsi="Calibri"/>
+          <w:color w:val="000000"/>
           <w:sz w:val="22"/>
           <w:szCs w:val="22"/>
         </w:rPr>
@@ -63,15 +67,16 @@
     <w:p>
       <w:pPr>
         <w:pBdr>
-          <w:bottom w:val="single" w:color="000000" w:sz="6" w:space="1"/>
+          <w:bottom w:val="single" w:color="1F3A5F" w:sz="6" w:space="1"/>
         </w:pBdr>
         <w:spacing w:after="80" w:before="120"/>
       </w:pPr>
       <w:r>
         <w:rPr>
-          <w:rFonts w:ascii="Times New Roman" w:cs="Times New Roman" w:eastAsia="Times New Roman" w:hAnsi="Times New Roman"/>
-          <w:b/>
-          <w:bCs/>
+          <w:rFonts w:ascii="Calibri" w:cs="Calibri" w:eastAsia="Calibri" w:hAnsi="Calibri"/>
+          <w:b/>
+          <w:bCs/>
+          <w:color w:val="1F3A5F"/>
           <w:sz w:val="24"/>
           <w:szCs w:val="24"/>
         </w:rPr>
@@ -84,11 +89,12 @@
       </w:pPr>
       <w:r>
         <w:rPr>
-          <w:rFonts w:ascii="Times New Roman" w:cs="Times New Roman" w:eastAsia="Times New Roman" w:hAnsi="Times New Roman"/>
-          <w:sz w:val="22"/>
-          <w:szCs w:val="22"/>
-        </w:rPr>
-        <w:t xml:space="preserve">Java Full Stack Engineer with 6+ years delivering enterprise web platforms:</w:t>
+          <w:rFonts w:ascii="Calibri" w:cs="Calibri" w:eastAsia="Calibri" w:hAnsi="Calibri"/>
+          <w:color w:val="000000"/>
+          <w:sz w:val="22"/>
+          <w:szCs w:val="22"/>
+        </w:rPr>
+        <w:t xml:space="preserve">Java Full Stack Engineer with 6+ years of experience delivering enterprise web platforms:</w:t>
       </w:r>
     </w:p>
     <w:p>
@@ -97,7 +103,8 @@
       </w:pPr>
       <w:r>
         <w:rPr>
-          <w:rFonts w:ascii="Times New Roman" w:cs="Times New Roman" w:eastAsia="Times New Roman" w:hAnsi="Times New Roman"/>
+          <w:rFonts w:ascii="Calibri" w:cs="Calibri" w:eastAsia="Calibri" w:hAnsi="Calibri"/>
+          <w:color w:val="000000"/>
           <w:sz w:val="22"/>
           <w:szCs w:val="22"/>
         </w:rPr>
@@ -107,15 +114,16 @@
     <w:p>
       <w:pPr>
         <w:pBdr>
-          <w:bottom w:val="single" w:color="000000" w:sz="6" w:space="1"/>
+          <w:bottom w:val="single" w:color="1F3A5F" w:sz="6" w:space="1"/>
         </w:pBdr>
         <w:spacing w:after="80" w:before="120"/>
       </w:pPr>
       <w:r>
         <w:rPr>
-          <w:rFonts w:ascii="Times New Roman" w:cs="Times New Roman" w:eastAsia="Times New Roman" w:hAnsi="Times New Roman"/>
-          <w:b/>
-          <w:bCs/>
+          <w:rFonts w:ascii="Calibri" w:cs="Calibri" w:eastAsia="Calibri" w:hAnsi="Calibri"/>
+          <w:b/>
+          <w:bCs/>
+          <w:color w:val="1F3A5F"/>
           <w:sz w:val="24"/>
           <w:szCs w:val="24"/>
         </w:rPr>
@@ -128,7 +136,8 @@
       </w:pPr>
       <w:r>
         <w:rPr>
-          <w:rFonts w:ascii="Times New Roman" w:cs="Times New Roman" w:eastAsia="Times New Roman" w:hAnsi="Times New Roman"/>
+          <w:rFonts w:ascii="Calibri" w:cs="Calibri" w:eastAsia="Calibri" w:hAnsi="Calibri"/>
+          <w:color w:val="000000"/>
           <w:sz w:val="22"/>
           <w:szCs w:val="22"/>
         </w:rPr>
@@ -141,7 +150,8 @@
       </w:pPr>
       <w:r>
         <w:rPr>
-          <w:rFonts w:ascii="Times New Roman" w:cs="Times New Roman" w:eastAsia="Times New Roman" w:hAnsi="Times New Roman"/>
+          <w:rFonts w:ascii="Calibri" w:cs="Calibri" w:eastAsia="Calibri" w:hAnsi="Calibri"/>
+          <w:color w:val="000000"/>
           <w:sz w:val="22"/>
           <w:szCs w:val="22"/>
         </w:rPr>
@@ -154,7 +164,8 @@
       </w:pPr>
       <w:r>
         <w:rPr>
-          <w:rFonts w:ascii="Times New Roman" w:cs="Times New Roman" w:eastAsia="Times New Roman" w:hAnsi="Times New Roman"/>
+          <w:rFonts w:ascii="Calibri" w:cs="Calibri" w:eastAsia="Calibri" w:hAnsi="Calibri"/>
+          <w:color w:val="000000"/>
           <w:sz w:val="22"/>
           <w:szCs w:val="22"/>
         </w:rPr>
@@ -164,15 +175,16 @@
     <w:p>
       <w:pPr>
         <w:pBdr>
-          <w:bottom w:val="single" w:color="000000" w:sz="6" w:space="1"/>
+          <w:bottom w:val="single" w:color="1F3A5F" w:sz="6" w:space="1"/>
         </w:pBdr>
         <w:spacing w:after="80" w:before="120"/>
       </w:pPr>
       <w:r>
         <w:rPr>
-          <w:rFonts w:ascii="Times New Roman" w:cs="Times New Roman" w:eastAsia="Times New Roman" w:hAnsi="Times New Roman"/>
-          <w:b/>
-          <w:bCs/>
+          <w:rFonts w:ascii="Calibri" w:cs="Calibri" w:eastAsia="Calibri" w:hAnsi="Calibri"/>
+          <w:b/>
+          <w:bCs/>
+          <w:color w:val="1F3A5F"/>
           <w:sz w:val="24"/>
           <w:szCs w:val="24"/>
         </w:rPr>
@@ -185,9 +197,10 @@
       </w:pPr>
       <w:r>
         <w:rPr>
-          <w:rFonts w:ascii="Times New Roman" w:cs="Times New Roman" w:eastAsia="Times New Roman" w:hAnsi="Times New Roman"/>
-          <w:b/>
-          <w:bCs/>
+          <w:rFonts w:ascii="Calibri" w:cs="Calibri" w:eastAsia="Calibri" w:hAnsi="Calibri"/>
+          <w:b/>
+          <w:bCs/>
+          <w:color w:val="000000"/>
           <w:sz w:val="22"/>
           <w:szCs w:val="22"/>
         </w:rPr>
@@ -200,7 +213,8 @@
       </w:pPr>
       <w:r>
         <w:rPr>
-          <w:rFonts w:ascii="Times New Roman" w:cs="Times New Roman" w:eastAsia="Times New Roman" w:hAnsi="Times New Roman"/>
+          <w:rFonts w:ascii="Calibri" w:cs="Calibri" w:eastAsia="Calibri" w:hAnsi="Calibri"/>
+          <w:color w:val="000000"/>
           <w:sz w:val="22"/>
           <w:szCs w:val="22"/>
         </w:rPr>
@@ -213,7 +227,8 @@
       </w:pPr>
       <w:r>
         <w:rPr>
-          <w:rFonts w:ascii="Times New Roman" w:cs="Times New Roman" w:eastAsia="Times New Roman" w:hAnsi="Times New Roman"/>
+          <w:rFonts w:ascii="Calibri" w:cs="Calibri" w:eastAsia="Calibri" w:hAnsi="Calibri"/>
+          <w:color w:val="000000"/>
           <w:sz w:val="22"/>
           <w:szCs w:val="22"/>
         </w:rPr>
@@ -226,7 +241,8 @@
       </w:pPr>
       <w:r>
         <w:rPr>
-          <w:rFonts w:ascii="Times New Roman" w:cs="Times New Roman" w:eastAsia="Times New Roman" w:hAnsi="Times New Roman"/>
+          <w:rFonts w:ascii="Calibri" w:cs="Calibri" w:eastAsia="Calibri" w:hAnsi="Calibri"/>
+          <w:color w:val="000000"/>
           <w:sz w:val="22"/>
           <w:szCs w:val="22"/>
         </w:rPr>
@@ -239,7 +255,8 @@
       </w:pPr>
       <w:r>
         <w:rPr>
-          <w:rFonts w:ascii="Times New Roman" w:cs="Times New Roman" w:eastAsia="Times New Roman" w:hAnsi="Times New Roman"/>
+          <w:rFonts w:ascii="Calibri" w:cs="Calibri" w:eastAsia="Calibri" w:hAnsi="Calibri"/>
+          <w:color w:val="000000"/>
           <w:sz w:val="22"/>
           <w:szCs w:val="22"/>
         </w:rPr>
@@ -252,7 +269,8 @@
       </w:pPr>
       <w:r>
         <w:rPr>
-          <w:rFonts w:ascii="Times New Roman" w:cs="Times New Roman" w:eastAsia="Times New Roman" w:hAnsi="Times New Roman"/>
+          <w:rFonts w:ascii="Calibri" w:cs="Calibri" w:eastAsia="Calibri" w:hAnsi="Calibri"/>
+          <w:color w:val="000000"/>
           <w:sz w:val="22"/>
           <w:szCs w:val="22"/>
         </w:rPr>
@@ -265,7 +283,8 @@
       </w:pPr>
       <w:r>
         <w:rPr>
-          <w:rFonts w:ascii="Times New Roman" w:cs="Times New Roman" w:eastAsia="Times New Roman" w:hAnsi="Times New Roman"/>
+          <w:rFonts w:ascii="Calibri" w:cs="Calibri" w:eastAsia="Calibri" w:hAnsi="Calibri"/>
+          <w:color w:val="000000"/>
           <w:sz w:val="22"/>
           <w:szCs w:val="22"/>
         </w:rPr>
@@ -278,7 +297,8 @@
       </w:pPr>
       <w:r>
         <w:rPr>
-          <w:rFonts w:ascii="Times New Roman" w:cs="Times New Roman" w:eastAsia="Times New Roman" w:hAnsi="Times New Roman"/>
+          <w:rFonts w:ascii="Calibri" w:cs="Calibri" w:eastAsia="Calibri" w:hAnsi="Calibri"/>
+          <w:color w:val="000000"/>
           <w:sz w:val="22"/>
           <w:szCs w:val="22"/>
         </w:rPr>
@@ -291,9 +311,10 @@
       </w:pPr>
       <w:r>
         <w:rPr>
-          <w:rFonts w:ascii="Times New Roman" w:cs="Times New Roman" w:eastAsia="Times New Roman" w:hAnsi="Times New Roman"/>
-          <w:b/>
-          <w:bCs/>
+          <w:rFonts w:ascii="Calibri" w:cs="Calibri" w:eastAsia="Calibri" w:hAnsi="Calibri"/>
+          <w:b/>
+          <w:bCs/>
+          <w:color w:val="000000"/>
           <w:sz w:val="22"/>
           <w:szCs w:val="22"/>
         </w:rPr>
@@ -306,7 +327,8 @@
       </w:pPr>
       <w:r>
         <w:rPr>
-          <w:rFonts w:ascii="Times New Roman" w:cs="Times New Roman" w:eastAsia="Times New Roman" w:hAnsi="Times New Roman"/>
+          <w:rFonts w:ascii="Calibri" w:cs="Calibri" w:eastAsia="Calibri" w:hAnsi="Calibri"/>
+          <w:color w:val="000000"/>
           <w:sz w:val="22"/>
           <w:szCs w:val="22"/>
         </w:rPr>
@@ -319,7 +341,8 @@
       </w:pPr>
       <w:r>
         <w:rPr>
-          <w:rFonts w:ascii="Times New Roman" w:cs="Times New Roman" w:eastAsia="Times New Roman" w:hAnsi="Times New Roman"/>
+          <w:rFonts w:ascii="Calibri" w:cs="Calibri" w:eastAsia="Calibri" w:hAnsi="Calibri"/>
+          <w:color w:val="000000"/>
           <w:sz w:val="22"/>
           <w:szCs w:val="22"/>
         </w:rPr>
@@ -332,7 +355,8 @@
       </w:pPr>
       <w:r>
         <w:rPr>
-          <w:rFonts w:ascii="Times New Roman" w:cs="Times New Roman" w:eastAsia="Times New Roman" w:hAnsi="Times New Roman"/>
+          <w:rFonts w:ascii="Calibri" w:cs="Calibri" w:eastAsia="Calibri" w:hAnsi="Calibri"/>
+          <w:color w:val="000000"/>
           <w:sz w:val="22"/>
           <w:szCs w:val="22"/>
         </w:rPr>
@@ -345,7 +369,8 @@
       </w:pPr>
       <w:r>
         <w:rPr>
-          <w:rFonts w:ascii="Times New Roman" w:cs="Times New Roman" w:eastAsia="Times New Roman" w:hAnsi="Times New Roman"/>
+          <w:rFonts w:ascii="Calibri" w:cs="Calibri" w:eastAsia="Calibri" w:hAnsi="Calibri"/>
+          <w:color w:val="000000"/>
           <w:sz w:val="22"/>
           <w:szCs w:val="22"/>
         </w:rPr>
@@ -358,7 +383,8 @@
       </w:pPr>
       <w:r>
         <w:rPr>
-          <w:rFonts w:ascii="Times New Roman" w:cs="Times New Roman" w:eastAsia="Times New Roman" w:hAnsi="Times New Roman"/>
+          <w:rFonts w:ascii="Calibri" w:cs="Calibri" w:eastAsia="Calibri" w:hAnsi="Calibri"/>
+          <w:color w:val="000000"/>
           <w:sz w:val="22"/>
           <w:szCs w:val="22"/>
         </w:rPr>
@@ -371,7 +397,8 @@
       </w:pPr>
       <w:r>
         <w:rPr>
-          <w:rFonts w:ascii="Times New Roman" w:cs="Times New Roman" w:eastAsia="Times New Roman" w:hAnsi="Times New Roman"/>
+          <w:rFonts w:ascii="Calibri" w:cs="Calibri" w:eastAsia="Calibri" w:hAnsi="Calibri"/>
+          <w:color w:val="000000"/>
           <w:sz w:val="22"/>
           <w:szCs w:val="22"/>
         </w:rPr>
@@ -384,7 +411,8 @@
       </w:pPr>
       <w:r>
         <w:rPr>
-          <w:rFonts w:ascii="Times New Roman" w:cs="Times New Roman" w:eastAsia="Times New Roman" w:hAnsi="Times New Roman"/>
+          <w:rFonts w:ascii="Calibri" w:cs="Calibri" w:eastAsia="Calibri" w:hAnsi="Calibri"/>
+          <w:color w:val="000000"/>
           <w:sz w:val="22"/>
           <w:szCs w:val="22"/>
         </w:rPr>
@@ -397,9 +425,10 @@
       </w:pPr>
       <w:r>
         <w:rPr>
-          <w:rFonts w:ascii="Times New Roman" w:cs="Times New Roman" w:eastAsia="Times New Roman" w:hAnsi="Times New Roman"/>
-          <w:b/>
-          <w:bCs/>
+          <w:rFonts w:ascii="Calibri" w:cs="Calibri" w:eastAsia="Calibri" w:hAnsi="Calibri"/>
+          <w:b/>
+          <w:bCs/>
+          <w:color w:val="000000"/>
           <w:sz w:val="22"/>
           <w:szCs w:val="22"/>
         </w:rPr>
@@ -412,7 +441,8 @@
       </w:pPr>
       <w:r>
         <w:rPr>
-          <w:rFonts w:ascii="Times New Roman" w:cs="Times New Roman" w:eastAsia="Times New Roman" w:hAnsi="Times New Roman"/>
+          <w:rFonts w:ascii="Calibri" w:cs="Calibri" w:eastAsia="Calibri" w:hAnsi="Calibri"/>
+          <w:color w:val="000000"/>
           <w:sz w:val="22"/>
           <w:szCs w:val="22"/>
         </w:rPr>
@@ -425,7 +455,8 @@
       </w:pPr>
       <w:r>
         <w:rPr>
-          <w:rFonts w:ascii="Times New Roman" w:cs="Times New Roman" w:eastAsia="Times New Roman" w:hAnsi="Times New Roman"/>
+          <w:rFonts w:ascii="Calibri" w:cs="Calibri" w:eastAsia="Calibri" w:hAnsi="Calibri"/>
+          <w:color w:val="000000"/>
           <w:sz w:val="22"/>
           <w:szCs w:val="22"/>
         </w:rPr>
@@ -438,7 +469,8 @@
       </w:pPr>
       <w:r>
         <w:rPr>
-          <w:rFonts w:ascii="Times New Roman" w:cs="Times New Roman" w:eastAsia="Times New Roman" w:hAnsi="Times New Roman"/>
+          <w:rFonts w:ascii="Calibri" w:cs="Calibri" w:eastAsia="Calibri" w:hAnsi="Calibri"/>
+          <w:color w:val="000000"/>
           <w:sz w:val="22"/>
           <w:szCs w:val="22"/>
         </w:rPr>
@@ -451,7 +483,8 @@
       </w:pPr>
       <w:r>
         <w:rPr>
-          <w:rFonts w:ascii="Times New Roman" w:cs="Times New Roman" w:eastAsia="Times New Roman" w:hAnsi="Times New Roman"/>
+          <w:rFonts w:ascii="Calibri" w:cs="Calibri" w:eastAsia="Calibri" w:hAnsi="Calibri"/>
+          <w:color w:val="000000"/>
           <w:sz w:val="22"/>
           <w:szCs w:val="22"/>
         </w:rPr>
@@ -464,7 +497,8 @@
       </w:pPr>
       <w:r>
         <w:rPr>
-          <w:rFonts w:ascii="Times New Roman" w:cs="Times New Roman" w:eastAsia="Times New Roman" w:hAnsi="Times New Roman"/>
+          <w:rFonts w:ascii="Calibri" w:cs="Calibri" w:eastAsia="Calibri" w:hAnsi="Calibri"/>
+          <w:color w:val="000000"/>
           <w:sz w:val="22"/>
           <w:szCs w:val="22"/>
         </w:rPr>
@@ -477,7 +511,8 @@
       </w:pPr>
       <w:r>
         <w:rPr>
-          <w:rFonts w:ascii="Times New Roman" w:cs="Times New Roman" w:eastAsia="Times New Roman" w:hAnsi="Times New Roman"/>
+          <w:rFonts w:ascii="Calibri" w:cs="Calibri" w:eastAsia="Calibri" w:hAnsi="Calibri"/>
+          <w:color w:val="000000"/>
           <w:sz w:val="22"/>
           <w:szCs w:val="22"/>
         </w:rPr>
@@ -490,7 +525,8 @@
       </w:pPr>
       <w:r>
         <w:rPr>
-          <w:rFonts w:ascii="Times New Roman" w:cs="Times New Roman" w:eastAsia="Times New Roman" w:hAnsi="Times New Roman"/>
+          <w:rFonts w:ascii="Calibri" w:cs="Calibri" w:eastAsia="Calibri" w:hAnsi="Calibri"/>
+          <w:color w:val="000000"/>
           <w:sz w:val="22"/>
           <w:szCs w:val="22"/>
         </w:rPr>
@@ -503,9 +539,10 @@
       </w:pPr>
       <w:r>
         <w:rPr>
-          <w:rFonts w:ascii="Times New Roman" w:cs="Times New Roman" w:eastAsia="Times New Roman" w:hAnsi="Times New Roman"/>
-          <w:b/>
-          <w:bCs/>
+          <w:rFonts w:ascii="Calibri" w:cs="Calibri" w:eastAsia="Calibri" w:hAnsi="Calibri"/>
+          <w:b/>
+          <w:bCs/>
+          <w:color w:val="000000"/>
           <w:sz w:val="22"/>
           <w:szCs w:val="22"/>
         </w:rPr>
@@ -518,7 +555,8 @@
       </w:pPr>
       <w:r>
         <w:rPr>
-          <w:rFonts w:ascii="Times New Roman" w:cs="Times New Roman" w:eastAsia="Times New Roman" w:hAnsi="Times New Roman"/>
+          <w:rFonts w:ascii="Calibri" w:cs="Calibri" w:eastAsia="Calibri" w:hAnsi="Calibri"/>
+          <w:color w:val="000000"/>
           <w:sz w:val="22"/>
           <w:szCs w:val="22"/>
         </w:rPr>
@@ -531,7 +569,8 @@
       </w:pPr>
       <w:r>
         <w:rPr>
-          <w:rFonts w:ascii="Times New Roman" w:cs="Times New Roman" w:eastAsia="Times New Roman" w:hAnsi="Times New Roman"/>
+          <w:rFonts w:ascii="Calibri" w:cs="Calibri" w:eastAsia="Calibri" w:hAnsi="Calibri"/>
+          <w:color w:val="000000"/>
           <w:sz w:val="22"/>
           <w:szCs w:val="22"/>
         </w:rPr>
@@ -544,7 +583,8 @@
       </w:pPr>
       <w:r>
         <w:rPr>
-          <w:rFonts w:ascii="Times New Roman" w:cs="Times New Roman" w:eastAsia="Times New Roman" w:hAnsi="Times New Roman"/>
+          <w:rFonts w:ascii="Calibri" w:cs="Calibri" w:eastAsia="Calibri" w:hAnsi="Calibri"/>
+          <w:color w:val="000000"/>
           <w:sz w:val="22"/>
           <w:szCs w:val="22"/>
         </w:rPr>
@@ -557,7 +597,8 @@
       </w:pPr>
       <w:r>
         <w:rPr>
-          <w:rFonts w:ascii="Times New Roman" w:cs="Times New Roman" w:eastAsia="Times New Roman" w:hAnsi="Times New Roman"/>
+          <w:rFonts w:ascii="Calibri" w:cs="Calibri" w:eastAsia="Calibri" w:hAnsi="Calibri"/>
+          <w:color w:val="000000"/>
           <w:sz w:val="22"/>
           <w:szCs w:val="22"/>
         </w:rPr>
@@ -570,7 +611,8 @@
       </w:pPr>
       <w:r>
         <w:rPr>
-          <w:rFonts w:ascii="Times New Roman" w:cs="Times New Roman" w:eastAsia="Times New Roman" w:hAnsi="Times New Roman"/>
+          <w:rFonts w:ascii="Calibri" w:cs="Calibri" w:eastAsia="Calibri" w:hAnsi="Calibri"/>
+          <w:color w:val="000000"/>
           <w:sz w:val="22"/>
           <w:szCs w:val="22"/>
         </w:rPr>
@@ -583,7 +625,8 @@
       </w:pPr>
       <w:r>
         <w:rPr>
-          <w:rFonts w:ascii="Times New Roman" w:cs="Times New Roman" w:eastAsia="Times New Roman" w:hAnsi="Times New Roman"/>
+          <w:rFonts w:ascii="Calibri" w:cs="Calibri" w:eastAsia="Calibri" w:hAnsi="Calibri"/>
+          <w:color w:val="000000"/>
           <w:sz w:val="22"/>
           <w:szCs w:val="22"/>
         </w:rPr>
@@ -596,7 +639,8 @@
       </w:pPr>
       <w:r>
         <w:rPr>
-          <w:rFonts w:ascii="Times New Roman" w:cs="Times New Roman" w:eastAsia="Times New Roman" w:hAnsi="Times New Roman"/>
+          <w:rFonts w:ascii="Calibri" w:cs="Calibri" w:eastAsia="Calibri" w:hAnsi="Calibri"/>
+          <w:color w:val="000000"/>
           <w:sz w:val="22"/>
           <w:szCs w:val="22"/>
         </w:rPr>
@@ -609,7 +653,8 @@
       </w:pPr>
       <w:r>
         <w:rPr>
-          <w:rFonts w:ascii="Times New Roman" w:cs="Times New Roman" w:eastAsia="Times New Roman" w:hAnsi="Times New Roman"/>
+          <w:rFonts w:ascii="Calibri" w:cs="Calibri" w:eastAsia="Calibri" w:hAnsi="Calibri"/>
+          <w:color w:val="000000"/>
           <w:sz w:val="22"/>
           <w:szCs w:val="22"/>
         </w:rPr>
@@ -622,9 +667,10 @@
       </w:pPr>
       <w:r>
         <w:rPr>
-          <w:rFonts w:ascii="Times New Roman" w:cs="Times New Roman" w:eastAsia="Times New Roman" w:hAnsi="Times New Roman"/>
-          <w:b/>
-          <w:bCs/>
+          <w:rFonts w:ascii="Calibri" w:cs="Calibri" w:eastAsia="Calibri" w:hAnsi="Calibri"/>
+          <w:b/>
+          <w:bCs/>
+          <w:color w:val="000000"/>
           <w:sz w:val="22"/>
           <w:szCs w:val="22"/>
         </w:rPr>
@@ -637,7 +683,8 @@
       </w:pPr>
       <w:r>
         <w:rPr>
-          <w:rFonts w:ascii="Times New Roman" w:cs="Times New Roman" w:eastAsia="Times New Roman" w:hAnsi="Times New Roman"/>
+          <w:rFonts w:ascii="Calibri" w:cs="Calibri" w:eastAsia="Calibri" w:hAnsi="Calibri"/>
+          <w:color w:val="000000"/>
           <w:sz w:val="22"/>
           <w:szCs w:val="22"/>
         </w:rPr>
@@ -650,7 +697,8 @@
       </w:pPr>
       <w:r>
         <w:rPr>
-          <w:rFonts w:ascii="Times New Roman" w:cs="Times New Roman" w:eastAsia="Times New Roman" w:hAnsi="Times New Roman"/>
+          <w:rFonts w:ascii="Calibri" w:cs="Calibri" w:eastAsia="Calibri" w:hAnsi="Calibri"/>
+          <w:color w:val="000000"/>
           <w:sz w:val="22"/>
           <w:szCs w:val="22"/>
         </w:rPr>
@@ -663,7 +711,8 @@
       </w:pPr>
       <w:r>
         <w:rPr>
-          <w:rFonts w:ascii="Times New Roman" w:cs="Times New Roman" w:eastAsia="Times New Roman" w:hAnsi="Times New Roman"/>
+          <w:rFonts w:ascii="Calibri" w:cs="Calibri" w:eastAsia="Calibri" w:hAnsi="Calibri"/>
+          <w:color w:val="000000"/>
           <w:sz w:val="22"/>
           <w:szCs w:val="22"/>
         </w:rPr>
@@ -676,7 +725,8 @@
       </w:pPr>
       <w:r>
         <w:rPr>
-          <w:rFonts w:ascii="Times New Roman" w:cs="Times New Roman" w:eastAsia="Times New Roman" w:hAnsi="Times New Roman"/>
+          <w:rFonts w:ascii="Calibri" w:cs="Calibri" w:eastAsia="Calibri" w:hAnsi="Calibri"/>
+          <w:color w:val="000000"/>
           <w:sz w:val="22"/>
           <w:szCs w:val="22"/>
         </w:rPr>
@@ -689,7 +739,8 @@
       </w:pPr>
       <w:r>
         <w:rPr>
-          <w:rFonts w:ascii="Times New Roman" w:cs="Times New Roman" w:eastAsia="Times New Roman" w:hAnsi="Times New Roman"/>
+          <w:rFonts w:ascii="Calibri" w:cs="Calibri" w:eastAsia="Calibri" w:hAnsi="Calibri"/>
+          <w:color w:val="000000"/>
           <w:sz w:val="22"/>
           <w:szCs w:val="22"/>
         </w:rPr>
@@ -702,7 +753,8 @@
       </w:pPr>
       <w:r>
         <w:rPr>
-          <w:rFonts w:ascii="Times New Roman" w:cs="Times New Roman" w:eastAsia="Times New Roman" w:hAnsi="Times New Roman"/>
+          <w:rFonts w:ascii="Calibri" w:cs="Calibri" w:eastAsia="Calibri" w:hAnsi="Calibri"/>
+          <w:color w:val="000000"/>
           <w:sz w:val="22"/>
           <w:szCs w:val="22"/>
         </w:rPr>
@@ -715,7 +767,8 @@
       </w:pPr>
       <w:r>
         <w:rPr>
-          <w:rFonts w:ascii="Times New Roman" w:cs="Times New Roman" w:eastAsia="Times New Roman" w:hAnsi="Times New Roman"/>
+          <w:rFonts w:ascii="Calibri" w:cs="Calibri" w:eastAsia="Calibri" w:hAnsi="Calibri"/>
+          <w:color w:val="000000"/>
           <w:sz w:val="22"/>
           <w:szCs w:val="22"/>
         </w:rPr>
@@ -725,15 +778,16 @@
     <w:p>
       <w:pPr>
         <w:pBdr>
-          <w:bottom w:val="single" w:color="000000" w:sz="6" w:space="1"/>
+          <w:bottom w:val="single" w:color="1F3A5F" w:sz="6" w:space="1"/>
         </w:pBdr>
         <w:spacing w:after="80" w:before="120"/>
       </w:pPr>
       <w:r>
         <w:rPr>
-          <w:rFonts w:ascii="Times New Roman" w:cs="Times New Roman" w:eastAsia="Times New Roman" w:hAnsi="Times New Roman"/>
-          <w:b/>
-          <w:bCs/>
+          <w:rFonts w:ascii="Calibri" w:cs="Calibri" w:eastAsia="Calibri" w:hAnsi="Calibri"/>
+          <w:b/>
+          <w:bCs/>
+          <w:color w:val="1F3A5F"/>
           <w:sz w:val="24"/>
           <w:szCs w:val="24"/>
         </w:rPr>
@@ -746,7 +800,8 @@
       </w:pPr>
       <w:r>
         <w:rPr>
-          <w:rFonts w:ascii="Times New Roman" w:cs="Times New Roman" w:eastAsia="Times New Roman" w:hAnsi="Times New Roman"/>
+          <w:rFonts w:ascii="Calibri" w:cs="Calibri" w:eastAsia="Calibri" w:hAnsi="Calibri"/>
+          <w:color w:val="000000"/>
           <w:sz w:val="22"/>
           <w:szCs w:val="22"/>
         </w:rPr>
@@ -754,9 +809,10 @@
       </w:r>
       <w:r>
         <w:rPr>
-          <w:rFonts w:ascii="Times New Roman" w:cs="Times New Roman" w:eastAsia="Times New Roman" w:hAnsi="Times New Roman"/>
-          <w:b/>
-          <w:bCs/>
+          <w:rFonts w:ascii="Calibri" w:cs="Calibri" w:eastAsia="Calibri" w:hAnsi="Calibri"/>
+          <w:b/>
+          <w:bCs/>
+          <w:color w:val="000000"/>
           <w:sz w:val="22"/>
           <w:szCs w:val="22"/>
         </w:rPr>
@@ -764,7 +820,8 @@
       </w:r>
       <w:r>
         <w:rPr>
-          <w:rFonts w:ascii="Times New Roman" w:cs="Times New Roman" w:eastAsia="Times New Roman" w:hAnsi="Times New Roman"/>
+          <w:rFonts w:ascii="Calibri" w:cs="Calibri" w:eastAsia="Calibri" w:hAnsi="Calibri"/>
+          <w:color w:val="000000"/>
           <w:sz w:val="22"/>
           <w:szCs w:val="22"/>
         </w:rPr>
@@ -777,7 +834,8 @@
       </w:pPr>
       <w:r>
         <w:rPr>
-          <w:rFonts w:ascii="Times New Roman" w:cs="Times New Roman" w:eastAsia="Times New Roman" w:hAnsi="Times New Roman"/>
+          <w:rFonts w:ascii="Calibri" w:cs="Calibri" w:eastAsia="Calibri" w:hAnsi="Calibri"/>
+          <w:color w:val="000000"/>
           <w:sz w:val="22"/>
           <w:szCs w:val="22"/>
         </w:rPr>
@@ -785,9 +843,10 @@
       </w:r>
       <w:r>
         <w:rPr>
-          <w:rFonts w:ascii="Times New Roman" w:cs="Times New Roman" w:eastAsia="Times New Roman" w:hAnsi="Times New Roman"/>
-          <w:b/>
-          <w:bCs/>
+          <w:rFonts w:ascii="Calibri" w:cs="Calibri" w:eastAsia="Calibri" w:hAnsi="Calibri"/>
+          <w:b/>
+          <w:bCs/>
+          <w:color w:val="000000"/>
           <w:sz w:val="22"/>
           <w:szCs w:val="22"/>
         </w:rPr>
@@ -795,7 +854,8 @@
       </w:r>
       <w:r>
         <w:rPr>
-          <w:rFonts w:ascii="Times New Roman" w:cs="Times New Roman" w:eastAsia="Times New Roman" w:hAnsi="Times New Roman"/>
+          <w:rFonts w:ascii="Calibri" w:cs="Calibri" w:eastAsia="Calibri" w:hAnsi="Calibri"/>
+          <w:color w:val="000000"/>
           <w:sz w:val="22"/>
           <w:szCs w:val="22"/>
         </w:rPr>
@@ -808,7 +868,8 @@
       </w:pPr>
       <w:r>
         <w:rPr>
-          <w:rFonts w:ascii="Times New Roman" w:cs="Times New Roman" w:eastAsia="Times New Roman" w:hAnsi="Times New Roman"/>
+          <w:rFonts w:ascii="Calibri" w:cs="Calibri" w:eastAsia="Calibri" w:hAnsi="Calibri"/>
+          <w:color w:val="000000"/>
           <w:sz w:val="22"/>
           <w:szCs w:val="22"/>
         </w:rPr>
@@ -816,9 +877,10 @@
       </w:r>
       <w:r>
         <w:rPr>
-          <w:rFonts w:ascii="Times New Roman" w:cs="Times New Roman" w:eastAsia="Times New Roman" w:hAnsi="Times New Roman"/>
-          <w:b/>
-          <w:bCs/>
+          <w:rFonts w:ascii="Calibri" w:cs="Calibri" w:eastAsia="Calibri" w:hAnsi="Calibri"/>
+          <w:b/>
+          <w:bCs/>
+          <w:color w:val="000000"/>
           <w:sz w:val="22"/>
           <w:szCs w:val="22"/>
         </w:rPr>
@@ -826,7 +888,8 @@
       </w:r>
       <w:r>
         <w:rPr>
-          <w:rFonts w:ascii="Times New Roman" w:cs="Times New Roman" w:eastAsia="Times New Roman" w:hAnsi="Times New Roman"/>
+          <w:rFonts w:ascii="Calibri" w:cs="Calibri" w:eastAsia="Calibri" w:hAnsi="Calibri"/>
+          <w:color w:val="000000"/>
           <w:sz w:val="22"/>
           <w:szCs w:val="22"/>
         </w:rPr>
@@ -839,7 +902,8 @@
       </w:pPr>
       <w:r>
         <w:rPr>
-          <w:rFonts w:ascii="Times New Roman" w:cs="Times New Roman" w:eastAsia="Times New Roman" w:hAnsi="Times New Roman"/>
+          <w:rFonts w:ascii="Calibri" w:cs="Calibri" w:eastAsia="Calibri" w:hAnsi="Calibri"/>
+          <w:color w:val="000000"/>
           <w:sz w:val="22"/>
           <w:szCs w:val="22"/>
         </w:rPr>
@@ -847,9 +911,10 @@
       </w:r>
       <w:r>
         <w:rPr>
-          <w:rFonts w:ascii="Times New Roman" w:cs="Times New Roman" w:eastAsia="Times New Roman" w:hAnsi="Times New Roman"/>
-          <w:b/>
-          <w:bCs/>
+          <w:rFonts w:ascii="Calibri" w:cs="Calibri" w:eastAsia="Calibri" w:hAnsi="Calibri"/>
+          <w:b/>
+          <w:bCs/>
+          <w:color w:val="000000"/>
           <w:sz w:val="22"/>
           <w:szCs w:val="22"/>
         </w:rPr>
@@ -857,7 +922,8 @@
       </w:r>
       <w:r>
         <w:rPr>
-          <w:rFonts w:ascii="Times New Roman" w:cs="Times New Roman" w:eastAsia="Times New Roman" w:hAnsi="Times New Roman"/>
+          <w:rFonts w:ascii="Calibri" w:cs="Calibri" w:eastAsia="Calibri" w:hAnsi="Calibri"/>
+          <w:color w:val="000000"/>
           <w:sz w:val="22"/>
           <w:szCs w:val="22"/>
         </w:rPr>
@@ -867,15 +933,16 @@
     <w:p>
       <w:pPr>
         <w:pBdr>
-          <w:bottom w:val="single" w:color="000000" w:sz="6" w:space="1"/>
+          <w:bottom w:val="single" w:color="1F3A5F" w:sz="6" w:space="1"/>
         </w:pBdr>
         <w:spacing w:after="80" w:before="120"/>
       </w:pPr>
       <w:r>
         <w:rPr>
-          <w:rFonts w:ascii="Times New Roman" w:cs="Times New Roman" w:eastAsia="Times New Roman" w:hAnsi="Times New Roman"/>
-          <w:b/>
-          <w:bCs/>
+          <w:rFonts w:ascii="Calibri" w:cs="Calibri" w:eastAsia="Calibri" w:hAnsi="Calibri"/>
+          <w:b/>
+          <w:bCs/>
+          <w:color w:val="1F3A5F"/>
           <w:sz w:val="24"/>
           <w:szCs w:val="24"/>
         </w:rPr>
@@ -888,9 +955,10 @@
       </w:pPr>
       <w:r>
         <w:rPr>
-          <w:rFonts w:ascii="Times New Roman" w:cs="Times New Roman" w:eastAsia="Times New Roman" w:hAnsi="Times New Roman"/>
-          <w:b/>
-          <w:bCs/>
+          <w:rFonts w:ascii="Calibri" w:cs="Calibri" w:eastAsia="Calibri" w:hAnsi="Calibri"/>
+          <w:b/>
+          <w:bCs/>
+          <w:color w:val="000000"/>
           <w:sz w:val="22"/>
           <w:szCs w:val="22"/>
         </w:rPr>
@@ -898,7 +966,8 @@
       </w:r>
       <w:r>
         <w:rPr>
-          <w:rFonts w:ascii="Times New Roman" w:cs="Times New Roman" w:eastAsia="Times New Roman" w:hAnsi="Times New Roman"/>
+          <w:rFonts w:ascii="Calibri" w:cs="Calibri" w:eastAsia="Calibri" w:hAnsi="Calibri"/>
+          <w:color w:val="000000"/>
           <w:sz w:val="22"/>
           <w:szCs w:val="22"/>
         </w:rPr>
@@ -911,7 +980,8 @@
       </w:pPr>
       <w:r>
         <w:rPr>
-          <w:rFonts w:ascii="Times New Roman" w:cs="Times New Roman" w:eastAsia="Times New Roman" w:hAnsi="Times New Roman"/>
+          <w:rFonts w:ascii="Calibri" w:cs="Calibri" w:eastAsia="Calibri" w:hAnsi="Calibri"/>
+          <w:color w:val="000000"/>
           <w:sz w:val="22"/>
           <w:szCs w:val="22"/>
         </w:rPr>
@@ -924,9 +994,10 @@
       </w:pPr>
       <w:r>
         <w:rPr>
-          <w:rFonts w:ascii="Times New Roman" w:cs="Times New Roman" w:eastAsia="Times New Roman" w:hAnsi="Times New Roman"/>
-          <w:b/>
-          <w:bCs/>
+          <w:rFonts w:ascii="Calibri" w:cs="Calibri" w:eastAsia="Calibri" w:hAnsi="Calibri"/>
+          <w:b/>
+          <w:bCs/>
+          <w:color w:val="000000"/>
           <w:sz w:val="22"/>
           <w:szCs w:val="22"/>
         </w:rPr>
@@ -934,7 +1005,8 @@
       </w:r>
       <w:r>
         <w:rPr>
-          <w:rFonts w:ascii="Times New Roman" w:cs="Times New Roman" w:eastAsia="Times New Roman" w:hAnsi="Times New Roman"/>
+          <w:rFonts w:ascii="Calibri" w:cs="Calibri" w:eastAsia="Calibri" w:hAnsi="Calibri"/>
+          <w:color w:val="000000"/>
           <w:sz w:val="22"/>
           <w:szCs w:val="22"/>
         </w:rPr>
@@ -947,7 +1019,8 @@
       </w:pPr>
       <w:r>
         <w:rPr>
-          <w:rFonts w:ascii="Times New Roman" w:cs="Times New Roman" w:eastAsia="Times New Roman" w:hAnsi="Times New Roman"/>
+          <w:rFonts w:ascii="Calibri" w:cs="Calibri" w:eastAsia="Calibri" w:hAnsi="Calibri"/>
+          <w:color w:val="000000"/>
           <w:sz w:val="22"/>
           <w:szCs w:val="22"/>
         </w:rPr>

--- a/public/resume-c2c.docx
+++ b/public/resume-c2c.docx
@@ -4,21 +4,6 @@
   <w:body>
     <w:p>
       <w:pPr>
-        <w:spacing w:after="40"/>
-        <w:jc w:val="center"/>
-      </w:pPr>
-      <w:r>
-        <w:rPr>
-          <w:rFonts w:ascii="Calibri" w:cs="Calibri" w:eastAsia="Calibri" w:hAnsi="Calibri"/>
-          <w:color w:val="000000"/>
-          <w:sz w:val="22"/>
-          <w:szCs w:val="22"/>
-        </w:rPr>
-        <w:t xml:space="preserve">456-961-7695</w:t>
-      </w:r>
-    </w:p>
-    <w:p>
-      <w:pPr>
         <w:spacing w:after="80"/>
         <w:jc w:val="center"/>
       </w:pPr>
@@ -46,7 +31,7 @@
           <w:sz w:val="22"/>
           <w:szCs w:val="22"/>
         </w:rPr>
-        <w:t xml:space="preserve">Java Full Stack Engineer | Spring Boot | React | Angular | AWS</w:t>
+        <w:t xml:space="preserve">Senior Java Full Stack Developer | Spring Boot | React | Angular | AWS</w:t>
       </w:r>
     </w:p>
     <w:p>
@@ -61,7 +46,7 @@
           <w:sz w:val="22"/>
           <w:szCs w:val="22"/>
         </w:rPr>
-        <w:t xml:space="preserve">gsg1499@gmail.com  •  github.com/sivaganesh1407  •  linkedin.com/in/ganeshg7</w:t>
+        <w:t xml:space="preserve">456-961-7695  •  gsg1499@gmail.com  •  Tampa, FL  •  linkedin.com/in/ganeshg7  •  github.com/sivaganesh1407</w:t>
       </w:r>
     </w:p>
     <w:p>
@@ -94,7 +79,7 @@
           <w:sz w:val="22"/>
           <w:szCs w:val="22"/>
         </w:rPr>
-        <w:t xml:space="preserve">Java Full Stack Engineer with 6+ years of experience delivering enterprise web platforms:</w:t>
+        <w:t xml:space="preserve">Senior Java Full Stack Developer with 6+ years of experience delivering enterprise web platforms:</w:t>
       </w:r>
     </w:p>
     <w:p>
@@ -108,7 +93,7 @@
           <w:sz w:val="22"/>
           <w:szCs w:val="22"/>
         </w:rPr>
-        <w:t xml:space="preserve">Hands-on with Java 17, Spring Boot microservices, REST APIs, React, Angular, AWS, Docker, Kubernetes, Jenkins/Bitbucket CI/CD, DevSecOps, and observability. Certifications: AWS Certified DevOps Engineer – Professional, AWS Certified Solutions Architect – Associate, HashiCorp Terraform Associate; Oracle Certified Professional Java SE Developer (In Progress). Delivers cloud-native solutions for retail/restaurant POS, insurance and retirement, energy, automotive supply chain, and pharma compliance. Familiar with AI-assisted developer tools including GitHub Copilot and Cursor AI for development acceleration and documentation support. Available for C2C, contract, and W2 engagements.</w:t>
+        <w:t xml:space="preserve">Hands-on enterprise production support for cloud-native microservices and full-stack systems using Java 17, Spring Boot, React, Angular, REST APIs, OAuth2/JWT, AWS, Docker, and Kubernetes. Builds on Kafka, PostgreSQL, MongoDB, Jenkins, GitHub Actions, and operational monitoring (Prometheus/Grafana) across retail/POS, financial services, energy, automotive supply chain, and pharma. Certifications: AWS Certified DevOps Engineer – Professional, AWS Certified Solutions Architect – Associate, HashiCorp Terraform Associate; Oracle Certified Professional Java SE Developer (In Progress). Familiar with AI-assisted developer tools including GitHub Copilot and Cursor AI for development acceleration and documentation support. Available for C2C, contract, and W2 engagements.</w:t>
       </w:r>
     </w:p>
     <w:p>
@@ -141,7 +126,7 @@
           <w:sz w:val="22"/>
           <w:szCs w:val="22"/>
         </w:rPr>
-        <w:t xml:space="preserve">Languages: Java, Java 17, TypeScript, JavaScript, SQL | Backend: Spring Boot, microservices, REST APIs, Spring Security (OAuth2, JWT, RBAC), Hibernate/JPA | Frontend: React, Angular, HTML5, CSS3 | Cloud &amp; DevOps: AWS (EC2, S3, RDS, Lambda, ECS), Docker, Kubernetes, Jenkins, Bitbucket, CI/CD, DevSecOps, Terraform, infrastructure as code | Event-driven architecture &amp; messaging: Kafka, RabbitMQ, Redis</w:t>
+        <w:t xml:space="preserve">Languages: Java 17, TypeScript, JavaScript, SQL | Backend: Spring Boot, Spring Security, Hibernate/JPA, REST APIs, Microservices, OAuth2, JWT | Frontend: React, Angular, HTML5, CSS3 | Cloud &amp; infrastructure: AWS (EC2, S3, RDS, Lambda, ECS), Docker, Kubernetes, Terraform, Jenkins, GitHub Actions, CI/CD | Messaging: Kafka, RabbitMQ</w:t>
       </w:r>
     </w:p>
     <w:p>
@@ -155,7 +140,7 @@
           <w:sz w:val="22"/>
           <w:szCs w:val="22"/>
         </w:rPr>
-        <w:t xml:space="preserve">Databases: Oracle, MySQL, PostgreSQL, MongoDB | Quality &amp; observability: JUnit, Mockito, Prometheus, Grafana</w:t>
+        <w:t xml:space="preserve">Datastores: PostgreSQL, MongoDB, Redis, Oracle, MySQL | Quality &amp; observability: JUnit, Mockito, Prometheus, Grafana</w:t>
       </w:r>
     </w:p>
     <w:p>
@@ -302,7 +287,7 @@
           <w:sz w:val="22"/>
           <w:szCs w:val="22"/>
         </w:rPr>
-        <w:t xml:space="preserve">• Coordinated Jenkins and Bitbucket CI/CD with quality gates; extended observability with Prometheus, Grafana, and JUnit/Mockito.</w:t>
+        <w:t xml:space="preserve">• Coordinated Jenkins, Bitbucket, and GitHub Actions CI/CD checks with quality gates; extended observability with Prometheus, Grafana, and JUnit/Mockito.</w:t>
       </w:r>
     </w:p>
     <w:p>
@@ -402,7 +387,7 @@
           <w:sz w:val="22"/>
           <w:szCs w:val="22"/>
         </w:rPr>
-        <w:t xml:space="preserve">• Participated in Agile delivery with Product/QA and Jenkins/Bitbucket CI/CD, improving feedback from test to production.</w:t>
+        <w:t xml:space="preserve">• Participated in Agile delivery with Product/QA and CI/CD (Jenkins, Bitbucket, GitHub Actions) improving feedback from test to production.</w:t>
       </w:r>
     </w:p>
     <w:p>

--- a/public/resume-c2c.docx
+++ b/public/resume-c2c.docx
@@ -79,7 +79,35 @@
           <w:sz w:val="22"/>
           <w:szCs w:val="22"/>
         </w:rPr>
-        <w:t xml:space="preserve">Senior Java Full Stack Developer with 6+ years of experience delivering enterprise web platforms:</w:t>
+        <w:t xml:space="preserve">Senior Java Full Stack Developer with 6+ years building enterprise web platforms on Java, Spring Boot, Spring Security, Hibernate, and JPA, paired with React.js and Angular (TypeScript, JavaScript, HTML5, CSS3). Delivers contract-first service integrations, microservices architectures, and secure OAuth2/JWT/OIDC patterns across distributed systems on AWS with Docker, Kubernetes, Kafka, PostgreSQL, MongoDB, Redis, Jenkins, GitHub Actions, and Agile/Scrum—including on-call production support, performance tuning, and reliability work.</w:t>
+      </w:r>
+    </w:p>
+    <w:p>
+      <w:pPr>
+        <w:spacing w:after="60"/>
+      </w:pPr>
+      <w:r>
+        <w:rPr>
+          <w:rFonts w:ascii="Calibri" w:cs="Calibri" w:eastAsia="Calibri" w:hAnsi="Calibri"/>
+          <w:color w:val="000000"/>
+          <w:sz w:val="22"/>
+          <w:szCs w:val="22"/>
+        </w:rPr>
+        <w:t xml:space="preserve">Domain experience spans retail point-of-sale, financial services, energy operations, manufacturing and logistics analytics, and regulated pharmaceutical programs, balancing backend depth, cloud-native delivery, operational monitoring, and maintainable frontends.</w:t>
+      </w:r>
+    </w:p>
+    <w:p>
+      <w:pPr>
+        <w:spacing w:after="60"/>
+      </w:pPr>
+      <w:r>
+        <w:rPr>
+          <w:rFonts w:ascii="Calibri" w:cs="Calibri" w:eastAsia="Calibri" w:hAnsi="Calibri"/>
+          <w:color w:val="000000"/>
+          <w:sz w:val="22"/>
+          <w:szCs w:val="22"/>
+        </w:rPr>
+        <w:t xml:space="preserve">Familiar with AI-assisted developer tools including GitHub Copilot and Cursor AI for development acceleration and documentation support.</w:t>
       </w:r>
     </w:p>
     <w:p>
@@ -93,7 +121,7 @@
           <w:sz w:val="22"/>
           <w:szCs w:val="22"/>
         </w:rPr>
-        <w:t xml:space="preserve">Hands-on enterprise production support for cloud-native microservices and full-stack systems using Java 17, Spring Boot, React, Angular, REST APIs, OAuth2/JWT, AWS, Docker, and Kubernetes. Builds on Kafka, PostgreSQL, MongoDB, Jenkins, GitHub Actions, and operational monitoring (Prometheus/Grafana) across retail/POS, financial services, energy, automotive supply chain, and pharma. Certifications: AWS Certified DevOps Engineer – Professional, AWS Certified Solutions Architect – Associate, HashiCorp Terraform Associate; Oracle Certified Professional Java SE Developer (In Progress). Familiar with AI-assisted developer tools including GitHub Copilot and Cursor AI for development acceleration and documentation support. Available for C2C, contract, and W2 engagements.</w:t>
+        <w:t xml:space="preserve">Available for C2C, contract, and W2 engagements.</w:t>
       </w:r>
     </w:p>
     <w:p>
@@ -117,16 +145,226 @@
     </w:p>
     <w:p>
       <w:pPr>
-        <w:spacing w:after="40"/>
-      </w:pPr>
-      <w:r>
-        <w:rPr>
-          <w:rFonts w:ascii="Calibri" w:cs="Calibri" w:eastAsia="Calibri" w:hAnsi="Calibri"/>
-          <w:color w:val="000000"/>
-          <w:sz w:val="22"/>
-          <w:szCs w:val="22"/>
-        </w:rPr>
-        <w:t xml:space="preserve">Languages: Java 17, TypeScript, JavaScript, SQL | Backend: Spring Boot, Spring Security, Hibernate/JPA, REST APIs, Microservices, OAuth2, JWT | Frontend: React, Angular, HTML5, CSS3 | Cloud &amp; infrastructure: AWS (EC2, S3, RDS, Lambda, ECS), Docker, Kubernetes, Terraform, Jenkins, GitHub Actions, CI/CD | Messaging: Kafka, RabbitMQ</w:t>
+        <w:pBdr>
+          <w:bottom w:val="single" w:color="1F3A5F" w:sz="4" w:space="1"/>
+        </w:pBdr>
+        <w:spacing w:after="50"/>
+      </w:pPr>
+      <w:r>
+        <w:rPr>
+          <w:rFonts w:ascii="Calibri" w:cs="Calibri" w:eastAsia="Calibri" w:hAnsi="Calibri"/>
+          <w:b/>
+          <w:bCs/>
+          <w:color w:val="000000"/>
+          <w:sz w:val="22"/>
+          <w:szCs w:val="22"/>
+        </w:rPr>
+        <w:t xml:space="preserve">Languages: </w:t>
+      </w:r>
+      <w:r>
+        <w:rPr>
+          <w:rFonts w:ascii="Calibri" w:cs="Calibri" w:eastAsia="Calibri" w:hAnsi="Calibri"/>
+          <w:color w:val="000000"/>
+          <w:sz w:val="22"/>
+          <w:szCs w:val="22"/>
+        </w:rPr>
+        <w:t xml:space="preserve">Java 17, TypeScript, JavaScript, SQL</w:t>
+      </w:r>
+    </w:p>
+    <w:p>
+      <w:pPr>
+        <w:pBdr>
+          <w:bottom w:val="single" w:color="1F3A5F" w:sz="4" w:space="1"/>
+        </w:pBdr>
+        <w:spacing w:after="50"/>
+      </w:pPr>
+      <w:r>
+        <w:rPr>
+          <w:rFonts w:ascii="Calibri" w:cs="Calibri" w:eastAsia="Calibri" w:hAnsi="Calibri"/>
+          <w:b/>
+          <w:bCs/>
+          <w:color w:val="000000"/>
+          <w:sz w:val="22"/>
+          <w:szCs w:val="22"/>
+        </w:rPr>
+        <w:t xml:space="preserve">Frontend: </w:t>
+      </w:r>
+      <w:r>
+        <w:rPr>
+          <w:rFonts w:ascii="Calibri" w:cs="Calibri" w:eastAsia="Calibri" w:hAnsi="Calibri"/>
+          <w:color w:val="000000"/>
+          <w:sz w:val="22"/>
+          <w:szCs w:val="22"/>
+        </w:rPr>
+        <w:t xml:space="preserve">React.js, Angular, HTML5, CSS3, Redux, RxJS, SPA routing, responsive UI, form validation, Bootstrap, Material UI</w:t>
+      </w:r>
+    </w:p>
+    <w:p>
+      <w:pPr>
+        <w:pBdr>
+          <w:bottom w:val="single" w:color="1F3A5F" w:sz="4" w:space="1"/>
+        </w:pBdr>
+        <w:spacing w:after="50"/>
+      </w:pPr>
+      <w:r>
+        <w:rPr>
+          <w:rFonts w:ascii="Calibri" w:cs="Calibri" w:eastAsia="Calibri" w:hAnsi="Calibri"/>
+          <w:b/>
+          <w:bCs/>
+          <w:color w:val="000000"/>
+          <w:sz w:val="22"/>
+          <w:szCs w:val="22"/>
+        </w:rPr>
+        <w:t xml:space="preserve">Backend: </w:t>
+      </w:r>
+      <w:r>
+        <w:rPr>
+          <w:rFonts w:ascii="Calibri" w:cs="Calibri" w:eastAsia="Calibri" w:hAnsi="Calibri"/>
+          <w:color w:val="000000"/>
+          <w:sz w:val="22"/>
+          <w:szCs w:val="22"/>
+        </w:rPr>
+        <w:t xml:space="preserve">Spring Boot, Spring MVC, Spring Security, Hibernate, JPA, REST APIs, Microservices, Swagger/OpenAPI, Maven, Gradle, OAuth2, JWT, RBAC, RESTful services, distributed systems</w:t>
+      </w:r>
+    </w:p>
+    <w:p>
+      <w:pPr>
+        <w:pBdr>
+          <w:bottom w:val="single" w:color="1F3A5F" w:sz="4" w:space="1"/>
+        </w:pBdr>
+        <w:spacing w:after="50"/>
+      </w:pPr>
+      <w:r>
+        <w:rPr>
+          <w:rFonts w:ascii="Calibri" w:cs="Calibri" w:eastAsia="Calibri" w:hAnsi="Calibri"/>
+          <w:b/>
+          <w:bCs/>
+          <w:color w:val="000000"/>
+          <w:sz w:val="22"/>
+          <w:szCs w:val="22"/>
+        </w:rPr>
+        <w:t xml:space="preserve">Cloud &amp; DevOps: </w:t>
+      </w:r>
+      <w:r>
+        <w:rPr>
+          <w:rFonts w:ascii="Calibri" w:cs="Calibri" w:eastAsia="Calibri" w:hAnsi="Calibri"/>
+          <w:color w:val="000000"/>
+          <w:sz w:val="22"/>
+          <w:szCs w:val="22"/>
+        </w:rPr>
+        <w:t xml:space="preserve">AWS (EC2, S3, RDS, Lambda, API Gateway, ECS), Docker, Kubernetes, Terraform, Jenkins, GitHub Actions, Bitbucket, CI/CD, Git, GitHub, DevSecOps, Infrastructure as Code (IaC)</w:t>
+      </w:r>
+    </w:p>
+    <w:p>
+      <w:pPr>
+        <w:pBdr>
+          <w:bottom w:val="single" w:color="1F3A5F" w:sz="4" w:space="1"/>
+        </w:pBdr>
+        <w:spacing w:after="50"/>
+      </w:pPr>
+      <w:r>
+        <w:rPr>
+          <w:rFonts w:ascii="Calibri" w:cs="Calibri" w:eastAsia="Calibri" w:hAnsi="Calibri"/>
+          <w:b/>
+          <w:bCs/>
+          <w:color w:val="000000"/>
+          <w:sz w:val="22"/>
+          <w:szCs w:val="22"/>
+        </w:rPr>
+        <w:t xml:space="preserve">Databases: </w:t>
+      </w:r>
+      <w:r>
+        <w:rPr>
+          <w:rFonts w:ascii="Calibri" w:cs="Calibri" w:eastAsia="Calibri" w:hAnsi="Calibri"/>
+          <w:color w:val="000000"/>
+          <w:sz w:val="22"/>
+          <w:szCs w:val="22"/>
+        </w:rPr>
+        <w:t xml:space="preserve">PostgreSQL, MySQL, Oracle, MongoDB, Redis, DB2, SQL optimization, indexing, query tuning, stored procedures, transactions</w:t>
+      </w:r>
+    </w:p>
+    <w:p>
+      <w:pPr>
+        <w:pBdr>
+          <w:bottom w:val="single" w:color="1F3A5F" w:sz="4" w:space="1"/>
+        </w:pBdr>
+        <w:spacing w:after="50"/>
+      </w:pPr>
+      <w:r>
+        <w:rPr>
+          <w:rFonts w:ascii="Calibri" w:cs="Calibri" w:eastAsia="Calibri" w:hAnsi="Calibri"/>
+          <w:b/>
+          <w:bCs/>
+          <w:color w:val="000000"/>
+          <w:sz w:val="22"/>
+          <w:szCs w:val="22"/>
+        </w:rPr>
+        <w:t xml:space="preserve">Messaging &amp; Integration: </w:t>
+      </w:r>
+      <w:r>
+        <w:rPr>
+          <w:rFonts w:ascii="Calibri" w:cs="Calibri" w:eastAsia="Calibri" w:hAnsi="Calibri"/>
+          <w:color w:val="000000"/>
+          <w:sz w:val="22"/>
+          <w:szCs w:val="22"/>
+        </w:rPr>
+        <w:t xml:space="preserve">Apache Kafka, RabbitMQ, event-driven architecture, asynchronous processing, batch pipelines, near-real-time processing, REST integrations, API integrations</w:t>
+      </w:r>
+    </w:p>
+    <w:p>
+      <w:pPr>
+        <w:pBdr>
+          <w:bottom w:val="single" w:color="1F3A5F" w:sz="4" w:space="1"/>
+        </w:pBdr>
+        <w:spacing w:after="50"/>
+      </w:pPr>
+      <w:r>
+        <w:rPr>
+          <w:rFonts w:ascii="Calibri" w:cs="Calibri" w:eastAsia="Calibri" w:hAnsi="Calibri"/>
+          <w:b/>
+          <w:bCs/>
+          <w:color w:val="000000"/>
+          <w:sz w:val="22"/>
+          <w:szCs w:val="22"/>
+        </w:rPr>
+        <w:t xml:space="preserve">Testing &amp; Monitoring: </w:t>
+      </w:r>
+      <w:r>
+        <w:rPr>
+          <w:rFonts w:ascii="Calibri" w:cs="Calibri" w:eastAsia="Calibri" w:hAnsi="Calibri"/>
+          <w:color w:val="000000"/>
+          <w:sz w:val="22"/>
+          <w:szCs w:val="22"/>
+        </w:rPr>
+        <w:t xml:space="preserve">JUnit, Mockito, TestNG, Selenium, Cypress, Postman, Prometheus, Grafana, logging, monitoring, alerting, debugging, performance tuning</w:t>
+      </w:r>
+    </w:p>
+    <w:p>
+      <w:pPr>
+        <w:pBdr>
+          <w:bottom w:val="single" w:color="1F3A5F" w:sz="4" w:space="1"/>
+        </w:pBdr>
+        <w:spacing w:after="50"/>
+      </w:pPr>
+      <w:r>
+        <w:rPr>
+          <w:rFonts w:ascii="Calibri" w:cs="Calibri" w:eastAsia="Calibri" w:hAnsi="Calibri"/>
+          <w:b/>
+          <w:bCs/>
+          <w:color w:val="000000"/>
+          <w:sz w:val="22"/>
+          <w:szCs w:val="22"/>
+        </w:rPr>
+        <w:t xml:space="preserve">Developer Tools: </w:t>
+      </w:r>
+      <w:r>
+        <w:rPr>
+          <w:rFonts w:ascii="Calibri" w:cs="Calibri" w:eastAsia="Calibri" w:hAnsi="Calibri"/>
+          <w:color w:val="000000"/>
+          <w:sz w:val="22"/>
+          <w:szCs w:val="22"/>
+        </w:rPr>
+        <w:t xml:space="preserve">IntelliJ IDEA, VS Code, Eclipse, Jira, Confluence, GitHub Copilot, Cursor AI, Claude AI, OpenAI APIs</w:t>
       </w:r>
     </w:p>
     <w:p>
@@ -136,25 +374,22 @@
       <w:r>
         <w:rPr>
           <w:rFonts w:ascii="Calibri" w:cs="Calibri" w:eastAsia="Calibri" w:hAnsi="Calibri"/>
-          <w:color w:val="000000"/>
-          <w:sz w:val="22"/>
-          <w:szCs w:val="22"/>
-        </w:rPr>
-        <w:t xml:space="preserve">Datastores: PostgreSQL, MongoDB, Redis, Oracle, MySQL | Quality &amp; observability: JUnit, Mockito, Prometheus, Grafana</w:t>
-      </w:r>
-    </w:p>
-    <w:p>
-      <w:pPr>
-        <w:spacing w:after="80"/>
-      </w:pPr>
-      <w:r>
-        <w:rPr>
-          <w:rFonts w:ascii="Calibri" w:cs="Calibri" w:eastAsia="Calibri" w:hAnsi="Calibri"/>
-          <w:color w:val="000000"/>
-          <w:sz w:val="22"/>
-          <w:szCs w:val="22"/>
-        </w:rPr>
-        <w:t xml:space="preserve"/>
+          <w:b/>
+          <w:bCs/>
+          <w:color w:val="000000"/>
+          <w:sz w:val="22"/>
+          <w:szCs w:val="22"/>
+        </w:rPr>
+        <w:t xml:space="preserve">Development Practices: </w:t>
+      </w:r>
+      <w:r>
+        <w:rPr>
+          <w:rFonts w:ascii="Calibri" w:cs="Calibri" w:eastAsia="Calibri" w:hAnsi="Calibri"/>
+          <w:color w:val="000000"/>
+          <w:sz w:val="22"/>
+          <w:szCs w:val="22"/>
+        </w:rPr>
+        <w:t xml:space="preserve">Agile methodologies, Scrum, code reviews, CI/CD pipelines, production support, release coordination, defect triage, troubleshooting</w:t>
       </w:r>
     </w:p>
     <w:p>
@@ -189,7 +424,7 @@
           <w:sz w:val="22"/>
           <w:szCs w:val="22"/>
         </w:rPr>
-        <w:t xml:space="preserve">Client: Mad Mobile</w:t>
+        <w:t xml:space="preserve">Client: Mad Mobile  |  Tampa, Florida, USA</w:t>
       </w:r>
     </w:p>
     <w:p>
@@ -217,35 +452,35 @@
           <w:sz w:val="22"/>
           <w:szCs w:val="22"/>
         </w:rPr>
-        <w:t xml:space="preserve">• Worked on Spring Boot microservices supporting high-volume checkout and kiosk flows across distributed retail environments.</w:t>
-      </w:r>
-    </w:p>
-    <w:p>
-      <w:pPr>
-        <w:spacing w:after="20"/>
-      </w:pPr>
-      <w:r>
-        <w:rPr>
-          <w:rFonts w:ascii="Calibri" w:cs="Calibri" w:eastAsia="Calibri" w:hAnsi="Calibri"/>
-          <w:color w:val="000000"/>
-          <w:sz w:val="22"/>
-          <w:szCs w:val="22"/>
-        </w:rPr>
-        <w:t xml:space="preserve">• Collaborated on migration from Spring MVC to Java 17 and Spring Boot microservices for retail and restaurant POS; helped reduce deployment effort by ~25% and improve release stability.</w:t>
-      </w:r>
-    </w:p>
-    <w:p>
-      <w:pPr>
-        <w:spacing w:after="20"/>
-      </w:pPr>
-      <w:r>
-        <w:rPr>
-          <w:rFonts w:ascii="Calibri" w:cs="Calibri" w:eastAsia="Calibri" w:hAnsi="Calibri"/>
-          <w:color w:val="000000"/>
-          <w:sz w:val="22"/>
-          <w:szCs w:val="22"/>
-        </w:rPr>
-        <w:t xml:space="preserve">• Participated in event-driven integration (Kafka, RabbitMQ, Redis) for 10K+ daily transactions with circuit breakers for resilient order and payment flows.</w:t>
+        <w:t xml:space="preserve">• Built and maintained Spring Boot microservices for high-volume checkout and kiosk flows across distributed retail environments.</w:t>
+      </w:r>
+    </w:p>
+    <w:p>
+      <w:pPr>
+        <w:spacing w:after="20"/>
+      </w:pPr>
+      <w:r>
+        <w:rPr>
+          <w:rFonts w:ascii="Calibri" w:cs="Calibri" w:eastAsia="Calibri" w:hAnsi="Calibri"/>
+          <w:color w:val="000000"/>
+          <w:sz w:val="22"/>
+          <w:szCs w:val="22"/>
+        </w:rPr>
+        <w:t xml:space="preserve">• Migrated Spring MVC services toward Java 17 and Spring Boot microservices for retail and restaurant POS, reducing deployment effort by ~25% and improving release stability.</w:t>
+      </w:r>
+    </w:p>
+    <w:p>
+      <w:pPr>
+        <w:spacing w:after="20"/>
+      </w:pPr>
+      <w:r>
+        <w:rPr>
+          <w:rFonts w:ascii="Calibri" w:cs="Calibri" w:eastAsia="Calibri" w:hAnsi="Calibri"/>
+          <w:color w:val="000000"/>
+          <w:sz w:val="22"/>
+          <w:szCs w:val="22"/>
+        </w:rPr>
+        <w:t xml:space="preserve">• Implemented event-driven integration (Kafka, RabbitMQ, Redis) for 10K+ daily transactions with circuit breakers for resilient order and payment flows.</w:t>
       </w:r>
     </w:p>
     <w:p>
@@ -273,7 +508,7 @@
           <w:sz w:val="22"/>
           <w:szCs w:val="22"/>
         </w:rPr>
-        <w:t xml:space="preserve">• Supported Spring Data JPA, Oracle, and MongoDB with Docker and Kubernetes on AWS (EC2, ECS) for scalable POS services.</w:t>
+        <w:t xml:space="preserve">• Operated Spring Data JPA with Oracle and MongoDB on Docker and Kubernetes (AWS EC2, ECS) for scalable POS services.</w:t>
       </w:r>
     </w:p>
     <w:p>
@@ -287,23 +522,23 @@
           <w:sz w:val="22"/>
           <w:szCs w:val="22"/>
         </w:rPr>
-        <w:t xml:space="preserve">• Coordinated Jenkins, Bitbucket, and GitHub Actions CI/CD checks with quality gates; extended observability with Prometheus, Grafana, and JUnit/Mockito.</w:t>
-      </w:r>
-    </w:p>
-    <w:p>
-      <w:pPr>
-        <w:spacing w:after="20"/>
-      </w:pPr>
-      <w:r>
-        <w:rPr>
-          <w:rFonts w:ascii="Calibri" w:cs="Calibri" w:eastAsia="Calibri" w:hAnsi="Calibri"/>
-          <w:b/>
-          <w:bCs/>
-          <w:color w:val="000000"/>
-          <w:sz w:val="22"/>
-          <w:szCs w:val="22"/>
-        </w:rPr>
-        <w:t xml:space="preserve">Client: Corebridge Financial</w:t>
+        <w:t xml:space="preserve">• Maintained CI/CD quality gates across Jenkins, Bitbucket, and GitHub Actions; extended observability with Prometheus, Grafana, and JUnit/Mockito.</w:t>
+      </w:r>
+    </w:p>
+    <w:p>
+      <w:pPr>
+        <w:spacing w:after="20"/>
+      </w:pPr>
+      <w:r>
+        <w:rPr>
+          <w:rFonts w:ascii="Calibri" w:cs="Calibri" w:eastAsia="Calibri" w:hAnsi="Calibri"/>
+          <w:b/>
+          <w:bCs/>
+          <w:color w:val="000000"/>
+          <w:sz w:val="22"/>
+          <w:szCs w:val="22"/>
+        </w:rPr>
+        <w:t xml:space="preserve">Client: Corebridge Financial  |  Houston, Texas, USA</w:t>
       </w:r>
     </w:p>
     <w:p>
@@ -331,21 +566,21 @@
           <w:sz w:val="22"/>
           <w:szCs w:val="22"/>
         </w:rPr>
-        <w:t xml:space="preserve">• Collaborated on Spring Boot microservices with Hibernate/JPA for insurance, retirement, and asset management behind customer and agent portals.</w:t>
-      </w:r>
-    </w:p>
-    <w:p>
-      <w:pPr>
-        <w:spacing w:after="20"/>
-      </w:pPr>
-      <w:r>
-        <w:rPr>
-          <w:rFonts w:ascii="Calibri" w:cs="Calibri" w:eastAsia="Calibri" w:hAnsi="Calibri"/>
-          <w:color w:val="000000"/>
-          <w:sz w:val="22"/>
-          <w:szCs w:val="22"/>
-        </w:rPr>
-        <w:t xml:space="preserve">• Supported Docker and Kubernetes releases on AWS (EC2, S3, RDS, Lambda) with OAuth2, JWT, Redis sessions, and RBAC for compliant financial workloads.</w:t>
+        <w:t xml:space="preserve">• Built Spring Boot microservices with Hibernate/JPA for insurance, retirement, and asset management behind customer and agent portals.</w:t>
+      </w:r>
+    </w:p>
+    <w:p>
+      <w:pPr>
+        <w:spacing w:after="20"/>
+      </w:pPr>
+      <w:r>
+        <w:rPr>
+          <w:rFonts w:ascii="Calibri" w:cs="Calibri" w:eastAsia="Calibri" w:hAnsi="Calibri"/>
+          <w:color w:val="000000"/>
+          <w:sz w:val="22"/>
+          <w:szCs w:val="22"/>
+        </w:rPr>
+        <w:t xml:space="preserve">• Released Docker and Kubernetes workloads on AWS (EC2, S3, RDS, Lambda) with OAuth2, JWT, Redis sessions, and RBAC for compliant financial environments.</w:t>
       </w:r>
     </w:p>
     <w:p>
@@ -373,21 +608,21 @@
           <w:sz w:val="22"/>
           <w:szCs w:val="22"/>
         </w:rPr>
-        <w:t xml:space="preserve">• Coordinated API specifications and integrations with architecture and compliance partners; participated in on-schedule policy, claims, and reporting deliveries.</w:t>
-      </w:r>
-    </w:p>
-    <w:p>
-      <w:pPr>
-        <w:spacing w:after="20"/>
-      </w:pPr>
-      <w:r>
-        <w:rPr>
-          <w:rFonts w:ascii="Calibri" w:cs="Calibri" w:eastAsia="Calibri" w:hAnsi="Calibri"/>
-          <w:color w:val="000000"/>
-          <w:sz w:val="22"/>
-          <w:szCs w:val="22"/>
-        </w:rPr>
-        <w:t xml:space="preserve">• Participated in Agile delivery with Product/QA and CI/CD (Jenkins, Bitbucket, GitHub Actions) improving feedback from test to production.</w:t>
+        <w:t xml:space="preserve">• Partnered with architecture and compliance on API specifications and integrations; delivered on-schedule policy, claims, and reporting releases.</w:t>
+      </w:r>
+    </w:p>
+    <w:p>
+      <w:pPr>
+        <w:spacing w:after="20"/>
+      </w:pPr>
+      <w:r>
+        <w:rPr>
+          <w:rFonts w:ascii="Calibri" w:cs="Calibri" w:eastAsia="Calibri" w:hAnsi="Calibri"/>
+          <w:color w:val="000000"/>
+          <w:sz w:val="22"/>
+          <w:szCs w:val="22"/>
+        </w:rPr>
+        <w:t xml:space="preserve">• Contributed to Agile delivery with Product and QA and CI/CD (Jenkins, Bitbucket, GitHub Actions), tightening feedback from test to production.</w:t>
       </w:r>
     </w:p>
     <w:p>
@@ -401,23 +636,23 @@
           <w:sz w:val="22"/>
           <w:szCs w:val="22"/>
         </w:rPr>
-        <w:t xml:space="preserve">• Extended fault-tolerance patterns with JUnit and Mockito; supported production observability with Prometheus and Grafana on critical services.</w:t>
-      </w:r>
-    </w:p>
-    <w:p>
-      <w:pPr>
-        <w:spacing w:after="20"/>
-      </w:pPr>
-      <w:r>
-        <w:rPr>
-          <w:rFonts w:ascii="Calibri" w:cs="Calibri" w:eastAsia="Calibri" w:hAnsi="Calibri"/>
-          <w:b/>
-          <w:bCs/>
-          <w:color w:val="000000"/>
-          <w:sz w:val="22"/>
-          <w:szCs w:val="22"/>
-        </w:rPr>
-        <w:t xml:space="preserve">Client: ConocoPhillips</w:t>
+        <w:t xml:space="preserve">• Hardened services with fault-tolerance patterns, JUnit/Mockito tests, and Prometheus/Grafana observability on critical paths.</w:t>
+      </w:r>
+    </w:p>
+    <w:p>
+      <w:pPr>
+        <w:spacing w:after="20"/>
+      </w:pPr>
+      <w:r>
+        <w:rPr>
+          <w:rFonts w:ascii="Calibri" w:cs="Calibri" w:eastAsia="Calibri" w:hAnsi="Calibri"/>
+          <w:b/>
+          <w:bCs/>
+          <w:color w:val="000000"/>
+          <w:sz w:val="22"/>
+          <w:szCs w:val="22"/>
+        </w:rPr>
+        <w:t xml:space="preserve">Client: ConocoPhillips  |  Houston, Texas, USA</w:t>
       </w:r>
     </w:p>
     <w:p>
@@ -445,7 +680,7 @@
           <w:sz w:val="22"/>
           <w:szCs w:val="22"/>
         </w:rPr>
-        <w:t xml:space="preserve">• Collaborated on Java 11, Spring Boot, and Spring Data JPA services for oil and gas portfolio and asset tracking for 500+ users and high daily transaction volume.</w:t>
+        <w:t xml:space="preserve">• Built Java 11, Spring Boot, and Spring Data JPA services for oil and gas portfolio and asset tracking for 500+ users and high daily transaction volume.</w:t>
       </w:r>
     </w:p>
     <w:p>
@@ -473,21 +708,21 @@
           <w:sz w:val="22"/>
           <w:szCs w:val="22"/>
         </w:rPr>
-        <w:t xml:space="preserve">• Supported Terraform and Jenkins infrastructure-as-code pipelines; reduced environment provisioning effort by ~25% for AWS-bound workloads.</w:t>
-      </w:r>
-    </w:p>
-    <w:p>
-      <w:pPr>
-        <w:spacing w:after="20"/>
-      </w:pPr>
-      <w:r>
-        <w:rPr>
-          <w:rFonts w:ascii="Calibri" w:cs="Calibri" w:eastAsia="Calibri" w:hAnsi="Calibri"/>
-          <w:color w:val="000000"/>
-          <w:sz w:val="22"/>
-          <w:szCs w:val="22"/>
-        </w:rPr>
-        <w:t xml:space="preserve">• Participated in Kubernetes operations (health checks, readiness probes, auto-scaling) with Oracle and MySQL on AWS for resilient energy data exchange.</w:t>
+        <w:t xml:space="preserve">• Automated Terraform and Jenkins infrastructure-as-code pipelines; reduced environment provisioning effort by ~25% for AWS-bound workloads.</w:t>
+      </w:r>
+    </w:p>
+    <w:p>
+      <w:pPr>
+        <w:spacing w:after="20"/>
+      </w:pPr>
+      <w:r>
+        <w:rPr>
+          <w:rFonts w:ascii="Calibri" w:cs="Calibri" w:eastAsia="Calibri" w:hAnsi="Calibri"/>
+          <w:color w:val="000000"/>
+          <w:sz w:val="22"/>
+          <w:szCs w:val="22"/>
+        </w:rPr>
+        <w:t xml:space="preserve">• Operated Kubernetes (health checks, readiness probes, auto-scaling) with Oracle and MySQL on AWS for resilient energy data exchange.</w:t>
       </w:r>
     </w:p>
     <w:p>
@@ -531,7 +766,7 @@
           <w:sz w:val="22"/>
           <w:szCs w:val="22"/>
         </w:rPr>
-        <w:t xml:space="preserve">Client: Infosys</w:t>
+        <w:t xml:space="preserve">Client: Infosys  |  Hyderabad, Telangana, India</w:t>
       </w:r>
     </w:p>
     <w:p>
@@ -559,7 +794,7 @@
           <w:sz w:val="22"/>
           <w:szCs w:val="22"/>
         </w:rPr>
-        <w:t xml:space="preserve">• Collaborated on Java and Spring Boot REST services on Oracle and PostgreSQL for automotive manufacturing and supply-chain analytics across plants, dealers, and logistics.</w:t>
+        <w:t xml:space="preserve">• Built Java and Spring Boot REST services on Oracle and PostgreSQL for automotive manufacturing and supply-chain analytics across plants, dealers, and logistics.</w:t>
       </w:r>
     </w:p>
     <w:p>
@@ -587,7 +822,7 @@
           <w:sz w:val="22"/>
           <w:szCs w:val="22"/>
         </w:rPr>
-        <w:t xml:space="preserve">• Supported ETL from vehicle production, dealer systems, and logistics into analytics stores for batch and near-real-time reporting.</w:t>
+        <w:t xml:space="preserve">• Built ETL from vehicle production, dealer systems, and logistics into analytics stores for batch and near-real-time reporting.</w:t>
       </w:r>
     </w:p>
     <w:p>
@@ -629,7 +864,7 @@
           <w:sz w:val="22"/>
           <w:szCs w:val="22"/>
         </w:rPr>
-        <w:t xml:space="preserve">• Supported Jenkins CI/CD pipelines and coordinated deployments across lower environments while enforcing automated testing and release validation.</w:t>
+        <w:t xml:space="preserve">• Maintained Jenkins CI/CD pipelines and deployments across lower environments with automated testing and release validation.</w:t>
       </w:r>
     </w:p>
     <w:p>
@@ -643,23 +878,23 @@
           <w:sz w:val="22"/>
           <w:szCs w:val="22"/>
         </w:rPr>
-        <w:t xml:space="preserve">• Participated in Agile delivery with analysts and QA, using JUnit regression prior to production releases.</w:t>
-      </w:r>
-    </w:p>
-    <w:p>
-      <w:pPr>
-        <w:spacing w:after="20"/>
-      </w:pPr>
-      <w:r>
-        <w:rPr>
-          <w:rFonts w:ascii="Calibri" w:cs="Calibri" w:eastAsia="Calibri" w:hAnsi="Calibri"/>
-          <w:b/>
-          <w:bCs/>
-          <w:color w:val="000000"/>
-          <w:sz w:val="22"/>
-          <w:szCs w:val="22"/>
-        </w:rPr>
-        <w:t xml:space="preserve">Client: Elder Pharmaceuticals</w:t>
+        <w:t xml:space="preserve">• Contributed in Agile squads with analysts and QA, shipping JUnit-backed changes before production releases.</w:t>
+      </w:r>
+    </w:p>
+    <w:p>
+      <w:pPr>
+        <w:spacing w:after="20"/>
+      </w:pPr>
+      <w:r>
+        <w:rPr>
+          <w:rFonts w:ascii="Calibri" w:cs="Calibri" w:eastAsia="Calibri" w:hAnsi="Calibri"/>
+          <w:b/>
+          <w:bCs/>
+          <w:color w:val="000000"/>
+          <w:sz w:val="22"/>
+          <w:szCs w:val="22"/>
+        </w:rPr>
+        <w:t xml:space="preserve">Client: Elder Pharmaceuticals Ltd.  |  Mumbai, India</w:t>
       </w:r>
     </w:p>
     <w:p>
@@ -687,21 +922,21 @@
           <w:sz w:val="22"/>
           <w:szCs w:val="22"/>
         </w:rPr>
-        <w:t xml:space="preserve">• Collaborated on Spring Boot and Node.js REST services for production monitoring and ERP integration on Oracle and PostgreSQL in a regulated pharma environment.</w:t>
-      </w:r>
-    </w:p>
-    <w:p>
-      <w:pPr>
-        <w:spacing w:after="20"/>
-      </w:pPr>
-      <w:r>
-        <w:rPr>
-          <w:rFonts w:ascii="Calibri" w:cs="Calibri" w:eastAsia="Calibri" w:hAnsi="Calibri"/>
-          <w:color w:val="000000"/>
-          <w:sz w:val="22"/>
-          <w:szCs w:val="22"/>
-        </w:rPr>
-        <w:t xml:space="preserve">• Supported AngularJS and React dashboards (HTML5, CSS3, JavaScript) on secure APIs; reduced manual laboratory, QC, and inventory entry effort by ~40% and accelerated quality reviews.</w:t>
+        <w:t xml:space="preserve">• Built Spring Boot and Node.js REST services for production monitoring and ERP integration on Oracle and PostgreSQL in a regulated pharma environment.</w:t>
+      </w:r>
+    </w:p>
+    <w:p>
+      <w:pPr>
+        <w:spacing w:after="20"/>
+      </w:pPr>
+      <w:r>
+        <w:rPr>
+          <w:rFonts w:ascii="Calibri" w:cs="Calibri" w:eastAsia="Calibri" w:hAnsi="Calibri"/>
+          <w:color w:val="000000"/>
+          <w:sz w:val="22"/>
+          <w:szCs w:val="22"/>
+        </w:rPr>
+        <w:t xml:space="preserve">• Delivered AngularJS and React dashboards (HTML5, CSS3, JavaScript) on secure APIs; reduced manual laboratory, QC, and inventory entry effort by ~40% and accelerated quality reviews.</w:t>
       </w:r>
     </w:p>
     <w:p>
@@ -743,7 +978,7 @@
           <w:sz w:val="22"/>
           <w:szCs w:val="22"/>
         </w:rPr>
-        <w:t xml:space="preserve">• Coordinated Jenkins and Maven CI/CD with mandatory JUnit gates on compliance-critical builds before promotion to controlled environments.</w:t>
+        <w:t xml:space="preserve">• Coordinated Jenkins and Maven CI/CD with mandatory JUnit-gated builds before promotion to controlled environments.</w:t>
       </w:r>
     </w:p>
     <w:p>
@@ -757,7 +992,7 @@
           <w:sz w:val="22"/>
           <w:szCs w:val="22"/>
         </w:rPr>
-        <w:t xml:space="preserve">• Participated in incremental, audit-friendly releases with operations and quality over 24 months, stabilizing regulated reporting and ERP integration.</w:t>
+        <w:t xml:space="preserve">• Supported incremental, audit-friendly releases with operations and quality over 24 months, stabilizing regulated reporting and ERP integration.</w:t>
       </w:r>
     </w:p>
     <w:p>
@@ -790,27 +1025,7 @@
           <w:sz w:val="22"/>
           <w:szCs w:val="22"/>
         </w:rPr>
-        <w:t xml:space="preserve">• </w:t>
-      </w:r>
-      <w:r>
-        <w:rPr>
-          <w:rFonts w:ascii="Calibri" w:cs="Calibri" w:eastAsia="Calibri" w:hAnsi="Calibri"/>
-          <w:b/>
-          <w:bCs/>
-          <w:color w:val="000000"/>
-          <w:sz w:val="22"/>
-          <w:szCs w:val="22"/>
-        </w:rPr>
-        <w:t xml:space="preserve">AWS Certified DevOps Engineer – Professional</w:t>
-      </w:r>
-      <w:r>
-        <w:rPr>
-          <w:rFonts w:ascii="Calibri" w:cs="Calibri" w:eastAsia="Calibri" w:hAnsi="Calibri"/>
-          <w:color w:val="000000"/>
-          <w:sz w:val="22"/>
-          <w:szCs w:val="22"/>
-        </w:rPr>
-        <w:t xml:space="preserve"> (March 2025 – March 2027)</w:t>
+        <w:t xml:space="preserve">• AWS Certified DevOps Engineer – Professional</w:t>
       </w:r>
     </w:p>
     <w:p>
@@ -824,27 +1039,7 @@
           <w:sz w:val="22"/>
           <w:szCs w:val="22"/>
         </w:rPr>
-        <w:t xml:space="preserve">• </w:t>
-      </w:r>
-      <w:r>
-        <w:rPr>
-          <w:rFonts w:ascii="Calibri" w:cs="Calibri" w:eastAsia="Calibri" w:hAnsi="Calibri"/>
-          <w:b/>
-          <w:bCs/>
-          <w:color w:val="000000"/>
-          <w:sz w:val="22"/>
-          <w:szCs w:val="22"/>
-        </w:rPr>
-        <w:t xml:space="preserve">AWS Certified Solutions Architect – Associate</w:t>
-      </w:r>
-      <w:r>
-        <w:rPr>
-          <w:rFonts w:ascii="Calibri" w:cs="Calibri" w:eastAsia="Calibri" w:hAnsi="Calibri"/>
-          <w:color w:val="000000"/>
-          <w:sz w:val="22"/>
-          <w:szCs w:val="22"/>
-        </w:rPr>
-        <w:t xml:space="preserve"> (February 2025 – February 2028)</w:t>
+        <w:t xml:space="preserve">• AWS Certified Solutions Architect – Associate</w:t>
       </w:r>
     </w:p>
     <w:p>
@@ -858,27 +1053,7 @@
           <w:sz w:val="22"/>
           <w:szCs w:val="22"/>
         </w:rPr>
-        <w:t xml:space="preserve">• </w:t>
-      </w:r>
-      <w:r>
-        <w:rPr>
-          <w:rFonts w:ascii="Calibri" w:cs="Calibri" w:eastAsia="Calibri" w:hAnsi="Calibri"/>
-          <w:b/>
-          <w:bCs/>
-          <w:color w:val="000000"/>
-          <w:sz w:val="22"/>
-          <w:szCs w:val="22"/>
-        </w:rPr>
-        <w:t xml:space="preserve">HashiCorp Terraform Associate</w:t>
-      </w:r>
-      <w:r>
-        <w:rPr>
-          <w:rFonts w:ascii="Calibri" w:cs="Calibri" w:eastAsia="Calibri" w:hAnsi="Calibri"/>
-          <w:color w:val="000000"/>
-          <w:sz w:val="22"/>
-          <w:szCs w:val="22"/>
-        </w:rPr>
-        <w:t xml:space="preserve"> (March 2025 – March 2027)</w:t>
+        <w:t xml:space="preserve">• HashiCorp Terraform Associate</w:t>
       </w:r>
     </w:p>
     <w:p>
@@ -892,27 +1067,7 @@
           <w:sz w:val="22"/>
           <w:szCs w:val="22"/>
         </w:rPr>
-        <w:t xml:space="preserve">• </w:t>
-      </w:r>
-      <w:r>
-        <w:rPr>
-          <w:rFonts w:ascii="Calibri" w:cs="Calibri" w:eastAsia="Calibri" w:hAnsi="Calibri"/>
-          <w:b/>
-          <w:bCs/>
-          <w:color w:val="000000"/>
-          <w:sz w:val="22"/>
-          <w:szCs w:val="22"/>
-        </w:rPr>
-        <w:t xml:space="preserve">Oracle Certified Professional Java SE Developer</w:t>
-      </w:r>
-      <w:r>
-        <w:rPr>
-          <w:rFonts w:ascii="Calibri" w:cs="Calibri" w:eastAsia="Calibri" w:hAnsi="Calibri"/>
-          <w:color w:val="000000"/>
-          <w:sz w:val="22"/>
-          <w:szCs w:val="22"/>
-        </w:rPr>
-        <w:t xml:space="preserve"> (In Progress)</w:t>
+        <w:t xml:space="preserve">• Oracle Certified Professional Java SE Developer (In Progress)</w:t>
       </w:r>
     </w:p>
     <w:p>
